--- a/docx/01-introduccion/boletin-U01-inicial.docx
+++ b/docx/01-introduccion/boletin-U01-inicial.docx
@@ -15,6 +15,9 @@
             <w:pStyle w:val="TOCHeading"/>
           </w:pPr>
           <w:r>
+            <w:rPr>
+              <w:lang w:val="es-ES"/>
+            </w:rPr>
             <w:t xml:space="preserve">Table of Contents</w:t>
           </w:r>
         </w:p>
@@ -34,6 +37,9 @@
         <w:pStyle w:val="Heading1"/>
       </w:pPr>
       <w:r>
+        <w:rPr>
+          <w:lang w:val="es-ES"/>
+        </w:rPr>
         <w:t xml:space="preserve">Boletín UD1 — Inicial</w:t>
       </w:r>
     </w:p>
@@ -44,6 +50,9 @@
         <w:pStyle w:val="Heading1"/>
       </w:pPr>
       <w:r>
+        <w:rPr>
+          <w:lang w:val="es-ES"/>
+        </w:rPr>
         <w:t xml:space="preserve">📝 Boletín UD1 — Inicial</w:t>
       </w:r>
     </w:p>
@@ -52,6 +61,9 @@
         <w:pStyle w:val="BlockText"/>
       </w:pPr>
       <w:r>
+        <w:rPr>
+          <w:lang w:val="es-ES"/>
+        </w:rPr>
         <w:t xml:space="preserve">Ejercicios sencillos para calmar motores. Si respondes esto sin mirar los apuntes, ya tienes la base del curso.</w:t>
       </w:r>
     </w:p>
@@ -68,6 +80,9 @@
         <w:pStyle w:val="Heading2"/>
       </w:pPr>
       <w:r>
+        <w:rPr>
+          <w:lang w:val="es-ES"/>
+        </w:rPr>
         <w:t xml:space="preserve">1. Las 4 piezas del puzzle</w:t>
       </w:r>
     </w:p>
@@ -76,6 +91,9 @@
         <w:pStyle w:val="FirstParagraph"/>
       </w:pPr>
       <w:r>
+        <w:rPr>
+          <w:lang w:val="es-ES"/>
+        </w:rPr>
         <w:t xml:space="preserve">Clasifica los siguientes elementos dentro de una de las 4 piezas fundamentales de toda red (Dispositivo final, Dispositivo de interconexión, Medio de transmisión o Protocolo):</w:t>
       </w:r>
     </w:p>
@@ -88,6 +106,9 @@
         </w:numPr>
       </w:pPr>
       <w:r>
+        <w:rPr>
+          <w:lang w:val="es-ES"/>
+        </w:rPr>
         <w:t xml:space="preserve">Tu teléfono móvil</w:t>
       </w:r>
     </w:p>
@@ -100,6 +121,9 @@
         </w:numPr>
       </w:pPr>
       <w:r>
+        <w:rPr>
+          <w:lang w:val="es-ES"/>
+        </w:rPr>
         <w:t xml:space="preserve">Un cable RJ45</w:t>
       </w:r>
     </w:p>
@@ -112,6 +136,9 @@
         </w:numPr>
       </w:pPr>
       <w:r>
+        <w:rPr>
+          <w:lang w:val="es-ES"/>
+        </w:rPr>
         <w:t xml:space="preserve">HTTP</w:t>
       </w:r>
     </w:p>
@@ -124,6 +151,9 @@
         </w:numPr>
       </w:pPr>
       <w:r>
+        <w:rPr>
+          <w:lang w:val="es-ES"/>
+        </w:rPr>
         <w:t xml:space="preserve">Un Switch</w:t>
       </w:r>
     </w:p>
@@ -136,6 +166,9 @@
         </w:numPr>
       </w:pPr>
       <w:r>
+        <w:rPr>
+          <w:lang w:val="es-ES"/>
+        </w:rPr>
         <w:t xml:space="preserve">Las ondas del Wi-Fi</w:t>
       </w:r>
     </w:p>
@@ -148,6 +181,9 @@
         </w:numPr>
       </w:pPr>
       <w:r>
+        <w:rPr>
+          <w:lang w:val="es-ES"/>
+        </w:rPr>
         <w:t xml:space="preserve">El servidor de Moodle del instituto</w:t>
       </w:r>
     </w:p>
@@ -158,12 +194,21 @@
         <w:pStyle w:val="Heading2"/>
       </w:pPr>
       <w:r>
+        <w:rPr>
+          <w:lang w:val="es-ES"/>
+        </w:rPr>
         <w:t xml:space="preserve">2. El mito de la</w:t>
       </w:r>
       <w:r>
+        <w:rPr>
+          <w:lang w:val="es-ES"/>
+        </w:rPr>
         <w:t xml:space="preserve"> </w:t>
       </w:r>
       <w:r>
+        <w:rPr>
+          <w:lang w:val="es-ES"/>
+        </w:rPr>
         <w:t xml:space="preserve">“Caja Blanca”</w:t>
       </w:r>
     </w:p>
@@ -172,19 +217,29 @@
         <w:pStyle w:val="FirstParagraph"/>
       </w:pPr>
       <w:r>
+        <w:rPr>
+          <w:lang w:val="es-ES"/>
+        </w:rPr>
         <w:t xml:space="preserve">Un amigo te dice:</w:t>
       </w:r>
       <w:r>
+        <w:rPr>
+          <w:lang w:val="es-ES"/>
+        </w:rPr>
         <w:t xml:space="preserve"> </w:t>
       </w:r>
       <w:r>
         <w:rPr>
           <w:i/>
           <w:iCs/>
+          <w:lang w:val="es-ES"/>
         </w:rPr>
         <w:t xml:space="preserve">“He reiniciado el router de mi casa porque no me llegaba bien el Wi-Fi a la habitación”</w:t>
       </w:r>
       <w:r>
+        <w:rPr>
+          <w:lang w:val="es-ES"/>
+        </w:rPr>
         <w:t xml:space="preserve">. Sabiendo lo que hemos estudiado, ¿qué tres aparatos reales tiene dentro esa caja y cuál es el que realmente le estaba fallando a tu amigo?</w:t>
       </w:r>
     </w:p>
@@ -195,6 +250,9 @@
         <w:pStyle w:val="Heading2"/>
       </w:pPr>
       <w:r>
+        <w:rPr>
+          <w:lang w:val="es-ES"/>
+        </w:rPr>
         <w:t xml:space="preserve">3. Verdadero o falso (Edición Conrad)</w:t>
       </w:r>
     </w:p>
@@ -203,6 +261,9 @@
         <w:pStyle w:val="FirstParagraph"/>
       </w:pPr>
       <w:r>
+        <w:rPr>
+          <w:lang w:val="es-ES"/>
+        </w:rPr>
         <w:t xml:space="preserve">Conrad, nuestro switch cascarrabias, ha corregido estas afirmaciones. Justifica las falsas.</w:t>
       </w:r>
     </w:p>
@@ -214,9 +275,15 @@
         </w:numPr>
       </w:pPr>
       <w:r>
+        <w:rPr>
+          <w:lang w:val="es-ES"/>
+        </w:rPr>
         <w:t xml:space="preserve">“Tener Wi-Fi a tope de cobertura significa que tengo Internet”</w:t>
       </w:r>
       <w:r>
+        <w:rPr>
+          <w:lang w:val="es-ES"/>
+        </w:rPr>
         <w:t xml:space="preserve">.</w:t>
       </w:r>
     </w:p>
@@ -228,6 +295,9 @@
         </w:numPr>
       </w:pPr>
       <w:r>
+        <w:rPr>
+          <w:lang w:val="es-ES"/>
+        </w:rPr>
         <w:t xml:space="preserve">La dirección MAC es como la matrícula del coche: viene grabada de fábrica y nunca cambia.</w:t>
       </w:r>
     </w:p>
@@ -239,9 +309,15 @@
         </w:numPr>
       </w:pPr>
       <w:r>
+        <w:rPr>
+          <w:lang w:val="es-ES"/>
+        </w:rPr>
         <w:t xml:space="preserve">“Para montar una red local (LAN) en el aula y pasarnos archivos, necesitamos contratar Internet”</w:t>
       </w:r>
       <w:r>
+        <w:rPr>
+          <w:lang w:val="es-ES"/>
+        </w:rPr>
         <w:t xml:space="preserve">.</w:t>
       </w:r>
     </w:p>
@@ -253,18 +329,33 @@
         </w:numPr>
       </w:pPr>
       <w:r>
+        <w:rPr>
+          <w:lang w:val="es-ES"/>
+        </w:rPr>
         <w:t xml:space="preserve">Un</w:t>
       </w:r>
       <w:r>
+        <w:rPr>
+          <w:lang w:val="es-ES"/>
+        </w:rPr>
         <w:t xml:space="preserve"> </w:t>
       </w:r>
       <w:r>
+        <w:rPr>
+          <w:lang w:val="es-ES"/>
+        </w:rPr>
         <w:t xml:space="preserve">“paquete”</w:t>
       </w:r>
       <w:r>
+        <w:rPr>
+          <w:lang w:val="es-ES"/>
+        </w:rPr>
         <w:t xml:space="preserve"> </w:t>
       </w:r>
       <w:r>
+        <w:rPr>
+          <w:lang w:val="es-ES"/>
+        </w:rPr>
         <w:t xml:space="preserve">es como un sobre virtual que lleva los datos troceados, la IP de origen y la IP de destino.</w:t>
       </w:r>
     </w:p>
@@ -276,9 +367,15 @@
         </w:numPr>
       </w:pPr>
       <w:r>
+        <w:rPr>
+          <w:lang w:val="es-ES"/>
+        </w:rPr>
         <w:t xml:space="preserve">“Ayer abrí el puerto 80 del ordenador con un destornillador”</w:t>
       </w:r>
       <w:r>
+        <w:rPr>
+          <w:lang w:val="es-ES"/>
+        </w:rPr>
         <w:t xml:space="preserve">.</w:t>
       </w:r>
     </w:p>
@@ -289,6 +386,9 @@
         <w:pStyle w:val="Heading2"/>
       </w:pPr>
       <w:r>
+        <w:rPr>
+          <w:lang w:val="es-ES"/>
+        </w:rPr>
         <w:t xml:space="preserve">4. Une con flechas (Las analogías de la red)</w:t>
       </w:r>
     </w:p>
@@ -297,6 +397,9 @@
         <w:pStyle w:val="FirstParagraph"/>
       </w:pPr>
       <w:r>
+        <w:rPr>
+          <w:lang w:val="es-ES"/>
+        </w:rPr>
         <w:t xml:space="preserve">Relaciona cada concepto técnico con su analogía en el mundo real:</w:t>
       </w:r>
     </w:p>
@@ -323,6 +426,9 @@
               <w:pStyle w:val="Compact"/>
             </w:pPr>
             <w:r>
+              <w:rPr>
+                <w:lang w:val="es-ES"/>
+              </w:rPr>
               <w:t xml:space="preserve">Concepto</w:t>
             </w:r>
           </w:p>
@@ -342,6 +448,9 @@
               <w:pStyle w:val="Compact"/>
             </w:pPr>
             <w:r>
+              <w:rPr>
+                <w:lang w:val="es-ES"/>
+              </w:rPr>
               <w:t xml:space="preserve">Analogía</w:t>
             </w:r>
           </w:p>
@@ -355,6 +464,9 @@
               <w:pStyle w:val="Compact"/>
             </w:pPr>
             <w:r>
+              <w:rPr>
+                <w:lang w:val="es-ES"/>
+              </w:rPr>
               <w:t xml:space="preserve">Dirección IP</w:t>
             </w:r>
           </w:p>
@@ -374,6 +486,9 @@
               <w:pStyle w:val="Compact"/>
             </w:pPr>
             <w:r>
+              <w:rPr>
+                <w:lang w:val="es-ES"/>
+              </w:rPr>
               <w:t xml:space="preserve">a) El número de bastidor o matrícula inmutable</w:t>
             </w:r>
           </w:p>
@@ -387,6 +502,9 @@
               <w:pStyle w:val="Compact"/>
             </w:pPr>
             <w:r>
+              <w:rPr>
+                <w:lang w:val="es-ES"/>
+              </w:rPr>
               <w:t xml:space="preserve">Dirección MAC</w:t>
             </w:r>
           </w:p>
@@ -406,6 +524,9 @@
               <w:pStyle w:val="Compact"/>
             </w:pPr>
             <w:r>
+              <w:rPr>
+                <w:lang w:val="es-ES"/>
+              </w:rPr>
               <w:t xml:space="preserve">b) El recepcionista del hotel que te asigna una habitación</w:t>
             </w:r>
           </w:p>
@@ -419,6 +540,9 @@
               <w:pStyle w:val="Compact"/>
             </w:pPr>
             <w:r>
+              <w:rPr>
+                <w:lang w:val="es-ES"/>
+              </w:rPr>
               <w:t xml:space="preserve">Switch</w:t>
             </w:r>
           </w:p>
@@ -438,6 +562,9 @@
               <w:pStyle w:val="Compact"/>
             </w:pPr>
             <w:r>
+              <w:rPr>
+                <w:lang w:val="es-ES"/>
+              </w:rPr>
               <w:t xml:space="preserve">c) La agenda de contactos del móvil</w:t>
             </w:r>
           </w:p>
@@ -451,6 +578,9 @@
               <w:pStyle w:val="Compact"/>
             </w:pPr>
             <w:r>
+              <w:rPr>
+                <w:lang w:val="es-ES"/>
+              </w:rPr>
               <w:t xml:space="preserve">Router</w:t>
             </w:r>
           </w:p>
@@ -470,6 +600,9 @@
               <w:pStyle w:val="Compact"/>
             </w:pPr>
             <w:r>
+              <w:rPr>
+                <w:lang w:val="es-ES"/>
+              </w:rPr>
               <w:t xml:space="preserve">d) La calle y el número de tu casa actual</w:t>
             </w:r>
           </w:p>
@@ -483,6 +616,9 @@
               <w:pStyle w:val="Compact"/>
             </w:pPr>
             <w:r>
+              <w:rPr>
+                <w:lang w:val="es-ES"/>
+              </w:rPr>
               <w:t xml:space="preserve">DNS</w:t>
             </w:r>
           </w:p>
@@ -502,6 +638,9 @@
               <w:pStyle w:val="Compact"/>
             </w:pPr>
             <w:r>
+              <w:rPr>
+                <w:lang w:val="es-ES"/>
+              </w:rPr>
               <w:t xml:space="preserve">e) La centralita que comunica a los vecinos de un mismo edificio</w:t>
             </w:r>
           </w:p>
@@ -515,6 +654,9 @@
               <w:pStyle w:val="Compact"/>
             </w:pPr>
             <w:r>
+              <w:rPr>
+                <w:lang w:val="es-ES"/>
+              </w:rPr>
               <w:t xml:space="preserve">DHCP</w:t>
             </w:r>
           </w:p>
@@ -534,6 +676,9 @@
               <w:pStyle w:val="Compact"/>
             </w:pPr>
             <w:r>
+              <w:rPr>
+                <w:lang w:val="es-ES"/>
+              </w:rPr>
               <w:t xml:space="preserve">f) El control de aduanas que te saca de tu barrio hacia otras redes</w:t>
             </w:r>
           </w:p>
@@ -547,6 +692,9 @@
         <w:pStyle w:val="Heading2"/>
       </w:pPr>
       <w:r>
+        <w:rPr>
+          <w:lang w:val="es-ES"/>
+        </w:rPr>
         <w:t xml:space="preserve">5. ¿Cliente o Servidor?</w:t>
       </w:r>
     </w:p>
@@ -555,6 +703,9 @@
         <w:pStyle w:val="FirstParagraph"/>
       </w:pPr>
       <w:r>
+        <w:rPr>
+          <w:lang w:val="es-ES"/>
+        </w:rPr>
         <w:t xml:space="preserve">Indica qué rol está asumiendo el equipo en las siguientes situaciones:</w:t>
       </w:r>
     </w:p>
@@ -567,14 +718,21 @@
         </w:numPr>
       </w:pPr>
       <w:r>
+        <w:rPr>
+          <w:lang w:val="es-ES"/>
+        </w:rPr>
         <w:t xml:space="preserve">Estás en tu portátil abriendo</w:t>
       </w:r>
       <w:r>
+        <w:rPr>
+          <w:lang w:val="es-ES"/>
+        </w:rPr>
         <w:t xml:space="preserve"> </w:t>
       </w:r>
       <w:r>
         <w:rPr>
           <w:rStyle w:val="VerbatimChar"/>
+          <w:lang w:val="es-ES"/>
         </w:rPr>
         <w:t xml:space="preserve">www.gva.es</w:t>
       </w:r>
@@ -588,6 +746,9 @@
         </w:numPr>
       </w:pPr>
       <w:r>
+        <w:rPr>
+          <w:lang w:val="es-ES"/>
+        </w:rPr>
         <w:t xml:space="preserve">La base de datos central que guarda las notas de todos los alumnos</w:t>
       </w:r>
     </w:p>
@@ -600,6 +761,9 @@
         </w:numPr>
       </w:pPr>
       <w:r>
+        <w:rPr>
+          <w:lang w:val="es-ES"/>
+        </w:rPr>
         <w:t xml:space="preserve">Tu app de WhatsApp comprobando si hay mensajes nuevos</w:t>
       </w:r>
     </w:p>
@@ -612,6 +776,9 @@
         </w:numPr>
       </w:pPr>
       <w:r>
+        <w:rPr>
+          <w:lang w:val="es-ES"/>
+        </w:rPr>
         <w:t xml:space="preserve">Tu PC cuando le instalas un programa para alojar una página web y que tus compañeros entren</w:t>
       </w:r>
     </w:p>
@@ -622,6 +789,9 @@
         <w:pStyle w:val="Heading2"/>
       </w:pPr>
       <w:r>
+        <w:rPr>
+          <w:lang w:val="es-ES"/>
+        </w:rPr>
         <w:t xml:space="preserve">6. Ordena los pasos: La Mente del Administrador</w:t>
       </w:r>
     </w:p>
@@ -630,19 +800,29 @@
         <w:pStyle w:val="FirstParagraph"/>
       </w:pPr>
       <w:r>
+        <w:rPr>
+          <w:lang w:val="es-ES"/>
+        </w:rPr>
         <w:t xml:space="preserve">Un compañero te grita desde la otra punta del aula:</w:t>
       </w:r>
       <w:r>
+        <w:rPr>
+          <w:lang w:val="es-ES"/>
+        </w:rPr>
         <w:t xml:space="preserve"> </w:t>
       </w:r>
       <w:r>
         <w:rPr>
           <w:i/>
           <w:iCs/>
+          <w:lang w:val="es-ES"/>
         </w:rPr>
         <w:t xml:space="preserve">“¡Profe, no tengo Internet, voy a reiniciar todo y cambiar los cables!”</w:t>
       </w:r>
       <w:r>
+        <w:rPr>
+          <w:lang w:val="es-ES"/>
+        </w:rPr>
         <w:t xml:space="preserve">. Ordena del 1 al 5 los pasos que debes obligarle a dar aplicando la Escalera del Ping y la regla de la lucecita:</w:t>
       </w:r>
     </w:p>
@@ -655,14 +835,21 @@
         </w:numPr>
       </w:pPr>
       <w:r>
+        <w:rPr>
+          <w:lang w:val="es-ES"/>
+        </w:rPr>
         <w:t xml:space="preserve">ping</w:t>
       </w:r>
       <w:r>
+        <w:rPr>
+          <w:lang w:val="es-ES"/>
+        </w:rPr>
         <w:t xml:space="preserve"> </w:t>
       </w:r>
       <w:r>
         <w:rPr>
           <w:rStyle w:val="VerbatimChar"/>
+          <w:lang w:val="es-ES"/>
         </w:rPr>
         <w:t xml:space="preserve">www.google.com</w:t>
       </w:r>
@@ -676,14 +863,21 @@
         </w:numPr>
       </w:pPr>
       <w:r>
+        <w:rPr>
+          <w:lang w:val="es-ES"/>
+        </w:rPr>
         <w:t xml:space="preserve">ping</w:t>
       </w:r>
       <w:r>
+        <w:rPr>
+          <w:lang w:val="es-ES"/>
+        </w:rPr>
         <w:t xml:space="preserve"> </w:t>
       </w:r>
       <w:r>
         <w:rPr>
           <w:rStyle w:val="VerbatimChar"/>
+          <w:lang w:val="es-ES"/>
         </w:rPr>
         <w:t xml:space="preserve">&lt;IP del router&gt;</w:t>
       </w:r>
@@ -697,6 +891,9 @@
         </w:numPr>
       </w:pPr>
       <w:r>
+        <w:rPr>
+          <w:lang w:val="es-ES"/>
+        </w:rPr>
         <w:t xml:space="preserve">Mirar si la lucecita de la tarjeta de red y el switch están encendidas</w:t>
       </w:r>
     </w:p>
@@ -709,14 +906,21 @@
         </w:numPr>
       </w:pPr>
       <w:r>
+        <w:rPr>
+          <w:lang w:val="es-ES"/>
+        </w:rPr>
         <w:t xml:space="preserve">ping</w:t>
       </w:r>
       <w:r>
+        <w:rPr>
+          <w:lang w:val="es-ES"/>
+        </w:rPr>
         <w:t xml:space="preserve"> </w:t>
       </w:r>
       <w:r>
         <w:rPr>
           <w:rStyle w:val="VerbatimChar"/>
+          <w:lang w:val="es-ES"/>
         </w:rPr>
         <w:t xml:space="preserve">127.0.0.1</w:t>
       </w:r>
@@ -730,14 +934,21 @@
         </w:numPr>
       </w:pPr>
       <w:r>
+        <w:rPr>
+          <w:lang w:val="es-ES"/>
+        </w:rPr>
         <w:t xml:space="preserve">ping</w:t>
       </w:r>
       <w:r>
+        <w:rPr>
+          <w:lang w:val="es-ES"/>
+        </w:rPr>
         <w:t xml:space="preserve"> </w:t>
       </w:r>
       <w:r>
         <w:rPr>
           <w:rStyle w:val="VerbatimChar"/>
+          <w:lang w:val="es-ES"/>
         </w:rPr>
         <w:t xml:space="preserve">8.8.8.8</w:t>
       </w:r>
@@ -749,12 +960,21 @@
         <w:pStyle w:val="Heading2"/>
       </w:pPr>
       <w:r>
+        <w:rPr>
+          <w:lang w:val="es-ES"/>
+        </w:rPr>
         <w:t xml:space="preserve">7. Resolviendo averías con el</w:t>
       </w:r>
       <w:r>
+        <w:rPr>
+          <w:lang w:val="es-ES"/>
+        </w:rPr>
         <w:t xml:space="preserve"> </w:t>
       </w:r>
       <w:r>
+        <w:rPr>
+          <w:lang w:val="es-ES"/>
+        </w:rPr>
         <w:t xml:space="preserve">“Sonar”</w:t>
       </w:r>
     </w:p>
@@ -763,6 +983,9 @@
         <w:pStyle w:val="FirstParagraph"/>
       </w:pPr>
       <w:r>
+        <w:rPr>
+          <w:lang w:val="es-ES"/>
+        </w:rPr>
         <w:t xml:space="preserve">Aplicas la escalera del ejercicio anterior y ocurre lo siguiente:</w:t>
       </w:r>
     </w:p>
@@ -775,21 +998,34 @@
         </w:numPr>
       </w:pPr>
       <w:r>
+        <w:rPr>
+          <w:lang w:val="es-ES"/>
+        </w:rPr>
         <w:t xml:space="preserve">El ping</w:t>
       </w:r>
       <w:r>
+        <w:rPr>
+          <w:lang w:val="es-ES"/>
+        </w:rPr>
         <w:t xml:space="preserve"> </w:t>
       </w:r>
       <w:r>
         <w:rPr>
           <w:rStyle w:val="VerbatimChar"/>
+          <w:lang w:val="es-ES"/>
         </w:rPr>
         <w:t xml:space="preserve">127.0.0.1</w:t>
       </w:r>
       <w:r>
+        <w:rPr>
+          <w:lang w:val="es-ES"/>
+        </w:rPr>
         <w:t xml:space="preserve"> </w:t>
       </w:r>
       <w:r>
+        <w:rPr>
+          <w:lang w:val="es-ES"/>
+        </w:rPr>
         <w:t xml:space="preserve">responde bien.</w:t>
       </w:r>
     </w:p>
@@ -802,6 +1038,9 @@
         </w:numPr>
       </w:pPr>
       <w:r>
+        <w:rPr>
+          <w:lang w:val="es-ES"/>
+        </w:rPr>
         <w:t xml:space="preserve">El ping al router responde bien.</w:t>
       </w:r>
     </w:p>
@@ -814,21 +1053,34 @@
         </w:numPr>
       </w:pPr>
       <w:r>
+        <w:rPr>
+          <w:lang w:val="es-ES"/>
+        </w:rPr>
         <w:t xml:space="preserve">El ping</w:t>
       </w:r>
       <w:r>
+        <w:rPr>
+          <w:lang w:val="es-ES"/>
+        </w:rPr>
         <w:t xml:space="preserve"> </w:t>
       </w:r>
       <w:r>
         <w:rPr>
           <w:rStyle w:val="VerbatimChar"/>
+          <w:lang w:val="es-ES"/>
         </w:rPr>
         <w:t xml:space="preserve">8.8.8.8</w:t>
       </w:r>
       <w:r>
+        <w:rPr>
+          <w:lang w:val="es-ES"/>
+        </w:rPr>
         <w:t xml:space="preserve"> </w:t>
       </w:r>
       <w:r>
+        <w:rPr>
+          <w:lang w:val="es-ES"/>
+        </w:rPr>
         <w:t xml:space="preserve">responde bien.</w:t>
       </w:r>
     </w:p>
@@ -841,18 +1093,28 @@
         </w:numPr>
       </w:pPr>
       <w:r>
+        <w:rPr>
+          <w:lang w:val="es-ES"/>
+        </w:rPr>
         <w:t xml:space="preserve">Pero cuando haces ping</w:t>
       </w:r>
       <w:r>
+        <w:rPr>
+          <w:lang w:val="es-ES"/>
+        </w:rPr>
         <w:t xml:space="preserve"> </w:t>
       </w:r>
       <w:r>
         <w:rPr>
           <w:rStyle w:val="VerbatimChar"/>
+          <w:lang w:val="es-ES"/>
         </w:rPr>
         <w:t xml:space="preserve">www.google.com</w:t>
       </w:r>
       <w:r>
+        <w:rPr>
+          <w:lang w:val="es-ES"/>
+        </w:rPr>
         <w:t xml:space="preserve">, te da error.</w:t>
       </w:r>
     </w:p>
@@ -861,6 +1123,9 @@
         <w:pStyle w:val="FirstParagraph"/>
       </w:pPr>
       <w:r>
+        <w:rPr>
+          <w:lang w:val="es-ES"/>
+        </w:rPr>
         <w:t xml:space="preserve">¿Qué servicio invisible está fallando y por qué?</w:t>
       </w:r>
     </w:p>

--- a/docx/01-introduccion/boletin-U01-inicial.docx
+++ b/docx/01-introduccion/boletin-U01-inicial.docx
@@ -15,9 +15,6 @@
             <w:pStyle w:val="TOCHeading"/>
           </w:pPr>
           <w:r>
-            <w:rPr>
-              <w:lang w:val="es-ES"/>
-            </w:rPr>
             <w:t xml:space="preserve">Table of Contents</w:t>
           </w:r>
         </w:p>
@@ -37,9 +34,6 @@
         <w:pStyle w:val="Heading1"/>
       </w:pPr>
       <w:r>
-        <w:rPr>
-          <w:lang w:val="es-ES"/>
-        </w:rPr>
         <w:t xml:space="preserve">Boletín UD1 — Inicial</w:t>
       </w:r>
     </w:p>
@@ -50,9 +44,6 @@
         <w:pStyle w:val="Heading1"/>
       </w:pPr>
       <w:r>
-        <w:rPr>
-          <w:lang w:val="es-ES"/>
-        </w:rPr>
         <w:t xml:space="preserve">📝 Boletín UD1 — Inicial</w:t>
       </w:r>
     </w:p>
@@ -61,9 +52,6 @@
         <w:pStyle w:val="BlockText"/>
       </w:pPr>
       <w:r>
-        <w:rPr>
-          <w:lang w:val="es-ES"/>
-        </w:rPr>
         <w:t xml:space="preserve">Ejercicios sencillos para calmar motores. Si respondes esto sin mirar los apuntes, ya tienes la base del curso.</w:t>
       </w:r>
     </w:p>
@@ -80,9 +68,6 @@
         <w:pStyle w:val="Heading2"/>
       </w:pPr>
       <w:r>
-        <w:rPr>
-          <w:lang w:val="es-ES"/>
-        </w:rPr>
         <w:t xml:space="preserve">1. Las 4 piezas del puzzle</w:t>
       </w:r>
     </w:p>
@@ -91,9 +76,6 @@
         <w:pStyle w:val="FirstParagraph"/>
       </w:pPr>
       <w:r>
-        <w:rPr>
-          <w:lang w:val="es-ES"/>
-        </w:rPr>
         <w:t xml:space="preserve">Clasifica los siguientes elementos dentro de una de las 4 piezas fundamentales de toda red (Dispositivo final, Dispositivo de interconexión, Medio de transmisión o Protocolo):</w:t>
       </w:r>
     </w:p>
@@ -106,9 +88,6 @@
         </w:numPr>
       </w:pPr>
       <w:r>
-        <w:rPr>
-          <w:lang w:val="es-ES"/>
-        </w:rPr>
         <w:t xml:space="preserve">Tu teléfono móvil</w:t>
       </w:r>
     </w:p>
@@ -121,9 +100,6 @@
         </w:numPr>
       </w:pPr>
       <w:r>
-        <w:rPr>
-          <w:lang w:val="es-ES"/>
-        </w:rPr>
         <w:t xml:space="preserve">Un cable RJ45</w:t>
       </w:r>
     </w:p>
@@ -136,9 +112,6 @@
         </w:numPr>
       </w:pPr>
       <w:r>
-        <w:rPr>
-          <w:lang w:val="es-ES"/>
-        </w:rPr>
         <w:t xml:space="preserve">HTTP</w:t>
       </w:r>
     </w:p>
@@ -151,9 +124,6 @@
         </w:numPr>
       </w:pPr>
       <w:r>
-        <w:rPr>
-          <w:lang w:val="es-ES"/>
-        </w:rPr>
         <w:t xml:space="preserve">Un Switch</w:t>
       </w:r>
     </w:p>
@@ -166,9 +136,6 @@
         </w:numPr>
       </w:pPr>
       <w:r>
-        <w:rPr>
-          <w:lang w:val="es-ES"/>
-        </w:rPr>
         <w:t xml:space="preserve">Las ondas del Wi-Fi</w:t>
       </w:r>
     </w:p>
@@ -181,9 +148,6 @@
         </w:numPr>
       </w:pPr>
       <w:r>
-        <w:rPr>
-          <w:lang w:val="es-ES"/>
-        </w:rPr>
         <w:t xml:space="preserve">El servidor de Moodle del instituto</w:t>
       </w:r>
     </w:p>
@@ -194,21 +158,12 @@
         <w:pStyle w:val="Heading2"/>
       </w:pPr>
       <w:r>
-        <w:rPr>
-          <w:lang w:val="es-ES"/>
-        </w:rPr>
         <w:t xml:space="preserve">2. El mito de la</w:t>
       </w:r>
       <w:r>
-        <w:rPr>
-          <w:lang w:val="es-ES"/>
-        </w:rPr>
         <w:t xml:space="preserve"> </w:t>
       </w:r>
       <w:r>
-        <w:rPr>
-          <w:lang w:val="es-ES"/>
-        </w:rPr>
         <w:t xml:space="preserve">“Caja Blanca”</w:t>
       </w:r>
     </w:p>
@@ -217,29 +172,19 @@
         <w:pStyle w:val="FirstParagraph"/>
       </w:pPr>
       <w:r>
-        <w:rPr>
-          <w:lang w:val="es-ES"/>
-        </w:rPr>
         <w:t xml:space="preserve">Un amigo te dice:</w:t>
       </w:r>
       <w:r>
-        <w:rPr>
-          <w:lang w:val="es-ES"/>
-        </w:rPr>
         <w:t xml:space="preserve"> </w:t>
       </w:r>
       <w:r>
         <w:rPr>
           <w:i/>
           <w:iCs/>
-          <w:lang w:val="es-ES"/>
         </w:rPr>
         <w:t xml:space="preserve">“He reiniciado el router de mi casa porque no me llegaba bien el Wi-Fi a la habitación”</w:t>
       </w:r>
       <w:r>
-        <w:rPr>
-          <w:lang w:val="es-ES"/>
-        </w:rPr>
         <w:t xml:space="preserve">. Sabiendo lo que hemos estudiado, ¿qué tres aparatos reales tiene dentro esa caja y cuál es el que realmente le estaba fallando a tu amigo?</w:t>
       </w:r>
     </w:p>
@@ -250,9 +195,6 @@
         <w:pStyle w:val="Heading2"/>
       </w:pPr>
       <w:r>
-        <w:rPr>
-          <w:lang w:val="es-ES"/>
-        </w:rPr>
         <w:t xml:space="preserve">3. Verdadero o falso (Edición Conrad)</w:t>
       </w:r>
     </w:p>
@@ -261,9 +203,6 @@
         <w:pStyle w:val="FirstParagraph"/>
       </w:pPr>
       <w:r>
-        <w:rPr>
-          <w:lang w:val="es-ES"/>
-        </w:rPr>
         <w:t xml:space="preserve">Conrad, nuestro switch cascarrabias, ha corregido estas afirmaciones. Justifica las falsas.</w:t>
       </w:r>
     </w:p>
@@ -275,15 +214,9 @@
         </w:numPr>
       </w:pPr>
       <w:r>
-        <w:rPr>
-          <w:lang w:val="es-ES"/>
-        </w:rPr>
         <w:t xml:space="preserve">“Tener Wi-Fi a tope de cobertura significa que tengo Internet”</w:t>
       </w:r>
       <w:r>
-        <w:rPr>
-          <w:lang w:val="es-ES"/>
-        </w:rPr>
         <w:t xml:space="preserve">.</w:t>
       </w:r>
     </w:p>
@@ -295,9 +228,6 @@
         </w:numPr>
       </w:pPr>
       <w:r>
-        <w:rPr>
-          <w:lang w:val="es-ES"/>
-        </w:rPr>
         <w:t xml:space="preserve">La dirección MAC es como la matrícula del coche: viene grabada de fábrica y nunca cambia.</w:t>
       </w:r>
     </w:p>
@@ -309,15 +239,9 @@
         </w:numPr>
       </w:pPr>
       <w:r>
-        <w:rPr>
-          <w:lang w:val="es-ES"/>
-        </w:rPr>
         <w:t xml:space="preserve">“Para montar una red local (LAN) en el aula y pasarnos archivos, necesitamos contratar Internet”</w:t>
       </w:r>
       <w:r>
-        <w:rPr>
-          <w:lang w:val="es-ES"/>
-        </w:rPr>
         <w:t xml:space="preserve">.</w:t>
       </w:r>
     </w:p>
@@ -329,33 +253,18 @@
         </w:numPr>
       </w:pPr>
       <w:r>
-        <w:rPr>
-          <w:lang w:val="es-ES"/>
-        </w:rPr>
         <w:t xml:space="preserve">Un</w:t>
       </w:r>
       <w:r>
-        <w:rPr>
-          <w:lang w:val="es-ES"/>
-        </w:rPr>
         <w:t xml:space="preserve"> </w:t>
       </w:r>
       <w:r>
-        <w:rPr>
-          <w:lang w:val="es-ES"/>
-        </w:rPr>
         <w:t xml:space="preserve">“paquete”</w:t>
       </w:r>
       <w:r>
-        <w:rPr>
-          <w:lang w:val="es-ES"/>
-        </w:rPr>
         <w:t xml:space="preserve"> </w:t>
       </w:r>
       <w:r>
-        <w:rPr>
-          <w:lang w:val="es-ES"/>
-        </w:rPr>
         <w:t xml:space="preserve">es como un sobre virtual que lleva los datos troceados, la IP de origen y la IP de destino.</w:t>
       </w:r>
     </w:p>
@@ -367,15 +276,9 @@
         </w:numPr>
       </w:pPr>
       <w:r>
-        <w:rPr>
-          <w:lang w:val="es-ES"/>
-        </w:rPr>
         <w:t xml:space="preserve">“Ayer abrí el puerto 80 del ordenador con un destornillador”</w:t>
       </w:r>
       <w:r>
-        <w:rPr>
-          <w:lang w:val="es-ES"/>
-        </w:rPr>
         <w:t xml:space="preserve">.</w:t>
       </w:r>
     </w:p>
@@ -386,9 +289,6 @@
         <w:pStyle w:val="Heading2"/>
       </w:pPr>
       <w:r>
-        <w:rPr>
-          <w:lang w:val="es-ES"/>
-        </w:rPr>
         <w:t xml:space="preserve">4. Une con flechas (Las analogías de la red)</w:t>
       </w:r>
     </w:p>
@@ -397,9 +297,6 @@
         <w:pStyle w:val="FirstParagraph"/>
       </w:pPr>
       <w:r>
-        <w:rPr>
-          <w:lang w:val="es-ES"/>
-        </w:rPr>
         <w:t xml:space="preserve">Relaciona cada concepto técnico con su analogía en el mundo real:</w:t>
       </w:r>
     </w:p>
@@ -426,9 +323,6 @@
               <w:pStyle w:val="Compact"/>
             </w:pPr>
             <w:r>
-              <w:rPr>
-                <w:lang w:val="es-ES"/>
-              </w:rPr>
               <w:t xml:space="preserve">Concepto</w:t>
             </w:r>
           </w:p>
@@ -448,9 +342,6 @@
               <w:pStyle w:val="Compact"/>
             </w:pPr>
             <w:r>
-              <w:rPr>
-                <w:lang w:val="es-ES"/>
-              </w:rPr>
               <w:t xml:space="preserve">Analogía</w:t>
             </w:r>
           </w:p>
@@ -464,9 +355,6 @@
               <w:pStyle w:val="Compact"/>
             </w:pPr>
             <w:r>
-              <w:rPr>
-                <w:lang w:val="es-ES"/>
-              </w:rPr>
               <w:t xml:space="preserve">Dirección IP</w:t>
             </w:r>
           </w:p>
@@ -486,9 +374,6 @@
               <w:pStyle w:val="Compact"/>
             </w:pPr>
             <w:r>
-              <w:rPr>
-                <w:lang w:val="es-ES"/>
-              </w:rPr>
               <w:t xml:space="preserve">a) El número de bastidor o matrícula inmutable</w:t>
             </w:r>
           </w:p>
@@ -502,9 +387,6 @@
               <w:pStyle w:val="Compact"/>
             </w:pPr>
             <w:r>
-              <w:rPr>
-                <w:lang w:val="es-ES"/>
-              </w:rPr>
               <w:t xml:space="preserve">Dirección MAC</w:t>
             </w:r>
           </w:p>
@@ -524,9 +406,6 @@
               <w:pStyle w:val="Compact"/>
             </w:pPr>
             <w:r>
-              <w:rPr>
-                <w:lang w:val="es-ES"/>
-              </w:rPr>
               <w:t xml:space="preserve">b) El recepcionista del hotel que te asigna una habitación</w:t>
             </w:r>
           </w:p>
@@ -540,9 +419,6 @@
               <w:pStyle w:val="Compact"/>
             </w:pPr>
             <w:r>
-              <w:rPr>
-                <w:lang w:val="es-ES"/>
-              </w:rPr>
               <w:t xml:space="preserve">Switch</w:t>
             </w:r>
           </w:p>
@@ -562,9 +438,6 @@
               <w:pStyle w:val="Compact"/>
             </w:pPr>
             <w:r>
-              <w:rPr>
-                <w:lang w:val="es-ES"/>
-              </w:rPr>
               <w:t xml:space="preserve">c) La agenda de contactos del móvil</w:t>
             </w:r>
           </w:p>
@@ -578,9 +451,6 @@
               <w:pStyle w:val="Compact"/>
             </w:pPr>
             <w:r>
-              <w:rPr>
-                <w:lang w:val="es-ES"/>
-              </w:rPr>
               <w:t xml:space="preserve">Router</w:t>
             </w:r>
           </w:p>
@@ -600,9 +470,6 @@
               <w:pStyle w:val="Compact"/>
             </w:pPr>
             <w:r>
-              <w:rPr>
-                <w:lang w:val="es-ES"/>
-              </w:rPr>
               <w:t xml:space="preserve">d) La calle y el número de tu casa actual</w:t>
             </w:r>
           </w:p>
@@ -616,9 +483,6 @@
               <w:pStyle w:val="Compact"/>
             </w:pPr>
             <w:r>
-              <w:rPr>
-                <w:lang w:val="es-ES"/>
-              </w:rPr>
               <w:t xml:space="preserve">DNS</w:t>
             </w:r>
           </w:p>
@@ -638,9 +502,6 @@
               <w:pStyle w:val="Compact"/>
             </w:pPr>
             <w:r>
-              <w:rPr>
-                <w:lang w:val="es-ES"/>
-              </w:rPr>
               <w:t xml:space="preserve">e) La centralita que comunica a los vecinos de un mismo edificio</w:t>
             </w:r>
           </w:p>
@@ -654,9 +515,6 @@
               <w:pStyle w:val="Compact"/>
             </w:pPr>
             <w:r>
-              <w:rPr>
-                <w:lang w:val="es-ES"/>
-              </w:rPr>
               <w:t xml:space="preserve">DHCP</w:t>
             </w:r>
           </w:p>
@@ -676,9 +534,6 @@
               <w:pStyle w:val="Compact"/>
             </w:pPr>
             <w:r>
-              <w:rPr>
-                <w:lang w:val="es-ES"/>
-              </w:rPr>
               <w:t xml:space="preserve">f) El control de aduanas que te saca de tu barrio hacia otras redes</w:t>
             </w:r>
           </w:p>
@@ -692,9 +547,6 @@
         <w:pStyle w:val="Heading2"/>
       </w:pPr>
       <w:r>
-        <w:rPr>
-          <w:lang w:val="es-ES"/>
-        </w:rPr>
         <w:t xml:space="preserve">5. ¿Cliente o Servidor?</w:t>
       </w:r>
     </w:p>
@@ -703,9 +555,6 @@
         <w:pStyle w:val="FirstParagraph"/>
       </w:pPr>
       <w:r>
-        <w:rPr>
-          <w:lang w:val="es-ES"/>
-        </w:rPr>
         <w:t xml:space="preserve">Indica qué rol está asumiendo el equipo en las siguientes situaciones:</w:t>
       </w:r>
     </w:p>
@@ -718,21 +567,14 @@
         </w:numPr>
       </w:pPr>
       <w:r>
-        <w:rPr>
-          <w:lang w:val="es-ES"/>
-        </w:rPr>
         <w:t xml:space="preserve">Estás en tu portátil abriendo</w:t>
       </w:r>
       <w:r>
-        <w:rPr>
-          <w:lang w:val="es-ES"/>
-        </w:rPr>
         <w:t xml:space="preserve"> </w:t>
       </w:r>
       <w:r>
         <w:rPr>
           <w:rStyle w:val="VerbatimChar"/>
-          <w:lang w:val="es-ES"/>
         </w:rPr>
         <w:t xml:space="preserve">www.gva.es</w:t>
       </w:r>
@@ -746,9 +588,6 @@
         </w:numPr>
       </w:pPr>
       <w:r>
-        <w:rPr>
-          <w:lang w:val="es-ES"/>
-        </w:rPr>
         <w:t xml:space="preserve">La base de datos central que guarda las notas de todos los alumnos</w:t>
       </w:r>
     </w:p>
@@ -761,9 +600,6 @@
         </w:numPr>
       </w:pPr>
       <w:r>
-        <w:rPr>
-          <w:lang w:val="es-ES"/>
-        </w:rPr>
         <w:t xml:space="preserve">Tu app de WhatsApp comprobando si hay mensajes nuevos</w:t>
       </w:r>
     </w:p>
@@ -776,9 +612,6 @@
         </w:numPr>
       </w:pPr>
       <w:r>
-        <w:rPr>
-          <w:lang w:val="es-ES"/>
-        </w:rPr>
         <w:t xml:space="preserve">Tu PC cuando le instalas un programa para alojar una página web y que tus compañeros entren</w:t>
       </w:r>
     </w:p>
@@ -789,9 +622,6 @@
         <w:pStyle w:val="Heading2"/>
       </w:pPr>
       <w:r>
-        <w:rPr>
-          <w:lang w:val="es-ES"/>
-        </w:rPr>
         <w:t xml:space="preserve">6. Ordena los pasos: La Mente del Administrador</w:t>
       </w:r>
     </w:p>
@@ -800,29 +630,19 @@
         <w:pStyle w:val="FirstParagraph"/>
       </w:pPr>
       <w:r>
-        <w:rPr>
-          <w:lang w:val="es-ES"/>
-        </w:rPr>
         <w:t xml:space="preserve">Un compañero te grita desde la otra punta del aula:</w:t>
       </w:r>
       <w:r>
-        <w:rPr>
-          <w:lang w:val="es-ES"/>
-        </w:rPr>
         <w:t xml:space="preserve"> </w:t>
       </w:r>
       <w:r>
         <w:rPr>
           <w:i/>
           <w:iCs/>
-          <w:lang w:val="es-ES"/>
         </w:rPr>
         <w:t xml:space="preserve">“¡Profe, no tengo Internet, voy a reiniciar todo y cambiar los cables!”</w:t>
       </w:r>
       <w:r>
-        <w:rPr>
-          <w:lang w:val="es-ES"/>
-        </w:rPr>
         <w:t xml:space="preserve">. Ordena del 1 al 5 los pasos que debes obligarle a dar aplicando la Escalera del Ping y la regla de la lucecita:</w:t>
       </w:r>
     </w:p>
@@ -835,21 +655,14 @@
         </w:numPr>
       </w:pPr>
       <w:r>
-        <w:rPr>
-          <w:lang w:val="es-ES"/>
-        </w:rPr>
         <w:t xml:space="preserve">ping</w:t>
       </w:r>
       <w:r>
-        <w:rPr>
-          <w:lang w:val="es-ES"/>
-        </w:rPr>
         <w:t xml:space="preserve"> </w:t>
       </w:r>
       <w:r>
         <w:rPr>
           <w:rStyle w:val="VerbatimChar"/>
-          <w:lang w:val="es-ES"/>
         </w:rPr>
         <w:t xml:space="preserve">www.google.com</w:t>
       </w:r>
@@ -863,21 +676,14 @@
         </w:numPr>
       </w:pPr>
       <w:r>
-        <w:rPr>
-          <w:lang w:val="es-ES"/>
-        </w:rPr>
         <w:t xml:space="preserve">ping</w:t>
       </w:r>
       <w:r>
-        <w:rPr>
-          <w:lang w:val="es-ES"/>
-        </w:rPr>
         <w:t xml:space="preserve"> </w:t>
       </w:r>
       <w:r>
         <w:rPr>
           <w:rStyle w:val="VerbatimChar"/>
-          <w:lang w:val="es-ES"/>
         </w:rPr>
         <w:t xml:space="preserve">&lt;IP del router&gt;</w:t>
       </w:r>
@@ -891,9 +697,6 @@
         </w:numPr>
       </w:pPr>
       <w:r>
-        <w:rPr>
-          <w:lang w:val="es-ES"/>
-        </w:rPr>
         <w:t xml:space="preserve">Mirar si la lucecita de la tarjeta de red y el switch están encendidas</w:t>
       </w:r>
     </w:p>
@@ -906,21 +709,14 @@
         </w:numPr>
       </w:pPr>
       <w:r>
-        <w:rPr>
-          <w:lang w:val="es-ES"/>
-        </w:rPr>
         <w:t xml:space="preserve">ping</w:t>
       </w:r>
       <w:r>
-        <w:rPr>
-          <w:lang w:val="es-ES"/>
-        </w:rPr>
         <w:t xml:space="preserve"> </w:t>
       </w:r>
       <w:r>
         <w:rPr>
           <w:rStyle w:val="VerbatimChar"/>
-          <w:lang w:val="es-ES"/>
         </w:rPr>
         <w:t xml:space="preserve">127.0.0.1</w:t>
       </w:r>
@@ -934,21 +730,14 @@
         </w:numPr>
       </w:pPr>
       <w:r>
-        <w:rPr>
-          <w:lang w:val="es-ES"/>
-        </w:rPr>
         <w:t xml:space="preserve">ping</w:t>
       </w:r>
       <w:r>
-        <w:rPr>
-          <w:lang w:val="es-ES"/>
-        </w:rPr>
         <w:t xml:space="preserve"> </w:t>
       </w:r>
       <w:r>
         <w:rPr>
           <w:rStyle w:val="VerbatimChar"/>
-          <w:lang w:val="es-ES"/>
         </w:rPr>
         <w:t xml:space="preserve">8.8.8.8</w:t>
       </w:r>
@@ -960,21 +749,12 @@
         <w:pStyle w:val="Heading2"/>
       </w:pPr>
       <w:r>
-        <w:rPr>
-          <w:lang w:val="es-ES"/>
-        </w:rPr>
         <w:t xml:space="preserve">7. Resolviendo averías con el</w:t>
       </w:r>
       <w:r>
-        <w:rPr>
-          <w:lang w:val="es-ES"/>
-        </w:rPr>
         <w:t xml:space="preserve"> </w:t>
       </w:r>
       <w:r>
-        <w:rPr>
-          <w:lang w:val="es-ES"/>
-        </w:rPr>
         <w:t xml:space="preserve">“Sonar”</w:t>
       </w:r>
     </w:p>
@@ -983,9 +763,6 @@
         <w:pStyle w:val="FirstParagraph"/>
       </w:pPr>
       <w:r>
-        <w:rPr>
-          <w:lang w:val="es-ES"/>
-        </w:rPr>
         <w:t xml:space="preserve">Aplicas la escalera del ejercicio anterior y ocurre lo siguiente:</w:t>
       </w:r>
     </w:p>
@@ -998,34 +775,21 @@
         </w:numPr>
       </w:pPr>
       <w:r>
-        <w:rPr>
-          <w:lang w:val="es-ES"/>
-        </w:rPr>
         <w:t xml:space="preserve">El ping</w:t>
       </w:r>
       <w:r>
-        <w:rPr>
-          <w:lang w:val="es-ES"/>
-        </w:rPr>
         <w:t xml:space="preserve"> </w:t>
       </w:r>
       <w:r>
         <w:rPr>
           <w:rStyle w:val="VerbatimChar"/>
-          <w:lang w:val="es-ES"/>
         </w:rPr>
         <w:t xml:space="preserve">127.0.0.1</w:t>
       </w:r>
       <w:r>
-        <w:rPr>
-          <w:lang w:val="es-ES"/>
-        </w:rPr>
         <w:t xml:space="preserve"> </w:t>
       </w:r>
       <w:r>
-        <w:rPr>
-          <w:lang w:val="es-ES"/>
-        </w:rPr>
         <w:t xml:space="preserve">responde bien.</w:t>
       </w:r>
     </w:p>
@@ -1038,9 +802,6 @@
         </w:numPr>
       </w:pPr>
       <w:r>
-        <w:rPr>
-          <w:lang w:val="es-ES"/>
-        </w:rPr>
         <w:t xml:space="preserve">El ping al router responde bien.</w:t>
       </w:r>
     </w:p>
@@ -1053,34 +814,21 @@
         </w:numPr>
       </w:pPr>
       <w:r>
-        <w:rPr>
-          <w:lang w:val="es-ES"/>
-        </w:rPr>
         <w:t xml:space="preserve">El ping</w:t>
       </w:r>
       <w:r>
-        <w:rPr>
-          <w:lang w:val="es-ES"/>
-        </w:rPr>
         <w:t xml:space="preserve"> </w:t>
       </w:r>
       <w:r>
         <w:rPr>
           <w:rStyle w:val="VerbatimChar"/>
-          <w:lang w:val="es-ES"/>
         </w:rPr>
         <w:t xml:space="preserve">8.8.8.8</w:t>
       </w:r>
       <w:r>
-        <w:rPr>
-          <w:lang w:val="es-ES"/>
-        </w:rPr>
         <w:t xml:space="preserve"> </w:t>
       </w:r>
       <w:r>
-        <w:rPr>
-          <w:lang w:val="es-ES"/>
-        </w:rPr>
         <w:t xml:space="preserve">responde bien.</w:t>
       </w:r>
     </w:p>
@@ -1093,28 +841,18 @@
         </w:numPr>
       </w:pPr>
       <w:r>
-        <w:rPr>
-          <w:lang w:val="es-ES"/>
-        </w:rPr>
         <w:t xml:space="preserve">Pero cuando haces ping</w:t>
       </w:r>
       <w:r>
-        <w:rPr>
-          <w:lang w:val="es-ES"/>
-        </w:rPr>
         <w:t xml:space="preserve"> </w:t>
       </w:r>
       <w:r>
         <w:rPr>
           <w:rStyle w:val="VerbatimChar"/>
-          <w:lang w:val="es-ES"/>
         </w:rPr>
         <w:t xml:space="preserve">www.google.com</w:t>
       </w:r>
       <w:r>
-        <w:rPr>
-          <w:lang w:val="es-ES"/>
-        </w:rPr>
         <w:t xml:space="preserve">, te da error.</w:t>
       </w:r>
     </w:p>
@@ -1123,9 +861,6 @@
         <w:pStyle w:val="FirstParagraph"/>
       </w:pPr>
       <w:r>
-        <w:rPr>
-          <w:lang w:val="es-ES"/>
-        </w:rPr>
         <w:t xml:space="preserve">¿Qué servicio invisible está fallando y por qué?</w:t>
       </w:r>
     </w:p>

--- a/docx/01-introduccion/boletin-U01-inicial.docx
+++ b/docx/01-introduccion/boletin-U01-inicial.docx
@@ -28,23 +28,23 @@
         </w:p>
       </w:sdtContent>
     </w:sdt>
-    <w:bookmarkStart w:id="9" w:name="boletín-ud1-inicial"/>
+    <w:bookmarkStart w:id="9" w:name="boletín-de-introducción-inicial"/>
     <w:p>
       <w:pPr>
         <w:pStyle w:val="Heading1"/>
       </w:pPr>
       <w:r>
-        <w:t xml:space="preserve">Boletín UD1 — Inicial</w:t>
+        <w:t xml:space="preserve">Boletín de Introducción — Inicial</w:t>
       </w:r>
     </w:p>
     <w:bookmarkEnd w:id="9"/>
-    <w:bookmarkStart w:id="17" w:name="boletín-ud1-inicial-1"/>
+    <w:bookmarkStart w:id="17" w:name="boletín-de-introducción-inicial-1"/>
     <w:p>
       <w:pPr>
         <w:pStyle w:val="Heading1"/>
       </w:pPr>
       <w:r>
-        <w:t xml:space="preserve">📝 Boletín UD1 — Inicial</w:t>
+        <w:t xml:space="preserve">📝 Boletín de Introducción — Inicial</w:t>
       </w:r>
     </w:p>
     <w:p>

--- a/docx/01-introduccion/boletin-U01-inicial.docx
+++ b/docx/01-introduccion/boletin-U01-inicial.docx
@@ -186,6 +186,24 @@
       </w:r>
       <w:r>
         <w:t xml:space="preserve">. Sabiendo lo que hemos estudiado, ¿qué tres aparatos reales tiene dentro esa caja y cuál es el que realmente le estaba fallando a tu amigo?</w:t>
+      </w:r>
+    </w:p>
+    <w:p>
+      <w:pPr>
+        <w:pStyle w:val="BodyText"/>
+      </w:pPr>
+      <w:r>
+        <w:rPr>
+          <w:b/>
+          <w:bCs/>
+        </w:rPr>
+        <w:t xml:space="preserve">Pista:</w:t>
+      </w:r>
+      <w:r>
+        <w:t xml:space="preserve"> </w:t>
+      </w:r>
+      <w:r>
+        <w:t xml:space="preserve">sigue el recorrido de la señal: desde la calle, hacia dentro de tu red y de ahí por el aire hasta tu habitación.</w:t>
       </w:r>
     </w:p>
     <w:bookmarkEnd w:id="11"/>
@@ -540,6 +558,24 @@
         </w:tc>
       </w:tr>
     </w:tbl>
+    <w:p>
+      <w:pPr>
+        <w:pStyle w:val="BodyText"/>
+      </w:pPr>
+      <w:r>
+        <w:rPr>
+          <w:b/>
+          <w:bCs/>
+        </w:rPr>
+        <w:t xml:space="preserve">Pista:</w:t>
+      </w:r>
+      <w:r>
+        <w:t xml:space="preserve"> </w:t>
+      </w:r>
+      <w:r>
+        <w:t xml:space="preserve">una dirección que cambia si te mudas, y una matrícula grabada en el coche: cada concepto tiene su pareja.</w:t>
+      </w:r>
+    </w:p>
     <w:bookmarkEnd w:id="13"/>
     <w:bookmarkStart w:id="14" w:name="cliente-o-servidor"/>
     <w:p>
@@ -648,6 +684,24 @@
     </w:p>
     <w:p>
       <w:pPr>
+        <w:pStyle w:val="BodyText"/>
+      </w:pPr>
+      <w:r>
+        <w:rPr>
+          <w:b/>
+          <w:bCs/>
+        </w:rPr>
+        <w:t xml:space="preserve">Pista:</w:t>
+      </w:r>
+      <w:r>
+        <w:t xml:space="preserve"> </w:t>
+      </w:r>
+      <w:r>
+        <w:t xml:space="preserve">empieza por lo físico: si no hay luces, nada de lo demás funciona.</w:t>
+      </w:r>
+    </w:p>
+    <w:p>
+      <w:pPr>
         <w:pStyle w:val="Compact"/>
         <w:numPr>
           <w:ilvl w:val="0"/>
@@ -862,6 +916,24 @@
       </w:pPr>
       <w:r>
         <w:t xml:space="preserve">¿Qué servicio invisible está fallando y por qué?</w:t>
+      </w:r>
+    </w:p>
+    <w:p>
+      <w:pPr>
+        <w:pStyle w:val="BodyText"/>
+      </w:pPr>
+      <w:r>
+        <w:rPr>
+          <w:b/>
+          <w:bCs/>
+        </w:rPr>
+        <w:t xml:space="preserve">Pista:</w:t>
+      </w:r>
+      <w:r>
+        <w:t xml:space="preserve"> </w:t>
+      </w:r>
+      <w:r>
+        <w:t xml:space="preserve">los cuatro primeros peldaños responden; el quinto usa un nombre, no un número.</w:t>
       </w:r>
     </w:p>
     <w:bookmarkEnd w:id="16"/>

--- a/docx/01-introduccion/boletin-U01-inicial.docx
+++ b/docx/01-introduccion/boletin-U01-inicial.docx
@@ -28,7 +28,7 @@
         </w:p>
       </w:sdtContent>
     </w:sdt>
-    <w:bookmarkStart w:id="9" w:name="boletín-de-introducción-inicial"/>
+    <w:bookmarkStart w:id="20" w:name="boletín-de-introducción-inicial"/>
     <w:p>
       <w:pPr>
         <w:pStyle w:val="Heading1"/>
@@ -37,8 +37,8 @@
         <w:t xml:space="preserve">Boletín de Introducción — Inicial</w:t>
       </w:r>
     </w:p>
-    <w:bookmarkEnd w:id="9"/>
-    <w:bookmarkStart w:id="17" w:name="boletín-de-introducción-inicial-1"/>
+    <w:bookmarkEnd w:id="20"/>
+    <w:bookmarkStart w:id="28" w:name="boletín-de-introducción-inicial-1"/>
     <w:p>
       <w:pPr>
         <w:pStyle w:val="Heading1"/>
@@ -62,7 +62,7 @@
         </w:pict>
       </w:r>
     </w:p>
-    <w:bookmarkStart w:id="10" w:name="las-4-piezas-del-puzzle"/>
+    <w:bookmarkStart w:id="21" w:name="las-4-piezas-del-puzzle"/>
     <w:p>
       <w:pPr>
         <w:pStyle w:val="Heading2"/>
@@ -151,8 +151,8 @@
         <w:t xml:space="preserve">El servidor de Moodle del instituto</w:t>
       </w:r>
     </w:p>
-    <w:bookmarkEnd w:id="10"/>
-    <w:bookmarkStart w:id="11" w:name="el-mito-de-la-caja-blanca"/>
+    <w:bookmarkEnd w:id="21"/>
+    <w:bookmarkStart w:id="22" w:name="el-mito-de-la-caja-blanca"/>
     <w:p>
       <w:pPr>
         <w:pStyle w:val="Heading2"/>
@@ -164,7 +164,13 @@
         <w:t xml:space="preserve"> </w:t>
       </w:r>
       <w:r>
-        <w:t xml:space="preserve">“Caja Blanca”</w:t>
+        <w:t xml:space="preserve">“</w:t>
+      </w:r>
+      <w:r>
+        <w:t xml:space="preserve">Caja Blanca</w:t>
+      </w:r>
+      <w:r>
+        <w:t xml:space="preserve">”</w:t>
       </w:r>
     </w:p>
     <w:p>
@@ -182,7 +188,21 @@
           <w:i/>
           <w:iCs/>
         </w:rPr>
-        <w:t xml:space="preserve">“He reiniciado el router de mi casa porque no me llegaba bien el Wi-Fi a la habitación”</w:t>
+        <w:t xml:space="preserve">“</w:t>
+      </w:r>
+      <w:r>
+        <w:rPr>
+          <w:i/>
+          <w:iCs/>
+        </w:rPr>
+        <w:t xml:space="preserve">He reiniciado el router de mi casa porque no me llegaba bien el Wi-Fi a la habitación</w:t>
+      </w:r>
+      <w:r>
+        <w:rPr>
+          <w:i/>
+          <w:iCs/>
+        </w:rPr>
+        <w:t xml:space="preserve">”</w:t>
       </w:r>
       <w:r>
         <w:t xml:space="preserve">. Sabiendo lo que hemos estudiado, ¿qué tres aparatos reales tiene dentro esa caja y cuál es el que realmente le estaba fallando a tu amigo?</w:t>
@@ -206,8 +226,8 @@
         <w:t xml:space="preserve">sigue el recorrido de la señal: desde la calle, hacia dentro de tu red y de ahí por el aire hasta tu habitación.</w:t>
       </w:r>
     </w:p>
-    <w:bookmarkEnd w:id="11"/>
-    <w:bookmarkStart w:id="12" w:name="verdadero-o-falso-edición-conrad"/>
+    <w:bookmarkEnd w:id="22"/>
+    <w:bookmarkStart w:id="23" w:name="verdadero-o-falso-edición-conrad"/>
     <w:p>
       <w:pPr>
         <w:pStyle w:val="Heading2"/>
@@ -232,7 +252,13 @@
         </w:numPr>
       </w:pPr>
       <w:r>
-        <w:t xml:space="preserve">“Tener Wi-Fi a tope de cobertura significa que tengo Internet”</w:t>
+        <w:t xml:space="preserve">“</w:t>
+      </w:r>
+      <w:r>
+        <w:t xml:space="preserve">Tener Wi-Fi a tope de cobertura significa que tengo Internet</w:t>
+      </w:r>
+      <w:r>
+        <w:t xml:space="preserve">”</w:t>
       </w:r>
       <w:r>
         <w:t xml:space="preserve">.</w:t>
@@ -257,7 +283,13 @@
         </w:numPr>
       </w:pPr>
       <w:r>
-        <w:t xml:space="preserve">“Para montar una red local (LAN) en el aula y pasarnos archivos, necesitamos contratar Internet”</w:t>
+        <w:t xml:space="preserve">“</w:t>
+      </w:r>
+      <w:r>
+        <w:t xml:space="preserve">Para montar una red local (LAN) en el aula y pasarnos archivos, necesitamos contratar Internet</w:t>
+      </w:r>
+      <w:r>
+        <w:t xml:space="preserve">”</w:t>
       </w:r>
       <w:r>
         <w:t xml:space="preserve">.</w:t>
@@ -277,7 +309,13 @@
         <w:t xml:space="preserve"> </w:t>
       </w:r>
       <w:r>
-        <w:t xml:space="preserve">“paquete”</w:t>
+        <w:t xml:space="preserve">“</w:t>
+      </w:r>
+      <w:r>
+        <w:t xml:space="preserve">paquete</w:t>
+      </w:r>
+      <w:r>
+        <w:t xml:space="preserve">”</w:t>
       </w:r>
       <w:r>
         <w:t xml:space="preserve"> </w:t>
@@ -294,14 +332,20 @@
         </w:numPr>
       </w:pPr>
       <w:r>
-        <w:t xml:space="preserve">“Ayer abrí el puerto 80 del ordenador con un destornillador”</w:t>
+        <w:t xml:space="preserve">“</w:t>
+      </w:r>
+      <w:r>
+        <w:t xml:space="preserve">Ayer abrí el puerto 80 del ordenador con un destornillador</w:t>
+      </w:r>
+      <w:r>
+        <w:t xml:space="preserve">”</w:t>
       </w:r>
       <w:r>
         <w:t xml:space="preserve">.</w:t>
       </w:r>
     </w:p>
-    <w:bookmarkEnd w:id="12"/>
-    <w:bookmarkStart w:id="13" w:name="une-con-flechas-las-analogías-de-la-red"/>
+    <w:bookmarkEnd w:id="23"/>
+    <w:bookmarkStart w:id="24" w:name="une-con-flechas-las-analogías-de-la-red"/>
     <w:p>
       <w:pPr>
         <w:pStyle w:val="Heading2"/>
@@ -322,6 +366,7 @@
       <w:tblPr>
         <w:tblStyle w:val="Table"/>
         <w:tblW w:type="pct" w:w="5000"/>
+        <w:jc w:val="left"/>
         <w:tblLayout w:type="fixed"/>
         <w:tblLook w:firstRow="1" w:lastRow="0" w:firstColumn="0" w:lastColumn="0" w:noHBand="0" w:noVBand="0" w:val="0020"/>
       </w:tblPr>
@@ -339,6 +384,7 @@
           <w:p>
             <w:pPr>
               <w:pStyle w:val="Compact"/>
+              <w:jc w:val="left"/>
             </w:pPr>
             <w:r>
               <w:t xml:space="preserve">Concepto</w:t>
@@ -358,6 +404,7 @@
           <w:p>
             <w:pPr>
               <w:pStyle w:val="Compact"/>
+              <w:jc w:val="left"/>
             </w:pPr>
             <w:r>
               <w:t xml:space="preserve">Analogía</w:t>
@@ -371,6 +418,7 @@
           <w:p>
             <w:pPr>
               <w:pStyle w:val="Compact"/>
+              <w:jc w:val="left"/>
             </w:pPr>
             <w:r>
               <w:t xml:space="preserve">Dirección IP</w:t>
@@ -390,6 +438,7 @@
           <w:p>
             <w:pPr>
               <w:pStyle w:val="Compact"/>
+              <w:jc w:val="left"/>
             </w:pPr>
             <w:r>
               <w:t xml:space="preserve">a) El número de bastidor o matrícula inmutable</w:t>
@@ -403,6 +452,7 @@
           <w:p>
             <w:pPr>
               <w:pStyle w:val="Compact"/>
+              <w:jc w:val="left"/>
             </w:pPr>
             <w:r>
               <w:t xml:space="preserve">Dirección MAC</w:t>
@@ -422,6 +472,7 @@
           <w:p>
             <w:pPr>
               <w:pStyle w:val="Compact"/>
+              <w:jc w:val="left"/>
             </w:pPr>
             <w:r>
               <w:t xml:space="preserve">b) El recepcionista del hotel que te asigna una habitación</w:t>
@@ -435,6 +486,7 @@
           <w:p>
             <w:pPr>
               <w:pStyle w:val="Compact"/>
+              <w:jc w:val="left"/>
             </w:pPr>
             <w:r>
               <w:t xml:space="preserve">Switch</w:t>
@@ -454,6 +506,7 @@
           <w:p>
             <w:pPr>
               <w:pStyle w:val="Compact"/>
+              <w:jc w:val="left"/>
             </w:pPr>
             <w:r>
               <w:t xml:space="preserve">c) La agenda de contactos del móvil</w:t>
@@ -467,6 +520,7 @@
           <w:p>
             <w:pPr>
               <w:pStyle w:val="Compact"/>
+              <w:jc w:val="left"/>
             </w:pPr>
             <w:r>
               <w:t xml:space="preserve">Router</w:t>
@@ -486,6 +540,7 @@
           <w:p>
             <w:pPr>
               <w:pStyle w:val="Compact"/>
+              <w:jc w:val="left"/>
             </w:pPr>
             <w:r>
               <w:t xml:space="preserve">d) La calle y el número de tu casa actual</w:t>
@@ -499,6 +554,7 @@
           <w:p>
             <w:pPr>
               <w:pStyle w:val="Compact"/>
+              <w:jc w:val="left"/>
             </w:pPr>
             <w:r>
               <w:t xml:space="preserve">DNS</w:t>
@@ -518,6 +574,7 @@
           <w:p>
             <w:pPr>
               <w:pStyle w:val="Compact"/>
+              <w:jc w:val="left"/>
             </w:pPr>
             <w:r>
               <w:t xml:space="preserve">e) La centralita que comunica a los vecinos de un mismo edificio</w:t>
@@ -531,6 +588,7 @@
           <w:p>
             <w:pPr>
               <w:pStyle w:val="Compact"/>
+              <w:jc w:val="left"/>
             </w:pPr>
             <w:r>
               <w:t xml:space="preserve">DHCP</w:t>
@@ -550,6 +608,7 @@
           <w:p>
             <w:pPr>
               <w:pStyle w:val="Compact"/>
+              <w:jc w:val="left"/>
             </w:pPr>
             <w:r>
               <w:t xml:space="preserve">f) El control de aduanas que te saca de tu barrio hacia otras redes</w:t>
@@ -576,8 +635,8 @@
         <w:t xml:space="preserve">una dirección que cambia si te mudas, y una matrícula grabada en el coche: cada concepto tiene su pareja.</w:t>
       </w:r>
     </w:p>
-    <w:bookmarkEnd w:id="13"/>
-    <w:bookmarkStart w:id="14" w:name="cliente-o-servidor"/>
+    <w:bookmarkEnd w:id="24"/>
+    <w:bookmarkStart w:id="25" w:name="cliente-o-servidor"/>
     <w:p>
       <w:pPr>
         <w:pStyle w:val="Heading2"/>
@@ -651,8 +710,8 @@
         <w:t xml:space="preserve">Tu PC cuando le instalas un programa para alojar una página web y que tus compañeros entren</w:t>
       </w:r>
     </w:p>
-    <w:bookmarkEnd w:id="14"/>
-    <w:bookmarkStart w:id="15" w:name="X97f616bcb0ba9729351e8569977bf730ce8946f"/>
+    <w:bookmarkEnd w:id="25"/>
+    <w:bookmarkStart w:id="26" w:name="X97f616bcb0ba9729351e8569977bf730ce8946f"/>
     <w:p>
       <w:pPr>
         <w:pStyle w:val="Heading2"/>
@@ -676,7 +735,21 @@
           <w:i/>
           <w:iCs/>
         </w:rPr>
-        <w:t xml:space="preserve">“¡Profe, no tengo Internet, voy a reiniciar todo y cambiar los cables!”</w:t>
+        <w:t xml:space="preserve">“</w:t>
+      </w:r>
+      <w:r>
+        <w:rPr>
+          <w:i/>
+          <w:iCs/>
+        </w:rPr>
+        <w:t xml:space="preserve">¡Profe, no tengo Internet, voy a reiniciar todo y cambiar los cables!</w:t>
+      </w:r>
+      <w:r>
+        <w:rPr>
+          <w:i/>
+          <w:iCs/>
+        </w:rPr>
+        <w:t xml:space="preserve">”</w:t>
       </w:r>
       <w:r>
         <w:t xml:space="preserve">. Ordena del 1 al 5 los pasos que debes obligarle a dar aplicando la Escalera del Ping y la regla de la lucecita:</w:t>
@@ -709,7 +782,7 @@
         </w:numPr>
       </w:pPr>
       <w:r>
-        <w:t xml:space="preserve">ping</w:t>
+        <w:t xml:space="preserve">☐ ping</w:t>
       </w:r>
       <w:r>
         <w:t xml:space="preserve"> </w:t>
@@ -719,6 +792,111 @@
           <w:rStyle w:val="VerbatimChar"/>
         </w:rPr>
         <w:t xml:space="preserve">www.google.com</w:t>
+      </w:r>
+    </w:p>
+    <w:p>
+      <w:pPr>
+        <w:pStyle w:val="Compact"/>
+        <w:numPr>
+          <w:ilvl w:val="0"/>
+          <w:numId w:val="1004"/>
+        </w:numPr>
+      </w:pPr>
+      <w:r>
+        <w:t xml:space="preserve">☐ ping</w:t>
+      </w:r>
+      <w:r>
+        <w:t xml:space="preserve"> </w:t>
+      </w:r>
+      <w:r>
+        <w:rPr>
+          <w:rStyle w:val="VerbatimChar"/>
+        </w:rPr>
+        <w:t xml:space="preserve">&lt;IP del router&gt;</w:t>
+      </w:r>
+    </w:p>
+    <w:p>
+      <w:pPr>
+        <w:pStyle w:val="Compact"/>
+        <w:numPr>
+          <w:ilvl w:val="0"/>
+          <w:numId w:val="1004"/>
+        </w:numPr>
+      </w:pPr>
+      <w:r>
+        <w:t xml:space="preserve">☐ Mirar si la lucecita de la tarjeta de red y el switch están encendidas</w:t>
+      </w:r>
+    </w:p>
+    <w:p>
+      <w:pPr>
+        <w:pStyle w:val="Compact"/>
+        <w:numPr>
+          <w:ilvl w:val="0"/>
+          <w:numId w:val="1004"/>
+        </w:numPr>
+      </w:pPr>
+      <w:r>
+        <w:t xml:space="preserve">☐ ping</w:t>
+      </w:r>
+      <w:r>
+        <w:t xml:space="preserve"> </w:t>
+      </w:r>
+      <w:r>
+        <w:rPr>
+          <w:rStyle w:val="VerbatimChar"/>
+        </w:rPr>
+        <w:t xml:space="preserve">127.0.0.1</w:t>
+      </w:r>
+    </w:p>
+    <w:p>
+      <w:pPr>
+        <w:pStyle w:val="Compact"/>
+        <w:numPr>
+          <w:ilvl w:val="0"/>
+          <w:numId w:val="1004"/>
+        </w:numPr>
+      </w:pPr>
+      <w:r>
+        <w:t xml:space="preserve">☐ ping</w:t>
+      </w:r>
+      <w:r>
+        <w:t xml:space="preserve"> </w:t>
+      </w:r>
+      <w:r>
+        <w:rPr>
+          <w:rStyle w:val="VerbatimChar"/>
+        </w:rPr>
+        <w:t xml:space="preserve">8.8.8.8</w:t>
+      </w:r>
+    </w:p>
+    <w:bookmarkEnd w:id="26"/>
+    <w:bookmarkStart w:id="27" w:name="resolviendo-averías-con-el-sonar"/>
+    <w:p>
+      <w:pPr>
+        <w:pStyle w:val="Heading2"/>
+      </w:pPr>
+      <w:r>
+        <w:t xml:space="preserve">7. Resolviendo averías con el</w:t>
+      </w:r>
+      <w:r>
+        <w:t xml:space="preserve"> </w:t>
+      </w:r>
+      <w:r>
+        <w:t xml:space="preserve">“</w:t>
+      </w:r>
+      <w:r>
+        <w:t xml:space="preserve">Sonar</w:t>
+      </w:r>
+      <w:r>
+        <w:t xml:space="preserve">”</w:t>
+      </w:r>
+    </w:p>
+    <w:p>
+      <w:pPr>
+        <w:pStyle w:val="FirstParagraph"/>
+      </w:pPr>
+      <w:r>
+        <w:t xml:space="preserve">Aplicas la escalera del ejercicio anterior y ocurre lo siguiente:</w:t>
       </w:r>
     </w:p>
     <w:p>
@@ -730,40 +908,7 @@
         </w:numPr>
       </w:pPr>
       <w:r>
-        <w:t xml:space="preserve">ping</w:t>
-      </w:r>
-      <w:r>
-        <w:t xml:space="preserve"> </w:t>
-      </w:r>
-      <w:r>
-        <w:rPr>
-          <w:rStyle w:val="VerbatimChar"/>
-        </w:rPr>
-        <w:t xml:space="preserve">&lt;IP del router&gt;</w:t>
-      </w:r>
-    </w:p>
-    <w:p>
-      <w:pPr>
-        <w:pStyle w:val="Compact"/>
-        <w:numPr>
-          <w:ilvl w:val="0"/>
-          <w:numId w:val="1006"/>
-        </w:numPr>
-      </w:pPr>
-      <w:r>
-        <w:t xml:space="preserve">Mirar si la lucecita de la tarjeta de red y el switch están encendidas</w:t>
-      </w:r>
-    </w:p>
-    <w:p>
-      <w:pPr>
-        <w:pStyle w:val="Compact"/>
-        <w:numPr>
-          <w:ilvl w:val="0"/>
-          <w:numId w:val="1007"/>
-        </w:numPr>
-      </w:pPr>
-      <w:r>
-        <w:t xml:space="preserve">ping</w:t>
+        <w:t xml:space="preserve">El ping</w:t>
       </w:r>
       <w:r>
         <w:t xml:space="preserve"> </w:t>
@@ -774,17 +919,35 @@
         </w:rPr>
         <w:t xml:space="preserve">127.0.0.1</w:t>
       </w:r>
+      <w:r>
+        <w:t xml:space="preserve"> </w:t>
+      </w:r>
+      <w:r>
+        <w:t xml:space="preserve">responde bien.</w:t>
+      </w:r>
     </w:p>
     <w:p>
       <w:pPr>
         <w:pStyle w:val="Compact"/>
         <w:numPr>
           <w:ilvl w:val="0"/>
-          <w:numId w:val="1008"/>
+          <w:numId w:val="1005"/>
         </w:numPr>
       </w:pPr>
       <w:r>
-        <w:t xml:space="preserve">ping</w:t>
+        <w:t xml:space="preserve">El ping al router responde bien.</w:t>
+      </w:r>
+    </w:p>
+    <w:p>
+      <w:pPr>
+        <w:pStyle w:val="Compact"/>
+        <w:numPr>
+          <w:ilvl w:val="0"/>
+          <w:numId w:val="1005"/>
+        </w:numPr>
+      </w:pPr>
+      <w:r>
+        <w:t xml:space="preserve">El ping</w:t>
       </w:r>
       <w:r>
         <w:t xml:space="preserve"> </w:t>
@@ -795,29 +958,11 @@
         </w:rPr>
         <w:t xml:space="preserve">8.8.8.8</w:t>
       </w:r>
-    </w:p>
-    <w:bookmarkEnd w:id="15"/>
-    <w:bookmarkStart w:id="16" w:name="resolviendo-averías-con-el-sonar"/>
-    <w:p>
-      <w:pPr>
-        <w:pStyle w:val="Heading2"/>
-      </w:pPr>
-      <w:r>
-        <w:t xml:space="preserve">7. Resolviendo averías con el</w:t>
-      </w:r>
       <w:r>
         <w:t xml:space="preserve"> </w:t>
       </w:r>
       <w:r>
-        <w:t xml:space="preserve">“Sonar”</w:t>
-      </w:r>
-    </w:p>
-    <w:p>
-      <w:pPr>
-        <w:pStyle w:val="FirstParagraph"/>
-      </w:pPr>
-      <w:r>
-        <w:t xml:space="preserve">Aplicas la escalera del ejercicio anterior y ocurre lo siguiente:</w:t>
+        <w:t xml:space="preserve">responde bien.</w:t>
       </w:r>
     </w:p>
     <w:p>
@@ -825,73 +970,7 @@
         <w:pStyle w:val="Compact"/>
         <w:numPr>
           <w:ilvl w:val="0"/>
-          <w:numId w:val="1009"/>
-        </w:numPr>
-      </w:pPr>
-      <w:r>
-        <w:t xml:space="preserve">El ping</w:t>
-      </w:r>
-      <w:r>
-        <w:t xml:space="preserve"> </w:t>
-      </w:r>
-      <w:r>
-        <w:rPr>
-          <w:rStyle w:val="VerbatimChar"/>
-        </w:rPr>
-        <w:t xml:space="preserve">127.0.0.1</w:t>
-      </w:r>
-      <w:r>
-        <w:t xml:space="preserve"> </w:t>
-      </w:r>
-      <w:r>
-        <w:t xml:space="preserve">responde bien.</w:t>
-      </w:r>
-    </w:p>
-    <w:p>
-      <w:pPr>
-        <w:pStyle w:val="Compact"/>
-        <w:numPr>
-          <w:ilvl w:val="0"/>
-          <w:numId w:val="1009"/>
-        </w:numPr>
-      </w:pPr>
-      <w:r>
-        <w:t xml:space="preserve">El ping al router responde bien.</w:t>
-      </w:r>
-    </w:p>
-    <w:p>
-      <w:pPr>
-        <w:pStyle w:val="Compact"/>
-        <w:numPr>
-          <w:ilvl w:val="0"/>
-          <w:numId w:val="1009"/>
-        </w:numPr>
-      </w:pPr>
-      <w:r>
-        <w:t xml:space="preserve">El ping</w:t>
-      </w:r>
-      <w:r>
-        <w:t xml:space="preserve"> </w:t>
-      </w:r>
-      <w:r>
-        <w:rPr>
-          <w:rStyle w:val="VerbatimChar"/>
-        </w:rPr>
-        <w:t xml:space="preserve">8.8.8.8</w:t>
-      </w:r>
-      <w:r>
-        <w:t xml:space="preserve"> </w:t>
-      </w:r>
-      <w:r>
-        <w:t xml:space="preserve">responde bien.</w:t>
-      </w:r>
-    </w:p>
-    <w:p>
-      <w:pPr>
-        <w:pStyle w:val="Compact"/>
-        <w:numPr>
-          <w:ilvl w:val="0"/>
-          <w:numId w:val="1009"/>
+          <w:numId w:val="1005"/>
         </w:numPr>
       </w:pPr>
       <w:r>
@@ -936,13 +1015,9 @@
         <w:t xml:space="preserve">los cuatro primeros peldaños responden; el quinto usa un nombre, no un número.</w:t>
       </w:r>
     </w:p>
-    <w:bookmarkEnd w:id="16"/>
-    <w:bookmarkEnd w:id="17"/>
-    <w:sectPr>
-      <w:footnotePr>
-        <w:numRestart w:val="eachSect"/>
-      </w:footnotePr>
-    </w:sectPr>
+    <w:bookmarkEnd w:id="27"/>
+    <w:bookmarkEnd w:id="28"/>
+    <w:sectPr/>
   </w:body>
 </w:document>
 </file>
@@ -980,7 +1055,7 @@
       <w:lvlText w:val=" "/>
       <w:lvlJc w:val="left"/>
       <w:pPr>
-        <w:ind w:left="720" w:hanging="360"/>
+        <w:ind w:left="720" w:hanging="480"/>
       </w:pPr>
     </w:lvl>
     <w:lvl w:ilvl="1">
@@ -988,7 +1063,7 @@
       <w:lvlText w:val=" "/>
       <w:lvlJc w:val="left"/>
       <w:pPr>
-        <w:ind w:left="1440" w:hanging="360"/>
+        <w:ind w:left="1440" w:hanging="480"/>
       </w:pPr>
     </w:lvl>
     <w:lvl w:ilvl="2">
@@ -996,7 +1071,7 @@
       <w:lvlText w:val=" "/>
       <w:lvlJc w:val="left"/>
       <w:pPr>
-        <w:ind w:left="2160" w:hanging="360"/>
+        <w:ind w:left="2160" w:hanging="480"/>
       </w:pPr>
     </w:lvl>
     <w:lvl w:ilvl="3">
@@ -1004,7 +1079,7 @@
       <w:lvlText w:val=" "/>
       <w:lvlJc w:val="left"/>
       <w:pPr>
-        <w:ind w:left="2880" w:hanging="360"/>
+        <w:ind w:left="2880" w:hanging="480"/>
       </w:pPr>
     </w:lvl>
     <w:lvl w:ilvl="4">
@@ -1012,7 +1087,7 @@
       <w:lvlText w:val=" "/>
       <w:lvlJc w:val="left"/>
       <w:pPr>
-        <w:ind w:left="3600" w:hanging="360"/>
+        <w:ind w:left="3600" w:hanging="480"/>
       </w:pPr>
     </w:lvl>
     <w:lvl w:ilvl="5">
@@ -1020,7 +1095,7 @@
       <w:lvlText w:val=" "/>
       <w:lvlJc w:val="left"/>
       <w:pPr>
-        <w:ind w:left="4320" w:hanging="360"/>
+        <w:ind w:left="4320" w:hanging="480"/>
       </w:pPr>
     </w:lvl>
     <w:lvl w:ilvl="6">
@@ -1028,7 +1103,7 @@
       <w:lvlText w:val=" "/>
       <w:lvlJc w:val="left"/>
       <w:pPr>
-        <w:ind w:left="5040" w:hanging="360"/>
+        <w:ind w:left="5040" w:hanging="480"/>
       </w:pPr>
     </w:lvl>
     <w:lvl w:ilvl="7">
@@ -1036,7 +1111,7 @@
       <w:lvlText w:val=" "/>
       <w:lvlJc w:val="left"/>
       <w:pPr>
-        <w:ind w:left="5760" w:hanging="360"/>
+        <w:ind w:left="5760" w:hanging="480"/>
       </w:pPr>
     </w:lvl>
     <w:lvl w:ilvl="8">
@@ -1044,7 +1119,7 @@
       <w:lvlText w:val=" "/>
       <w:lvlJc w:val="left"/>
       <w:pPr>
-        <w:ind w:left="6480" w:hanging="360"/>
+        <w:ind w:left="6480" w:hanging="480"/>
       </w:pPr>
     </w:lvl>
   </w:abstractNum>
@@ -1057,7 +1132,7 @@
       <w:lvlText w:val="%1)"/>
       <w:lvlJc w:val="left"/>
       <w:pPr>
-        <w:ind w:left="720" w:hanging="360"/>
+        <w:ind w:left="720" w:hanging="480"/>
       </w:pPr>
     </w:lvl>
     <w:lvl w:ilvl="1">
@@ -1066,7 +1141,7 @@
       <w:lvlText w:val="%2)"/>
       <w:lvlJc w:val="left"/>
       <w:pPr>
-        <w:ind w:left="1440" w:hanging="360"/>
+        <w:ind w:left="1440" w:hanging="480"/>
       </w:pPr>
     </w:lvl>
     <w:lvl w:ilvl="2">
@@ -1075,7 +1150,7 @@
       <w:lvlText w:val="%3)"/>
       <w:lvlJc w:val="left"/>
       <w:pPr>
-        <w:ind w:left="2160" w:hanging="360"/>
+        <w:ind w:left="2160" w:hanging="480"/>
       </w:pPr>
     </w:lvl>
     <w:lvl w:ilvl="3">
@@ -1084,7 +1159,7 @@
       <w:lvlText w:val="%4)"/>
       <w:lvlJc w:val="left"/>
       <w:pPr>
-        <w:ind w:left="2880" w:hanging="360"/>
+        <w:ind w:left="2880" w:hanging="480"/>
       </w:pPr>
     </w:lvl>
     <w:lvl w:ilvl="4">
@@ -1093,7 +1168,7 @@
       <w:lvlText w:val="%5)"/>
       <w:lvlJc w:val="left"/>
       <w:pPr>
-        <w:ind w:left="3600" w:hanging="360"/>
+        <w:ind w:left="3600" w:hanging="480"/>
       </w:pPr>
     </w:lvl>
     <w:lvl w:ilvl="5">
@@ -1102,7 +1177,7 @@
       <w:lvlText w:val="%6)"/>
       <w:lvlJc w:val="left"/>
       <w:pPr>
-        <w:ind w:left="4320" w:hanging="360"/>
+        <w:ind w:left="4320" w:hanging="480"/>
       </w:pPr>
     </w:lvl>
     <w:lvl w:ilvl="6">
@@ -1111,7 +1186,7 @@
       <w:lvlText w:val="%7)"/>
       <w:lvlJc w:val="left"/>
       <w:pPr>
-        <w:ind w:left="5040" w:hanging="360"/>
+        <w:ind w:left="5040" w:hanging="480"/>
       </w:pPr>
     </w:lvl>
     <w:lvl w:ilvl="7">
@@ -1120,7 +1195,7 @@
       <w:lvlText w:val="%8)"/>
       <w:lvlJc w:val="left"/>
       <w:pPr>
-        <w:ind w:left="5760" w:hanging="360"/>
+        <w:ind w:left="5760" w:hanging="480"/>
       </w:pPr>
     </w:lvl>
     <w:lvl w:ilvl="8">
@@ -1129,83 +1204,7 @@
       <w:lvlText w:val="%9)"/>
       <w:lvlJc w:val="left"/>
       <w:pPr>
-        <w:ind w:left="6480" w:hanging="360"/>
-      </w:pPr>
-    </w:lvl>
-  </w:abstractNum>
-  <w:abstractNum w:abstractNumId="992">
-    <w:nsid w:val="0000A992"/>
-    <w:multiLevelType w:val="multilevel"/>
-    <w:lvl w:ilvl="0">
-      <w:numFmt w:val="bullet"/>
-      <w:lvlText w:val="☐"/>
-      <w:lvlJc w:val="left"/>
-      <w:pPr>
-        <w:ind w:left="720" w:hanging="360"/>
-      </w:pPr>
-    </w:lvl>
-    <w:lvl w:ilvl="1">
-      <w:numFmt w:val="bullet"/>
-      <w:lvlText w:val="☐"/>
-      <w:lvlJc w:val="left"/>
-      <w:pPr>
-        <w:ind w:left="1440" w:hanging="360"/>
-      </w:pPr>
-    </w:lvl>
-    <w:lvl w:ilvl="2">
-      <w:numFmt w:val="bullet"/>
-      <w:lvlText w:val="☐"/>
-      <w:lvlJc w:val="left"/>
-      <w:pPr>
-        <w:ind w:left="2160" w:hanging="360"/>
-      </w:pPr>
-    </w:lvl>
-    <w:lvl w:ilvl="3">
-      <w:numFmt w:val="bullet"/>
-      <w:lvlText w:val="☐"/>
-      <w:lvlJc w:val="left"/>
-      <w:pPr>
-        <w:ind w:left="2880" w:hanging="360"/>
-      </w:pPr>
-    </w:lvl>
-    <w:lvl w:ilvl="4">
-      <w:numFmt w:val="bullet"/>
-      <w:lvlText w:val="☐"/>
-      <w:lvlJc w:val="left"/>
-      <w:pPr>
-        <w:ind w:left="3600" w:hanging="360"/>
-      </w:pPr>
-    </w:lvl>
-    <w:lvl w:ilvl="5">
-      <w:numFmt w:val="bullet"/>
-      <w:lvlText w:val="☐"/>
-      <w:lvlJc w:val="left"/>
-      <w:pPr>
-        <w:ind w:left="4320" w:hanging="360"/>
-      </w:pPr>
-    </w:lvl>
-    <w:lvl w:ilvl="6">
-      <w:numFmt w:val="bullet"/>
-      <w:lvlText w:val="☐"/>
-      <w:lvlJc w:val="left"/>
-      <w:pPr>
-        <w:ind w:left="5040" w:hanging="360"/>
-      </w:pPr>
-    </w:lvl>
-    <w:lvl w:ilvl="7">
-      <w:numFmt w:val="bullet"/>
-      <w:lvlText w:val="☐"/>
-      <w:lvlJc w:val="left"/>
-      <w:pPr>
-        <w:ind w:left="5760" w:hanging="360"/>
-      </w:pPr>
-    </w:lvl>
-    <w:lvl w:ilvl="8">
-      <w:numFmt w:val="bullet"/>
-      <w:lvlText w:val="☐"/>
-      <w:lvlJc w:val="left"/>
-      <w:pPr>
-        <w:ind w:left="6480" w:hanging="360"/>
+        <w:ind w:left="6480" w:hanging="480"/>
       </w:pPr>
     </w:lvl>
   </w:abstractNum>
@@ -1214,102 +1213,75 @@
     <w:multiLevelType w:val="multilevel"/>
     <w:lvl w:ilvl="0">
       <w:numFmt w:val="bullet"/>
-      <w:lvlText w:val=""/>
-      <w:lvlJc w:val="left"/>
-      <w:pPr>
-        <w:ind w:left="720" w:hanging="360"/>
-      </w:pPr>
-      <w:rPr>
-        <w:rFonts w:ascii="Symbol" w:hAnsi="Symbol" w:cs="Symbol" w:hint="default"/>
-      </w:rPr>
+      <w:lvlText w:val="•"/>
+      <w:lvlJc w:val="left"/>
+      <w:pPr>
+        <w:ind w:left="720" w:hanging="480"/>
+      </w:pPr>
     </w:lvl>
     <w:lvl w:ilvl="1">
       <w:numFmt w:val="bullet"/>
-      <w:lvlText w:val="o"/>
-      <w:lvlJc w:val="left"/>
-      <w:pPr>
-        <w:ind w:left="1440" w:hanging="360"/>
-      </w:pPr>
-      <w:rPr>
-        <w:rFonts w:ascii="Courier New" w:hAnsi="Courier New" w:cs="Courier New" w:hint="default"/>
-      </w:rPr>
+      <w:lvlText w:val="–"/>
+      <w:lvlJc w:val="left"/>
+      <w:pPr>
+        <w:ind w:left="1440" w:hanging="480"/>
+      </w:pPr>
     </w:lvl>
     <w:lvl w:ilvl="2">
       <w:numFmt w:val="bullet"/>
-      <w:lvlText w:val=""/>
-      <w:lvlJc w:val="left"/>
-      <w:pPr>
-        <w:ind w:left="2160" w:hanging="360"/>
-      </w:pPr>
-      <w:rPr>
-        <w:rFonts w:ascii="Wingdings" w:hAnsi="Wingdings" w:cs="Wingdings" w:hint="default"/>
-      </w:rPr>
+      <w:lvlText w:val="•"/>
+      <w:lvlJc w:val="left"/>
+      <w:pPr>
+        <w:ind w:left="2160" w:hanging="480"/>
+      </w:pPr>
     </w:lvl>
     <w:lvl w:ilvl="3">
       <w:numFmt w:val="bullet"/>
-      <w:lvlText w:val=""/>
-      <w:lvlJc w:val="left"/>
-      <w:pPr>
-        <w:ind w:left="2880" w:hanging="360"/>
-      </w:pPr>
-      <w:rPr>
-        <w:rFonts w:ascii="Symbol" w:hAnsi="Symbol" w:cs="Symbol" w:hint="default"/>
-      </w:rPr>
+      <w:lvlText w:val="–"/>
+      <w:lvlJc w:val="left"/>
+      <w:pPr>
+        <w:ind w:left="2880" w:hanging="480"/>
+      </w:pPr>
     </w:lvl>
     <w:lvl w:ilvl="4">
       <w:numFmt w:val="bullet"/>
-      <w:lvlText w:val="o"/>
-      <w:lvlJc w:val="left"/>
-      <w:pPr>
-        <w:ind w:left="3600" w:hanging="360"/>
-      </w:pPr>
-      <w:rPr>
-        <w:rFonts w:ascii="Courier New" w:hAnsi="Courier New" w:cs="Courier New" w:hint="default"/>
-      </w:rPr>
+      <w:lvlText w:val="•"/>
+      <w:lvlJc w:val="left"/>
+      <w:pPr>
+        <w:ind w:left="3600" w:hanging="480"/>
+      </w:pPr>
     </w:lvl>
     <w:lvl w:ilvl="5">
       <w:numFmt w:val="bullet"/>
-      <w:lvlText w:val=""/>
-      <w:lvlJc w:val="left"/>
-      <w:pPr>
-        <w:ind w:left="4320" w:hanging="360"/>
-      </w:pPr>
-      <w:rPr>
-        <w:rFonts w:ascii="Wingdings" w:hAnsi="Wingdings" w:cs="Wingdings" w:hint="default"/>
-      </w:rPr>
+      <w:lvlText w:val="–"/>
+      <w:lvlJc w:val="left"/>
+      <w:pPr>
+        <w:ind w:left="4320" w:hanging="480"/>
+      </w:pPr>
     </w:lvl>
     <w:lvl w:ilvl="6">
       <w:numFmt w:val="bullet"/>
-      <w:lvlText w:val=""/>
-      <w:lvlJc w:val="left"/>
-      <w:pPr>
-        <w:ind w:left="5040" w:hanging="360"/>
-      </w:pPr>
-      <w:rPr>
-        <w:rFonts w:ascii="Symbol" w:hAnsi="Symbol" w:cs="Symbol" w:hint="default"/>
-      </w:rPr>
+      <w:lvlText w:val="•"/>
+      <w:lvlJc w:val="left"/>
+      <w:pPr>
+        <w:ind w:left="5040" w:hanging="480"/>
+      </w:pPr>
     </w:lvl>
     <w:lvl w:ilvl="7">
       <w:numFmt w:val="bullet"/>
-      <w:lvlText w:val="o"/>
-      <w:lvlJc w:val="left"/>
-      <w:pPr>
-        <w:ind w:left="5760" w:hanging="360"/>
-      </w:pPr>
-      <w:rPr>
-        <w:rFonts w:ascii="Courier New" w:hAnsi="Courier New" w:cs="Courier New" w:hint="default"/>
-      </w:rPr>
+      <w:lvlText w:val="–"/>
+      <w:lvlJc w:val="left"/>
+      <w:pPr>
+        <w:ind w:left="5760" w:hanging="480"/>
+      </w:pPr>
     </w:lvl>
     <w:lvl w:ilvl="8">
       <w:numFmt w:val="bullet"/>
-      <w:lvlText w:val=""/>
-      <w:lvlJc w:val="left"/>
-      <w:pPr>
-        <w:ind w:left="6480" w:hanging="360"/>
-      </w:pPr>
-      <w:rPr>
-        <w:rFonts w:ascii="Wingdings" w:hAnsi="Wingdings" w:cs="Wingdings" w:hint="default"/>
-      </w:rPr>
+      <w:lvlText w:val="•"/>
+      <w:lvlJc w:val="left"/>
+      <w:pPr>
+        <w:ind w:left="6480" w:hanging="480"/>
+      </w:pPr>
     </w:lvl>
   </w:abstractNum>
   <w:num w:numId="1000">
@@ -1406,21 +1378,9 @@
     </w:lvlOverride>
   </w:num>
   <w:num w:numId="1004">
-    <w:abstractNumId w:val="992"/>
+    <w:abstractNumId w:val="991"/>
   </w:num>
   <w:num w:numId="1005">
-    <w:abstractNumId w:val="992"/>
-  </w:num>
-  <w:num w:numId="1006">
-    <w:abstractNumId w:val="992"/>
-  </w:num>
-  <w:num w:numId="1007">
-    <w:abstractNumId w:val="992"/>
-  </w:num>
-  <w:num w:numId="1008">
-    <w:abstractNumId w:val="992"/>
-  </w:num>
-  <w:num w:numId="1009">
     <w:abstractNumId w:val="991"/>
   </w:num>
 </w:numbering>
@@ -1431,10 +1391,10 @@
   <w:docDefaults>
     <w:rPrDefault>
       <w:rPr>
-        <w:rFonts w:asciiTheme="minorHAnsi" w:cstheme="minorBidi" w:eastAsiaTheme="minorEastAsia" w:hAnsiTheme="minorHAnsi"/>
+        <w:rFonts w:asciiTheme="minorHAnsi" w:cstheme="minorBidi" w:eastAsiaTheme="minorHAnsi" w:hAnsiTheme="minorHAnsi"/>
         <w:sz w:val="24"/>
         <w:szCs w:val="24"/>
-        <w:lang w:bidi="ar-SA" w:eastAsia="zh-CN" w:val="es-ES"/>
+        <w:lang w:bidi="ar-SA" w:eastAsia="en-US" w:val="es-ES"/>
       </w:rPr>
     </w:rPrDefault>
     <w:pPrDefault>
@@ -1475,94 +1435,57 @@
     <w:name w:val="Title"/>
     <w:basedOn w:val="Normal"/>
     <w:next w:val="BodyText"/>
-    <w:link w:val="TitleChar"/>
-    <w:uiPriority w:val="10"/>
     <w:qFormat/>
-    <w:rsid w:val="00A10FD9"/>
     <w:pPr>
-      <w:spacing w:after="80" w:line="240" w:lineRule="auto"/>
-      <w:contextualSpacing/>
+      <w:keepNext/>
+      <w:keepLines/>
+      <w:spacing w:after="240" w:before="480"/>
       <w:jc w:val="center"/>
     </w:pPr>
     <w:rPr>
       <w:rFonts w:asciiTheme="majorHAnsi" w:cstheme="majorBidi" w:eastAsiaTheme="majorEastAsia" w:hAnsiTheme="majorHAnsi"/>
-      <w:sz w:val="56"/>
-      <w:szCs w:val="56"/>
-    </w:rPr>
-  </w:style>
-  <w:style w:customStyle="1" w:styleId="TitleChar" w:type="character">
-    <w:name w:val="Title Char"/>
-    <w:basedOn w:val="DefaultParagraphFont"/>
-    <w:link w:val="Title"/>
-    <w:uiPriority w:val="10"/>
-    <w:rsid w:val="00A10FD9"/>
-    <w:rPr>
-      <w:rFonts w:asciiTheme="majorHAnsi" w:cstheme="majorBidi" w:eastAsiaTheme="majorEastAsia" w:hAnsiTheme="majorHAnsi"/>
-      <w:sz w:val="56"/>
-      <w:szCs w:val="56"/>
+      <w:b/>
+      <w:bCs/>
+      <w:color w:themeColor="accent1" w:themeShade="B5" w:val="345A8A"/>
+      <w:sz w:val="36"/>
+      <w:szCs w:val="36"/>
     </w:rPr>
   </w:style>
   <w:style w:styleId="Subtitle" w:type="paragraph">
     <w:name w:val="Subtitle"/>
-    <w:basedOn w:val="Title"/>
-    <w:next w:val="BodyText"/>
-    <w:link w:val="SubtitleChar"/>
-    <w:uiPriority w:val="11"/>
-    <w:qFormat/>
-    <w:rsid w:val="00A10FD9"/>
-    <w:pPr>
-      <w:numPr>
-        <w:ilvl w:val="1"/>
-      </w:numPr>
-    </w:pPr>
-    <w:rPr>
-      <w:rFonts w:cstheme="majorBidi" w:eastAsiaTheme="majorEastAsia"/>
-      <w:spacing w:val="15"/>
-      <w:sz w:val="28"/>
-      <w:szCs w:val="28"/>
-    </w:rPr>
-  </w:style>
-  <w:style w:customStyle="1" w:styleId="SubtitleChar" w:type="character">
-    <w:name w:val="Subtitle Char"/>
-    <w:basedOn w:val="DefaultParagraphFont"/>
-    <w:link w:val="Subtitle"/>
-    <w:uiPriority w:val="11"/>
-    <w:rsid w:val="00A10FD9"/>
-    <w:rPr>
-      <w:rFonts w:cstheme="majorBidi" w:eastAsiaTheme="majorEastAsia"/>
-      <w:color w:themeColor="text1" w:themeTint="A6" w:val="595959"/>
-      <w:spacing w:val="15"/>
-      <w:sz w:val="28"/>
-      <w:szCs w:val="28"/>
-    </w:rPr>
-  </w:style>
-  <w:style w:customStyle="1" w:styleId="Author" w:type="paragraph">
-    <w:name w:val="Author"/>
     <w:basedOn w:val="Title"/>
     <w:next w:val="BodyText"/>
     <w:qFormat/>
     <w:pPr>
       <w:keepNext/>
       <w:keepLines/>
+      <w:spacing w:after="240" w:before="240"/>
+      <w:jc w:val="center"/>
     </w:pPr>
     <w:rPr>
-      <w:sz w:val="24"/>
-      <w:szCs w:val="24"/>
-    </w:rPr>
-  </w:style>
-  <w:style w:styleId="Date" w:type="paragraph">
-    <w:name w:val="Date"/>
-    <w:basedOn w:val="Title"/>
+      <w:sz w:val="30"/>
+      <w:szCs w:val="30"/>
+    </w:rPr>
+  </w:style>
+  <w:style w:customStyle="1" w:styleId="Author" w:type="paragraph">
+    <w:name w:val="Author"/>
     <w:next w:val="BodyText"/>
     <w:qFormat/>
     <w:pPr>
       <w:keepNext/>
       <w:keepLines/>
+      <w:jc w:val="center"/>
     </w:pPr>
-    <w:rPr>
-      <w:sz w:val="24"/>
-      <w:szCs w:val="24"/>
-    </w:rPr>
+  </w:style>
+  <w:style w:styleId="Date" w:type="paragraph">
+    <w:name w:val="Date"/>
+    <w:next w:val="BodyText"/>
+    <w:qFormat/>
+    <w:pPr>
+      <w:keepNext/>
+      <w:keepLines/>
+      <w:jc w:val="center"/>
+    </w:pPr>
   </w:style>
   <w:style w:customStyle="1" w:styleId="AbstractTitle" w:type="paragraph">
     <w:name w:val="Abstract Title"/>
@@ -1577,6 +1500,7 @@
     </w:pPr>
     <w:rPr>
       <w:b/>
+      <w:color w:val="345A8A"/>
       <w:sz w:val="20"/>
       <w:szCs w:val="20"/>
     </w:rPr>
@@ -1605,321 +1529,191 @@
     <w:rPr/>
   </w:style>
   <w:style w:styleId="Heading1" w:type="paragraph">
-    <w:name w:val="heading 1"/>
+    <w:name w:val="Heading 1"/>
     <w:basedOn w:val="Normal"/>
     <w:next w:val="BodyText"/>
-    <w:link w:val="Heading1Char"/>
     <w:uiPriority w:val="9"/>
     <w:qFormat/>
-    <w:rsid w:val="00A10FD9"/>
     <w:pPr>
       <w:keepNext/>
       <w:keepLines/>
-      <w:spacing w:after="80" w:before="360"/>
+      <w:spacing w:after="0" w:before="480"/>
       <w:outlineLvl w:val="0"/>
     </w:pPr>
     <w:rPr>
       <w:rFonts w:asciiTheme="majorHAnsi" w:cstheme="majorBidi" w:eastAsiaTheme="majorEastAsia" w:hAnsiTheme="majorHAnsi"/>
-      <w:color w:themeColor="accent1" w:themeShade="BF" w:val="0F4761"/>
-      <w:sz w:val="40"/>
-      <w:szCs w:val="40"/>
+      <w:b/>
+      <w:bCs/>
+      <w:color w:themeColor="accent1" w:val="4F81BD"/>
+      <w:sz w:val="32"/>
+      <w:szCs w:val="32"/>
     </w:rPr>
   </w:style>
   <w:style w:styleId="Heading2" w:type="paragraph">
-    <w:name w:val="heading 2"/>
+    <w:name w:val="Heading 2"/>
     <w:basedOn w:val="Normal"/>
     <w:next w:val="BodyText"/>
-    <w:link w:val="Heading2Char"/>
     <w:uiPriority w:val="9"/>
-    <w:semiHidden/>
     <w:unhideWhenUsed/>
     <w:qFormat/>
-    <w:rsid w:val="00A10FD9"/>
     <w:pPr>
       <w:keepNext/>
       <w:keepLines/>
-      <w:spacing w:after="80" w:before="160"/>
+      <w:spacing w:after="0" w:before="200"/>
       <w:outlineLvl w:val="1"/>
     </w:pPr>
     <w:rPr>
       <w:rFonts w:asciiTheme="majorHAnsi" w:cstheme="majorBidi" w:eastAsiaTheme="majorEastAsia" w:hAnsiTheme="majorHAnsi"/>
-      <w:color w:themeColor="accent1" w:themeShade="BF" w:val="0F4761"/>
-      <w:sz w:val="32"/>
-      <w:szCs w:val="32"/>
+      <w:b/>
+      <w:bCs/>
+      <w:color w:themeColor="accent1" w:val="4F81BD"/>
+      <w:sz w:val="28"/>
+      <w:szCs w:val="28"/>
     </w:rPr>
   </w:style>
   <w:style w:styleId="Heading3" w:type="paragraph">
-    <w:name w:val="heading 3"/>
+    <w:name w:val="Heading 3"/>
     <w:basedOn w:val="Normal"/>
     <w:next w:val="BodyText"/>
-    <w:link w:val="Heading3Char"/>
     <w:uiPriority w:val="9"/>
-    <w:semiHidden/>
     <w:unhideWhenUsed/>
     <w:qFormat/>
-    <w:rsid w:val="00A10FD9"/>
     <w:pPr>
       <w:keepNext/>
       <w:keepLines/>
-      <w:spacing w:after="80" w:before="160"/>
+      <w:spacing w:after="0" w:before="200"/>
       <w:outlineLvl w:val="2"/>
     </w:pPr>
     <w:rPr>
-      <w:rFonts w:cstheme="majorBidi" w:eastAsiaTheme="majorEastAsia"/>
-      <w:color w:themeColor="accent1" w:themeShade="BF" w:val="0F4761"/>
-      <w:sz w:val="28"/>
-      <w:szCs w:val="28"/>
+      <w:rFonts w:asciiTheme="majorHAnsi" w:cstheme="majorBidi" w:eastAsiaTheme="majorEastAsia" w:hAnsiTheme="majorHAnsi"/>
+      <w:b/>
+      <w:bCs/>
+      <w:color w:themeColor="accent1" w:val="4F81BD"/>
+      <w:sz w:val="24"/>
+      <w:szCs w:val="24"/>
     </w:rPr>
   </w:style>
   <w:style w:styleId="Heading4" w:type="paragraph">
-    <w:name w:val="heading 4"/>
+    <w:name w:val="Heading 4"/>
     <w:basedOn w:val="Normal"/>
     <w:next w:val="BodyText"/>
-    <w:link w:val="Heading4Char"/>
     <w:uiPriority w:val="9"/>
-    <w:semiHidden/>
     <w:unhideWhenUsed/>
     <w:qFormat/>
-    <w:rsid w:val="00A10FD9"/>
     <w:pPr>
       <w:keepNext/>
       <w:keepLines/>
-      <w:spacing w:after="40" w:before="80"/>
+      <w:spacing w:after="0" w:before="200"/>
       <w:outlineLvl w:val="3"/>
     </w:pPr>
     <w:rPr>
-      <w:rFonts w:cstheme="majorBidi" w:eastAsiaTheme="majorEastAsia"/>
+      <w:rFonts w:asciiTheme="majorHAnsi" w:cstheme="majorBidi" w:eastAsiaTheme="majorEastAsia" w:hAnsiTheme="majorHAnsi"/>
+      <w:bCs/>
       <w:i/>
-      <w:iCs/>
-      <w:color w:themeColor="accent1" w:themeShade="BF" w:val="0F4761"/>
+      <w:color w:themeColor="accent1" w:val="4F81BD"/>
+      <w:sz w:val="24"/>
+      <w:szCs w:val="24"/>
     </w:rPr>
   </w:style>
   <w:style w:styleId="Heading5" w:type="paragraph">
-    <w:name w:val="heading 5"/>
+    <w:name w:val="Heading 5"/>
     <w:basedOn w:val="Normal"/>
     <w:next w:val="BodyText"/>
-    <w:link w:val="Heading5Char"/>
     <w:uiPriority w:val="9"/>
-    <w:semiHidden/>
     <w:unhideWhenUsed/>
     <w:qFormat/>
-    <w:rsid w:val="00A10FD9"/>
     <w:pPr>
       <w:keepNext/>
       <w:keepLines/>
-      <w:spacing w:after="40" w:before="80"/>
+      <w:spacing w:after="0" w:before="200"/>
       <w:outlineLvl w:val="4"/>
     </w:pPr>
     <w:rPr>
-      <w:rFonts w:cstheme="majorBidi" w:eastAsiaTheme="majorEastAsia"/>
-      <w:color w:themeColor="accent1" w:themeShade="BF" w:val="0F4761"/>
+      <w:rFonts w:asciiTheme="majorHAnsi" w:cstheme="majorBidi" w:eastAsiaTheme="majorEastAsia" w:hAnsiTheme="majorHAnsi"/>
+      <w:iCs/>
+      <w:color w:themeColor="accent1" w:val="4F81BD"/>
+      <w:sz w:val="24"/>
+      <w:szCs w:val="24"/>
     </w:rPr>
   </w:style>
   <w:style w:styleId="Heading6" w:type="paragraph">
-    <w:name w:val="heading 6"/>
+    <w:name w:val="Heading 6"/>
     <w:basedOn w:val="Normal"/>
     <w:next w:val="BodyText"/>
-    <w:link w:val="Heading6Char"/>
     <w:uiPriority w:val="9"/>
-    <w:semiHidden/>
     <w:unhideWhenUsed/>
     <w:qFormat/>
-    <w:rsid w:val="00A10FD9"/>
     <w:pPr>
       <w:keepNext/>
       <w:keepLines/>
-      <w:spacing w:after="0" w:before="40"/>
+      <w:spacing w:after="0" w:before="200"/>
       <w:outlineLvl w:val="5"/>
     </w:pPr>
     <w:rPr>
-      <w:rFonts w:cstheme="majorBidi" w:eastAsiaTheme="majorEastAsia"/>
-      <w:i/>
-      <w:iCs/>
-      <w:color w:themeColor="text1" w:themeTint="A6" w:val="595959"/>
+      <w:rFonts w:asciiTheme="majorHAnsi" w:cstheme="majorBidi" w:eastAsiaTheme="majorEastAsia" w:hAnsiTheme="majorHAnsi"/>
+      <w:color w:themeColor="accent1" w:val="4F81BD"/>
+      <w:sz w:val="24"/>
+      <w:szCs w:val="24"/>
     </w:rPr>
   </w:style>
   <w:style w:styleId="Heading7" w:type="paragraph">
-    <w:name w:val="heading 7"/>
+    <w:name w:val="Heading 7"/>
     <w:basedOn w:val="Normal"/>
     <w:next w:val="BodyText"/>
-    <w:link w:val="Heading7Char"/>
     <w:uiPriority w:val="9"/>
-    <w:semiHidden/>
     <w:unhideWhenUsed/>
     <w:qFormat/>
-    <w:rsid w:val="00A10FD9"/>
     <w:pPr>
       <w:keepNext/>
       <w:keepLines/>
-      <w:spacing w:after="0" w:before="40"/>
+      <w:spacing w:after="0" w:before="200"/>
       <w:outlineLvl w:val="6"/>
     </w:pPr>
     <w:rPr>
-      <w:rFonts w:cstheme="majorBidi" w:eastAsiaTheme="majorEastAsia"/>
-      <w:color w:themeColor="text1" w:themeTint="A6" w:val="595959"/>
+      <w:rFonts w:asciiTheme="majorHAnsi" w:cstheme="majorBidi" w:eastAsiaTheme="majorEastAsia" w:hAnsiTheme="majorHAnsi"/>
+      <w:color w:themeColor="accent1" w:val="4F81BD"/>
+      <w:sz w:val="24"/>
+      <w:szCs w:val="24"/>
     </w:rPr>
   </w:style>
   <w:style w:styleId="Heading8" w:type="paragraph">
-    <w:name w:val="heading 8"/>
+    <w:name w:val="Heading 8"/>
     <w:basedOn w:val="Normal"/>
     <w:next w:val="BodyText"/>
-    <w:link w:val="Heading8Char"/>
     <w:uiPriority w:val="9"/>
-    <w:semiHidden/>
     <w:unhideWhenUsed/>
     <w:qFormat/>
-    <w:rsid w:val="00A10FD9"/>
     <w:pPr>
       <w:keepNext/>
       <w:keepLines/>
-      <w:spacing w:after="0"/>
+      <w:spacing w:after="0" w:before="200"/>
       <w:outlineLvl w:val="7"/>
     </w:pPr>
     <w:rPr>
-      <w:rFonts w:cstheme="majorBidi" w:eastAsiaTheme="majorEastAsia"/>
-      <w:i/>
-      <w:iCs/>
-      <w:color w:themeColor="text1" w:themeTint="D8" w:val="272727"/>
+      <w:rFonts w:asciiTheme="majorHAnsi" w:cstheme="majorBidi" w:eastAsiaTheme="majorEastAsia" w:hAnsiTheme="majorHAnsi"/>
+      <w:color w:themeColor="accent1" w:val="4F81BD"/>
+      <w:sz w:val="24"/>
+      <w:szCs w:val="24"/>
     </w:rPr>
   </w:style>
   <w:style w:styleId="Heading9" w:type="paragraph">
-    <w:name w:val="heading 9"/>
+    <w:name w:val="Heading 9"/>
     <w:basedOn w:val="Normal"/>
     <w:next w:val="BodyText"/>
-    <w:link w:val="Heading9Char"/>
     <w:uiPriority w:val="9"/>
-    <w:semiHidden/>
     <w:unhideWhenUsed/>
     <w:qFormat/>
-    <w:rsid w:val="00A10FD9"/>
     <w:pPr>
       <w:keepNext/>
       <w:keepLines/>
-      <w:spacing w:after="0"/>
+      <w:spacing w:after="0" w:before="200"/>
       <w:outlineLvl w:val="8"/>
     </w:pPr>
     <w:rPr>
-      <w:rFonts w:cstheme="majorBidi" w:eastAsiaTheme="majorEastAsia"/>
-      <w:color w:themeColor="text1" w:themeTint="D8" w:val="272727"/>
-    </w:rPr>
-  </w:style>
-  <w:style w:customStyle="1" w:styleId="Heading1Char" w:type="character">
-    <w:name w:val="Heading 1 Char"/>
-    <w:basedOn w:val="DefaultParagraphFont"/>
-    <w:link w:val="Heading1"/>
-    <w:uiPriority w:val="9"/>
-    <w:rsid w:val="00A10FD9"/>
-    <w:rPr>
       <w:rFonts w:asciiTheme="majorHAnsi" w:cstheme="majorBidi" w:eastAsiaTheme="majorEastAsia" w:hAnsiTheme="majorHAnsi"/>
-      <w:color w:themeColor="accent1" w:themeShade="BF" w:val="0F4761"/>
-      <w:sz w:val="40"/>
-      <w:szCs w:val="40"/>
-    </w:rPr>
-  </w:style>
-  <w:style w:customStyle="1" w:styleId="Heading2Char" w:type="character">
-    <w:name w:val="Heading 2 Char"/>
-    <w:basedOn w:val="DefaultParagraphFont"/>
-    <w:link w:val="Heading2"/>
-    <w:uiPriority w:val="9"/>
-    <w:semiHidden/>
-    <w:rsid w:val="00A10FD9"/>
-    <w:rPr>
-      <w:rFonts w:asciiTheme="majorHAnsi" w:cstheme="majorBidi" w:eastAsiaTheme="majorEastAsia" w:hAnsiTheme="majorHAnsi"/>
-      <w:color w:themeColor="accent1" w:themeShade="BF" w:val="0F4761"/>
-      <w:sz w:val="32"/>
-      <w:szCs w:val="32"/>
-    </w:rPr>
-  </w:style>
-  <w:style w:customStyle="1" w:styleId="Heading3Char" w:type="character">
-    <w:name w:val="Heading 3 Char"/>
-    <w:basedOn w:val="DefaultParagraphFont"/>
-    <w:link w:val="Heading3"/>
-    <w:uiPriority w:val="9"/>
-    <w:semiHidden/>
-    <w:rsid w:val="00A10FD9"/>
-    <w:rPr>
-      <w:rFonts w:cstheme="majorBidi" w:eastAsiaTheme="majorEastAsia"/>
-      <w:color w:themeColor="accent1" w:themeShade="BF" w:val="0F4761"/>
-      <w:sz w:val="28"/>
-      <w:szCs w:val="28"/>
-    </w:rPr>
-  </w:style>
-  <w:style w:customStyle="1" w:styleId="Heading4Char" w:type="character">
-    <w:name w:val="Heading 4 Char"/>
-    <w:basedOn w:val="DefaultParagraphFont"/>
-    <w:link w:val="Heading4"/>
-    <w:uiPriority w:val="9"/>
-    <w:semiHidden/>
-    <w:rsid w:val="00A10FD9"/>
-    <w:rPr>
-      <w:rFonts w:cstheme="majorBidi" w:eastAsiaTheme="majorEastAsia"/>
-      <w:i/>
-      <w:iCs/>
-      <w:color w:themeColor="accent1" w:themeShade="BF" w:val="0F4761"/>
-    </w:rPr>
-  </w:style>
-  <w:style w:customStyle="1" w:styleId="Heading5Char" w:type="character">
-    <w:name w:val="Heading 5 Char"/>
-    <w:basedOn w:val="DefaultParagraphFont"/>
-    <w:link w:val="Heading5"/>
-    <w:uiPriority w:val="9"/>
-    <w:semiHidden/>
-    <w:rsid w:val="00A10FD9"/>
-    <w:rPr>
-      <w:rFonts w:cstheme="majorBidi" w:eastAsiaTheme="majorEastAsia"/>
-      <w:color w:themeColor="accent1" w:themeShade="BF" w:val="0F4761"/>
-    </w:rPr>
-  </w:style>
-  <w:style w:customStyle="1" w:styleId="Heading6Char" w:type="character">
-    <w:name w:val="Heading 6 Char"/>
-    <w:basedOn w:val="DefaultParagraphFont"/>
-    <w:link w:val="Heading6"/>
-    <w:uiPriority w:val="9"/>
-    <w:semiHidden/>
-    <w:rsid w:val="00A10FD9"/>
-    <w:rPr>
-      <w:rFonts w:cstheme="majorBidi" w:eastAsiaTheme="majorEastAsia"/>
-      <w:i/>
-      <w:iCs/>
-      <w:color w:themeColor="text1" w:themeTint="A6" w:val="595959"/>
-    </w:rPr>
-  </w:style>
-  <w:style w:customStyle="1" w:styleId="Heading7Char" w:type="character">
-    <w:name w:val="Heading 7 Char"/>
-    <w:basedOn w:val="DefaultParagraphFont"/>
-    <w:link w:val="Heading7"/>
-    <w:uiPriority w:val="9"/>
-    <w:semiHidden/>
-    <w:rsid w:val="00A10FD9"/>
-    <w:rPr>
-      <w:rFonts w:cstheme="majorBidi" w:eastAsiaTheme="majorEastAsia"/>
-      <w:color w:themeColor="text1" w:themeTint="A6" w:val="595959"/>
-    </w:rPr>
-  </w:style>
-  <w:style w:customStyle="1" w:styleId="Heading8Char" w:type="character">
-    <w:name w:val="Heading 8 Char"/>
-    <w:basedOn w:val="DefaultParagraphFont"/>
-    <w:link w:val="Heading8"/>
-    <w:uiPriority w:val="9"/>
-    <w:semiHidden/>
-    <w:rsid w:val="00A10FD9"/>
-    <w:rPr>
-      <w:rFonts w:cstheme="majorBidi" w:eastAsiaTheme="majorEastAsia"/>
-      <w:i/>
-      <w:iCs/>
-      <w:color w:themeColor="text1" w:themeTint="D8" w:val="272727"/>
-    </w:rPr>
-  </w:style>
-  <w:style w:customStyle="1" w:styleId="Heading9Char" w:type="character">
-    <w:name w:val="Heading 9 Char"/>
-    <w:basedOn w:val="DefaultParagraphFont"/>
-    <w:link w:val="Heading9"/>
-    <w:uiPriority w:val="9"/>
-    <w:semiHidden/>
-    <w:rsid w:val="00A10FD9"/>
-    <w:rPr>
-      <w:rFonts w:cstheme="majorBidi" w:eastAsiaTheme="majorEastAsia"/>
-      <w:color w:themeColor="text1" w:themeTint="D8" w:val="272727"/>
+      <w:color w:themeColor="accent1" w:val="4F81BD"/>
+      <w:sz w:val="24"/>
+      <w:szCs w:val="24"/>
     </w:rPr>
   </w:style>
   <w:style w:styleId="BlockText" w:type="paragraph">
@@ -1944,8 +1738,8 @@
   </w:style>
   <w:style w:styleId="FootnoteBlockText" w:type="paragraph">
     <w:name w:val="Footnote Block Text"/>
-    <w:basedOn w:val="FootnoteText"/>
-    <w:next w:val="FootnoteText"/>
+    <w:basedOn w:val="Footnote Text"/>
+    <w:next w:val="Footnote Text"/>
     <w:uiPriority w:val="9"/>
     <w:unhideWhenUsed/>
     <w:qFormat/>
@@ -1975,6 +1769,13 @@
       </w:tblCellMar>
     </w:tblPr>
     <w:tblStylePr w:type="firstRow">
+      <w:tblPr>
+        <w:jc w:val="left"/>
+        <w:tblInd w:type="dxa" w:w="0"/>
+      </w:tblPr>
+      <w:trPr>
+        <w:jc w:val="left"/>
+      </w:trPr>
       <w:tcPr>
         <w:tcBorders>
           <w:bottom w:val="single"/>
@@ -2330,44 +2131,44 @@
         <a:sysClr val="window" lastClr="FFFFFF"/>
       </a:lt1>
       <a:dk2>
-        <a:srgbClr val="0E2841"/>
+        <a:srgbClr val="1F497D"/>
       </a:dk2>
       <a:lt2>
-        <a:srgbClr val="E8E8E8"/>
+        <a:srgbClr val="EEECE1"/>
       </a:lt2>
       <a:accent1>
-        <a:srgbClr val="156082"/>
+        <a:srgbClr val="4F81BD"/>
       </a:accent1>
       <a:accent2>
-        <a:srgbClr val="E97132"/>
+        <a:srgbClr val="C0504D"/>
       </a:accent2>
       <a:accent3>
-        <a:srgbClr val="196B24"/>
+        <a:srgbClr val="9BBB59"/>
       </a:accent3>
       <a:accent4>
-        <a:srgbClr val="0F9ED5"/>
+        <a:srgbClr val="8064A2"/>
       </a:accent4>
       <a:accent5>
-        <a:srgbClr val="A02B93"/>
+        <a:srgbClr val="4BACC6"/>
       </a:accent5>
       <a:accent6>
-        <a:srgbClr val="4EA72E"/>
+        <a:srgbClr val="F79646"/>
       </a:accent6>
       <a:hlink>
-        <a:srgbClr val="467886"/>
+        <a:srgbClr val="0000FF"/>
       </a:hlink>
       <a:folHlink>
-        <a:srgbClr val="96607D"/>
+        <a:srgbClr val="800080"/>
       </a:folHlink>
     </a:clrScheme>
     <a:fontScheme name="Office">
       <a:majorFont>
-        <a:latin typeface="Aptos Display" panose="02110004020202020204"/>
+        <a:latin typeface="Calibri"/>
         <a:ea typeface=""/>
         <a:cs typeface=""/>
-        <a:font script="Jpan" typeface="游ゴシック Light"/>
+        <a:font script="Jpan" typeface="ＭＳ ゴシック"/>
         <a:font script="Hang" typeface="맑은 고딕"/>
-        <a:font script="Hans" typeface="等线 Light"/>
+        <a:font script="Hans" typeface="宋体"/>
         <a:font script="Hant" typeface="新細明體"/>
         <a:font script="Arab" typeface="Times New Roman"/>
         <a:font script="Hebr" typeface="Times New Roman"/>
@@ -2394,32 +2195,14 @@
         <a:font script="Mong" typeface="Mongolian Baiti"/>
         <a:font script="Viet" typeface="Times New Roman"/>
         <a:font script="Uigh" typeface="Microsoft Uighur"/>
-        <a:font script="Geor" typeface="Sylfaen"/>
-        <a:font script="Armn" typeface="Arial"/>
-        <a:font script="Bugi" typeface="Leelawadee UI"/>
-        <a:font script="Bopo" typeface="Microsoft JhengHei"/>
-        <a:font script="Java" typeface="Javanese Text"/>
-        <a:font script="Lisu" typeface="Segoe UI"/>
-        <a:font script="Mymr" typeface="Myanmar Text"/>
-        <a:font script="Nkoo" typeface="Ebrima"/>
-        <a:font script="Olck" typeface="Nirmala UI"/>
-        <a:font script="Osma" typeface="Ebrima"/>
-        <a:font script="Phag" typeface="Phagspa"/>
-        <a:font script="Syrn" typeface="Estrangelo Edessa"/>
-        <a:font script="Syrj" typeface="Estrangelo Edessa"/>
-        <a:font script="Syre" typeface="Estrangelo Edessa"/>
-        <a:font script="Sora" typeface="Nirmala UI"/>
-        <a:font script="Tale" typeface="Microsoft Tai Le"/>
-        <a:font script="Talu" typeface="Microsoft New Tai Lue"/>
-        <a:font script="Tfng" typeface="Ebrima"/>
       </a:majorFont>
       <a:minorFont>
-        <a:latin typeface="Aptos" panose="02110004020202020204"/>
+        <a:latin typeface="Cambria"/>
         <a:ea typeface=""/>
         <a:cs typeface=""/>
-        <a:font script="Jpan" typeface="游明朝"/>
+        <a:font script="Jpan" typeface="ＭＳ 明朝"/>
         <a:font script="Hang" typeface="맑은 고딕"/>
-        <a:font script="Hans" typeface="等线"/>
+        <a:font script="Hans" typeface="宋体"/>
         <a:font script="Hant" typeface="新細明體"/>
         <a:font script="Arab" typeface="Arial"/>
         <a:font script="Hebr" typeface="Arial"/>
@@ -2446,24 +2229,6 @@
         <a:font script="Mong" typeface="Mongolian Baiti"/>
         <a:font script="Viet" typeface="Arial"/>
         <a:font script="Uigh" typeface="Microsoft Uighur"/>
-        <a:font script="Geor" typeface="Sylfaen"/>
-        <a:font script="Armn" typeface="Arial"/>
-        <a:font script="Bugi" typeface="Leelawadee UI"/>
-        <a:font script="Bopo" typeface="Microsoft JhengHei"/>
-        <a:font script="Java" typeface="Javanese Text"/>
-        <a:font script="Lisu" typeface="Segoe UI"/>
-        <a:font script="Mymr" typeface="Myanmar Text"/>
-        <a:font script="Nkoo" typeface="Ebrima"/>
-        <a:font script="Olck" typeface="Nirmala UI"/>
-        <a:font script="Osma" typeface="Ebrima"/>
-        <a:font script="Phag" typeface="Phagspa"/>
-        <a:font script="Syrn" typeface="Estrangelo Edessa"/>
-        <a:font script="Syrj" typeface="Estrangelo Edessa"/>
-        <a:font script="Syre" typeface="Estrangelo Edessa"/>
-        <a:font script="Sora" typeface="Nirmala UI"/>
-        <a:font script="Tale" typeface="Microsoft Tai Le"/>
-        <a:font script="Talu" typeface="Microsoft New Tai Lue"/>
-        <a:font script="Tfng" typeface="Ebrima"/>
       </a:minorFont>
     </a:fontScheme>
     <a:fmtScheme name="Office">
@@ -2475,141 +2240,200 @@
           <a:gsLst>
             <a:gs pos="0">
               <a:schemeClr val="phClr">
-                <a:lumMod val="110000"/>
-                <a:satMod val="105000"/>
-                <a:tint val="67000"/>
+                <a:tint val="50000"/>
+                <a:satMod val="300000"/>
               </a:schemeClr>
             </a:gs>
-            <a:gs pos="50000">
+            <a:gs pos="35000">
               <a:schemeClr val="phClr">
-                <a:lumMod val="105000"/>
-                <a:satMod val="103000"/>
-                <a:tint val="73000"/>
+                <a:tint val="37000"/>
+                <a:satMod val="300000"/>
               </a:schemeClr>
             </a:gs>
             <a:gs pos="100000">
               <a:schemeClr val="phClr">
-                <a:lumMod val="105000"/>
-                <a:satMod val="109000"/>
-                <a:tint val="81000"/>
+                <a:tint val="15000"/>
+                <a:satMod val="350000"/>
               </a:schemeClr>
             </a:gs>
           </a:gsLst>
-          <a:lin ang="5400000" scaled="0"/>
+          <a:lin ang="16200000" scaled="1"/>
         </a:gradFill>
         <a:gradFill rotWithShape="1">
           <a:gsLst>
             <a:gs pos="0">
               <a:schemeClr val="phClr">
-                <a:satMod val="103000"/>
-                <a:lumMod val="102000"/>
-                <a:tint val="94000"/>
-              </a:schemeClr>
-            </a:gs>
-            <a:gs pos="50000">
-              <a:schemeClr val="phClr">
-                <a:satMod val="110000"/>
-                <a:lumMod val="100000"/>
+                <a:tint val="100000"/>
                 <a:shade val="100000"/>
+                <a:satMod val="130000"/>
               </a:schemeClr>
             </a:gs>
             <a:gs pos="100000">
               <a:schemeClr val="phClr">
-                <a:lumMod val="99000"/>
-                <a:satMod val="120000"/>
-                <a:shade val="78000"/>
+                <a:tint val="50000"/>
+                <a:shade val="100000"/>
+                <a:satMod val="350000"/>
               </a:schemeClr>
             </a:gs>
           </a:gsLst>
-          <a:lin ang="5400000" scaled="0"/>
+          <a:lin ang="16200000" scaled="0"/>
         </a:gradFill>
       </a:fillStyleLst>
       <a:lnStyleLst>
-        <a:ln w="6350" cap="flat" cmpd="sng" algn="ctr">
+        <a:ln w="9525" cap="flat" cmpd="sng" algn="ctr">
+          <a:solidFill>
+            <a:schemeClr val="phClr">
+              <a:shade val="95000"/>
+              <a:satMod val="105000"/>
+            </a:schemeClr>
+          </a:solidFill>
+          <a:prstDash val="solid"/>
+        </a:ln>
+        <a:ln w="25400" cap="flat" cmpd="sng" algn="ctr">
           <a:solidFill>
             <a:schemeClr val="phClr"/>
           </a:solidFill>
           <a:prstDash val="solid"/>
-          <a:miter lim="800000"/>
         </a:ln>
-        <a:ln w="12700" cap="flat" cmpd="sng" algn="ctr">
+        <a:ln w="38100" cap="flat" cmpd="sng" algn="ctr">
           <a:solidFill>
             <a:schemeClr val="phClr"/>
           </a:solidFill>
           <a:prstDash val="solid"/>
-          <a:miter lim="800000"/>
-        </a:ln>
-        <a:ln w="19050" cap="flat" cmpd="sng" algn="ctr">
-          <a:solidFill>
-            <a:schemeClr val="phClr"/>
-          </a:solidFill>
-          <a:prstDash val="solid"/>
-          <a:miter lim="800000"/>
         </a:ln>
       </a:lnStyleLst>
       <a:effectStyleLst>
         <a:effectStyle>
-          <a:effectLst/>
-        </a:effectStyle>
-        <a:effectStyle>
-          <a:effectLst/>
+          <a:effectLst>
+            <a:outerShdw blurRad="40000" dist="20000" dir="5400000" rotWithShape="0">
+              <a:srgbClr val="000000">
+                <a:alpha val="38000"/>
+              </a:srgbClr>
+            </a:outerShdw>
+          </a:effectLst>
         </a:effectStyle>
         <a:effectStyle>
           <a:effectLst>
-            <a:outerShdw blurRad="57150" dist="19050" dir="5400000" algn="ctr" rotWithShape="0">
+            <a:outerShdw blurRad="40000" dist="23000" dir="5400000" rotWithShape="0">
               <a:srgbClr val="000000">
-                <a:alpha val="63000"/>
+                <a:alpha val="35000"/>
               </a:srgbClr>
             </a:outerShdw>
           </a:effectLst>
+        </a:effectStyle>
+        <a:effectStyle>
+          <a:effectLst>
+            <a:outerShdw blurRad="40000" dist="23000" dir="5400000" rotWithShape="0">
+              <a:srgbClr val="000000">
+                <a:alpha val="35000"/>
+              </a:srgbClr>
+            </a:outerShdw>
+          </a:effectLst>
+          <a:scene3d>
+            <a:camera prst="orthographicFront">
+              <a:rot lat="0" lon="0" rev="0"/>
+            </a:camera>
+            <a:lightRig rig="threePt" dir="t">
+              <a:rot lat="0" lon="0" rev="1200000"/>
+            </a:lightRig>
+          </a:scene3d>
+          <a:sp3d>
+            <a:bevelT w="63500" h="25400"/>
+          </a:sp3d>
         </a:effectStyle>
       </a:effectStyleLst>
       <a:bgFillStyleLst>
         <a:solidFill>
           <a:schemeClr val="phClr"/>
         </a:solidFill>
-        <a:solidFill>
-          <a:schemeClr val="phClr">
-            <a:tint val="95000"/>
-            <a:satMod val="170000"/>
-          </a:schemeClr>
-        </a:solidFill>
         <a:gradFill rotWithShape="1">
           <a:gsLst>
             <a:gs pos="0">
               <a:schemeClr val="phClr">
-                <a:tint val="93000"/>
-                <a:satMod val="150000"/>
-                <a:shade val="98000"/>
-                <a:lumMod val="102000"/>
+                <a:tint val="40000"/>
+                <a:satMod val="350000"/>
               </a:schemeClr>
             </a:gs>
-            <a:gs pos="50000">
+            <a:gs pos="40000">
               <a:schemeClr val="phClr">
-                <a:tint val="98000"/>
-                <a:satMod val="130000"/>
-                <a:shade val="90000"/>
-                <a:lumMod val="103000"/>
+                <a:tint val="45000"/>
+                <a:shade val="99000"/>
+                <a:satMod val="350000"/>
               </a:schemeClr>
             </a:gs>
             <a:gs pos="100000">
               <a:schemeClr val="phClr">
-                <a:shade val="63000"/>
-                <a:satMod val="120000"/>
+                <a:shade val="20000"/>
+                <a:satMod val="255000"/>
               </a:schemeClr>
             </a:gs>
           </a:gsLst>
-          <a:lin ang="5400000" scaled="0"/>
+          <a:path path="circle">
+            <a:fillToRect l="50000" t="-80000" r="50000" b="180000"/>
+          </a:path>
+        </a:gradFill>
+        <a:gradFill rotWithShape="1">
+          <a:gsLst>
+            <a:gs pos="0">
+              <a:schemeClr val="phClr">
+                <a:tint val="80000"/>
+                <a:satMod val="300000"/>
+              </a:schemeClr>
+            </a:gs>
+            <a:gs pos="100000">
+              <a:schemeClr val="phClr">
+                <a:shade val="30000"/>
+                <a:satMod val="200000"/>
+              </a:schemeClr>
+            </a:gs>
+          </a:gsLst>
+          <a:path path="circle">
+            <a:fillToRect l="50000" t="50000" r="50000" b="50000"/>
+          </a:path>
         </a:gradFill>
       </a:bgFillStyleLst>
     </a:fmtScheme>
   </a:themeElements>
-  <a:objectDefaults/>
+  <a:objectDefaults>
+    <a:spDef>
+      <a:spPr/>
+      <a:bodyPr/>
+      <a:lstStyle/>
+      <a:style>
+        <a:lnRef idx="1">
+          <a:schemeClr val="accent1"/>
+        </a:lnRef>
+        <a:fillRef idx="3">
+          <a:schemeClr val="accent1"/>
+        </a:fillRef>
+        <a:effectRef idx="2">
+          <a:schemeClr val="accent1"/>
+        </a:effectRef>
+        <a:fontRef idx="minor">
+          <a:schemeClr val="lt1"/>
+        </a:fontRef>
+      </a:style>
+    </a:spDef>
+    <a:lnDef>
+      <a:spPr/>
+      <a:bodyPr/>
+      <a:lstStyle/>
+      <a:style>
+        <a:lnRef idx="2">
+          <a:schemeClr val="accent1"/>
+        </a:lnRef>
+        <a:fillRef idx="0">
+          <a:schemeClr val="accent1"/>
+        </a:fillRef>
+        <a:effectRef idx="1">
+          <a:schemeClr val="accent1"/>
+        </a:effectRef>
+        <a:fontRef idx="minor">
+          <a:schemeClr val="tx1"/>
+        </a:fontRef>
+      </a:style>
+    </a:lnDef>
+  </a:objectDefaults>
   <a:extraClrSchemeLst/>
-  <a:extLst>
-    <a:ext uri="{05A4C25C-085E-4340-85A3-A5531E510DB2}">
-      <thm15:themeFamily xmlns:thm15="http://schemas.microsoft.com/office/thememl/2012/main" name="Office Theme" id="{2E142A2C-CD16-42D6-873A-C26D2A0506FA}" vid="{1BDDFF52-6CD6-40A5-AB3C-68EB2F1E4D0A}"/>
-    </a:ext>
-  </a:extLst>
 </a:theme>
 </file>
--- a/docx/01-introduccion/boletin-U01-inicial.docx
+++ b/docx/01-introduccion/boletin-U01-inicial.docx
@@ -28,7 +28,7 @@
         </w:p>
       </w:sdtContent>
     </w:sdt>
-    <w:bookmarkStart w:id="20" w:name="boletín-de-introducción-inicial"/>
+    <w:bookmarkStart w:id="9" w:name="boletín-de-introducción-inicial"/>
     <w:p>
       <w:pPr>
         <w:pStyle w:val="Heading1"/>
@@ -37,8 +37,8 @@
         <w:t xml:space="preserve">Boletín de Introducción — Inicial</w:t>
       </w:r>
     </w:p>
-    <w:bookmarkEnd w:id="20"/>
-    <w:bookmarkStart w:id="28" w:name="boletín-de-introducción-inicial-1"/>
+    <w:bookmarkEnd w:id="9"/>
+    <w:bookmarkStart w:id="17" w:name="boletín-de-introducción-inicial-1"/>
     <w:p>
       <w:pPr>
         <w:pStyle w:val="Heading1"/>
@@ -62,7 +62,7 @@
         </w:pict>
       </w:r>
     </w:p>
-    <w:bookmarkStart w:id="21" w:name="las-4-piezas-del-puzzle"/>
+    <w:bookmarkStart w:id="10" w:name="las-4-piezas-del-puzzle"/>
     <w:p>
       <w:pPr>
         <w:pStyle w:val="Heading2"/>
@@ -151,8 +151,8 @@
         <w:t xml:space="preserve">El servidor de Moodle del instituto</w:t>
       </w:r>
     </w:p>
-    <w:bookmarkEnd w:id="21"/>
-    <w:bookmarkStart w:id="22" w:name="el-mito-de-la-caja-blanca"/>
+    <w:bookmarkEnd w:id="10"/>
+    <w:bookmarkStart w:id="11" w:name="el-mito-de-la-caja-blanca"/>
     <w:p>
       <w:pPr>
         <w:pStyle w:val="Heading2"/>
@@ -164,13 +164,7 @@
         <w:t xml:space="preserve"> </w:t>
       </w:r>
       <w:r>
-        <w:t xml:space="preserve">“</w:t>
-      </w:r>
-      <w:r>
-        <w:t xml:space="preserve">Caja Blanca</w:t>
-      </w:r>
-      <w:r>
-        <w:t xml:space="preserve">”</w:t>
+        <w:t xml:space="preserve">“Caja Blanca”</w:t>
       </w:r>
     </w:p>
     <w:p>
@@ -188,21 +182,7 @@
           <w:i/>
           <w:iCs/>
         </w:rPr>
-        <w:t xml:space="preserve">“</w:t>
-      </w:r>
-      <w:r>
-        <w:rPr>
-          <w:i/>
-          <w:iCs/>
-        </w:rPr>
-        <w:t xml:space="preserve">He reiniciado el router de mi casa porque no me llegaba bien el Wi-Fi a la habitación</w:t>
-      </w:r>
-      <w:r>
-        <w:rPr>
-          <w:i/>
-          <w:iCs/>
-        </w:rPr>
-        <w:t xml:space="preserve">”</w:t>
+        <w:t xml:space="preserve">“He reiniciado el router de mi casa porque no me llegaba bien el Wi-Fi a la habitación”</w:t>
       </w:r>
       <w:r>
         <w:t xml:space="preserve">. Sabiendo lo que hemos estudiado, ¿qué tres aparatos reales tiene dentro esa caja y cuál es el que realmente le estaba fallando a tu amigo?</w:t>
@@ -226,8 +206,8 @@
         <w:t xml:space="preserve">sigue el recorrido de la señal: desde la calle, hacia dentro de tu red y de ahí por el aire hasta tu habitación.</w:t>
       </w:r>
     </w:p>
-    <w:bookmarkEnd w:id="22"/>
-    <w:bookmarkStart w:id="23" w:name="verdadero-o-falso-edición-conrad"/>
+    <w:bookmarkEnd w:id="11"/>
+    <w:bookmarkStart w:id="12" w:name="verdadero-o-falso-edición-conrad"/>
     <w:p>
       <w:pPr>
         <w:pStyle w:val="Heading2"/>
@@ -252,13 +232,7 @@
         </w:numPr>
       </w:pPr>
       <w:r>
-        <w:t xml:space="preserve">“</w:t>
-      </w:r>
-      <w:r>
-        <w:t xml:space="preserve">Tener Wi-Fi a tope de cobertura significa que tengo Internet</w:t>
-      </w:r>
-      <w:r>
-        <w:t xml:space="preserve">”</w:t>
+        <w:t xml:space="preserve">“Tener Wi-Fi a tope de cobertura significa que tengo Internet”</w:t>
       </w:r>
       <w:r>
         <w:t xml:space="preserve">.</w:t>
@@ -283,13 +257,7 @@
         </w:numPr>
       </w:pPr>
       <w:r>
-        <w:t xml:space="preserve">“</w:t>
-      </w:r>
-      <w:r>
-        <w:t xml:space="preserve">Para montar una red local (LAN) en el aula y pasarnos archivos, necesitamos contratar Internet</w:t>
-      </w:r>
-      <w:r>
-        <w:t xml:space="preserve">”</w:t>
+        <w:t xml:space="preserve">“Para montar una red local (LAN) en el aula y pasarnos archivos, necesitamos contratar Internet”</w:t>
       </w:r>
       <w:r>
         <w:t xml:space="preserve">.</w:t>
@@ -309,13 +277,7 @@
         <w:t xml:space="preserve"> </w:t>
       </w:r>
       <w:r>
-        <w:t xml:space="preserve">“</w:t>
-      </w:r>
-      <w:r>
-        <w:t xml:space="preserve">paquete</w:t>
-      </w:r>
-      <w:r>
-        <w:t xml:space="preserve">”</w:t>
+        <w:t xml:space="preserve">“paquete”</w:t>
       </w:r>
       <w:r>
         <w:t xml:space="preserve"> </w:t>
@@ -332,20 +294,14 @@
         </w:numPr>
       </w:pPr>
       <w:r>
-        <w:t xml:space="preserve">“</w:t>
-      </w:r>
-      <w:r>
-        <w:t xml:space="preserve">Ayer abrí el puerto 80 del ordenador con un destornillador</w:t>
-      </w:r>
-      <w:r>
-        <w:t xml:space="preserve">”</w:t>
+        <w:t xml:space="preserve">“Ayer abrí el puerto 80 del ordenador con un destornillador”</w:t>
       </w:r>
       <w:r>
         <w:t xml:space="preserve">.</w:t>
       </w:r>
     </w:p>
-    <w:bookmarkEnd w:id="23"/>
-    <w:bookmarkStart w:id="24" w:name="une-con-flechas-las-analogías-de-la-red"/>
+    <w:bookmarkEnd w:id="12"/>
+    <w:bookmarkStart w:id="13" w:name="une-con-flechas-las-analogías-de-la-red"/>
     <w:p>
       <w:pPr>
         <w:pStyle w:val="Heading2"/>
@@ -366,7 +322,6 @@
       <w:tblPr>
         <w:tblStyle w:val="Table"/>
         <w:tblW w:type="pct" w:w="5000"/>
-        <w:jc w:val="left"/>
         <w:tblLayout w:type="fixed"/>
         <w:tblLook w:firstRow="1" w:lastRow="0" w:firstColumn="0" w:lastColumn="0" w:noHBand="0" w:noVBand="0" w:val="0020"/>
       </w:tblPr>
@@ -384,7 +339,6 @@
           <w:p>
             <w:pPr>
               <w:pStyle w:val="Compact"/>
-              <w:jc w:val="left"/>
             </w:pPr>
             <w:r>
               <w:t xml:space="preserve">Concepto</w:t>
@@ -404,7 +358,6 @@
           <w:p>
             <w:pPr>
               <w:pStyle w:val="Compact"/>
-              <w:jc w:val="left"/>
             </w:pPr>
             <w:r>
               <w:t xml:space="preserve">Analogía</w:t>
@@ -418,7 +371,6 @@
           <w:p>
             <w:pPr>
               <w:pStyle w:val="Compact"/>
-              <w:jc w:val="left"/>
             </w:pPr>
             <w:r>
               <w:t xml:space="preserve">Dirección IP</w:t>
@@ -438,7 +390,6 @@
           <w:p>
             <w:pPr>
               <w:pStyle w:val="Compact"/>
-              <w:jc w:val="left"/>
             </w:pPr>
             <w:r>
               <w:t xml:space="preserve">a) El número de bastidor o matrícula inmutable</w:t>
@@ -452,7 +403,6 @@
           <w:p>
             <w:pPr>
               <w:pStyle w:val="Compact"/>
-              <w:jc w:val="left"/>
             </w:pPr>
             <w:r>
               <w:t xml:space="preserve">Dirección MAC</w:t>
@@ -472,7 +422,6 @@
           <w:p>
             <w:pPr>
               <w:pStyle w:val="Compact"/>
-              <w:jc w:val="left"/>
             </w:pPr>
             <w:r>
               <w:t xml:space="preserve">b) El recepcionista del hotel que te asigna una habitación</w:t>
@@ -486,7 +435,6 @@
           <w:p>
             <w:pPr>
               <w:pStyle w:val="Compact"/>
-              <w:jc w:val="left"/>
             </w:pPr>
             <w:r>
               <w:t xml:space="preserve">Switch</w:t>
@@ -506,7 +454,6 @@
           <w:p>
             <w:pPr>
               <w:pStyle w:val="Compact"/>
-              <w:jc w:val="left"/>
             </w:pPr>
             <w:r>
               <w:t xml:space="preserve">c) La agenda de contactos del móvil</w:t>
@@ -520,7 +467,6 @@
           <w:p>
             <w:pPr>
               <w:pStyle w:val="Compact"/>
-              <w:jc w:val="left"/>
             </w:pPr>
             <w:r>
               <w:t xml:space="preserve">Router</w:t>
@@ -540,7 +486,6 @@
           <w:p>
             <w:pPr>
               <w:pStyle w:val="Compact"/>
-              <w:jc w:val="left"/>
             </w:pPr>
             <w:r>
               <w:t xml:space="preserve">d) La calle y el número de tu casa actual</w:t>
@@ -554,7 +499,6 @@
           <w:p>
             <w:pPr>
               <w:pStyle w:val="Compact"/>
-              <w:jc w:val="left"/>
             </w:pPr>
             <w:r>
               <w:t xml:space="preserve">DNS</w:t>
@@ -574,7 +518,6 @@
           <w:p>
             <w:pPr>
               <w:pStyle w:val="Compact"/>
-              <w:jc w:val="left"/>
             </w:pPr>
             <w:r>
               <w:t xml:space="preserve">e) La centralita que comunica a los vecinos de un mismo edificio</w:t>
@@ -588,7 +531,6 @@
           <w:p>
             <w:pPr>
               <w:pStyle w:val="Compact"/>
-              <w:jc w:val="left"/>
             </w:pPr>
             <w:r>
               <w:t xml:space="preserve">DHCP</w:t>
@@ -608,7 +550,6 @@
           <w:p>
             <w:pPr>
               <w:pStyle w:val="Compact"/>
-              <w:jc w:val="left"/>
             </w:pPr>
             <w:r>
               <w:t xml:space="preserve">f) El control de aduanas que te saca de tu barrio hacia otras redes</w:t>
@@ -635,8 +576,8 @@
         <w:t xml:space="preserve">una dirección que cambia si te mudas, y una matrícula grabada en el coche: cada concepto tiene su pareja.</w:t>
       </w:r>
     </w:p>
-    <w:bookmarkEnd w:id="24"/>
-    <w:bookmarkStart w:id="25" w:name="cliente-o-servidor"/>
+    <w:bookmarkEnd w:id="13"/>
+    <w:bookmarkStart w:id="14" w:name="cliente-o-servidor"/>
     <w:p>
       <w:pPr>
         <w:pStyle w:val="Heading2"/>
@@ -710,8 +651,8 @@
         <w:t xml:space="preserve">Tu PC cuando le instalas un programa para alojar una página web y que tus compañeros entren</w:t>
       </w:r>
     </w:p>
-    <w:bookmarkEnd w:id="25"/>
-    <w:bookmarkStart w:id="26" w:name="X97f616bcb0ba9729351e8569977bf730ce8946f"/>
+    <w:bookmarkEnd w:id="14"/>
+    <w:bookmarkStart w:id="15" w:name="X97f616bcb0ba9729351e8569977bf730ce8946f"/>
     <w:p>
       <w:pPr>
         <w:pStyle w:val="Heading2"/>
@@ -735,21 +676,7 @@
           <w:i/>
           <w:iCs/>
         </w:rPr>
-        <w:t xml:space="preserve">“</w:t>
-      </w:r>
-      <w:r>
-        <w:rPr>
-          <w:i/>
-          <w:iCs/>
-        </w:rPr>
-        <w:t xml:space="preserve">¡Profe, no tengo Internet, voy a reiniciar todo y cambiar los cables!</w:t>
-      </w:r>
-      <w:r>
-        <w:rPr>
-          <w:i/>
-          <w:iCs/>
-        </w:rPr>
-        <w:t xml:space="preserve">”</w:t>
+        <w:t xml:space="preserve">“¡Profe, no tengo Internet, voy a reiniciar todo y cambiar los cables!”</w:t>
       </w:r>
       <w:r>
         <w:t xml:space="preserve">. Ordena del 1 al 5 los pasos que debes obligarle a dar aplicando la Escalera del Ping y la regla de la lucecita:</w:t>
@@ -782,7 +709,7 @@
         </w:numPr>
       </w:pPr>
       <w:r>
-        <w:t xml:space="preserve">☐ ping</w:t>
+        <w:t xml:space="preserve">ping</w:t>
       </w:r>
       <w:r>
         <w:t xml:space="preserve"> </w:t>
@@ -792,111 +719,6 @@
           <w:rStyle w:val="VerbatimChar"/>
         </w:rPr>
         <w:t xml:space="preserve">www.google.com</w:t>
-      </w:r>
-    </w:p>
-    <w:p>
-      <w:pPr>
-        <w:pStyle w:val="Compact"/>
-        <w:numPr>
-          <w:ilvl w:val="0"/>
-          <w:numId w:val="1004"/>
-        </w:numPr>
-      </w:pPr>
-      <w:r>
-        <w:t xml:space="preserve">☐ ping</w:t>
-      </w:r>
-      <w:r>
-        <w:t xml:space="preserve"> </w:t>
-      </w:r>
-      <w:r>
-        <w:rPr>
-          <w:rStyle w:val="VerbatimChar"/>
-        </w:rPr>
-        <w:t xml:space="preserve">&lt;IP del router&gt;</w:t>
-      </w:r>
-    </w:p>
-    <w:p>
-      <w:pPr>
-        <w:pStyle w:val="Compact"/>
-        <w:numPr>
-          <w:ilvl w:val="0"/>
-          <w:numId w:val="1004"/>
-        </w:numPr>
-      </w:pPr>
-      <w:r>
-        <w:t xml:space="preserve">☐ Mirar si la lucecita de la tarjeta de red y el switch están encendidas</w:t>
-      </w:r>
-    </w:p>
-    <w:p>
-      <w:pPr>
-        <w:pStyle w:val="Compact"/>
-        <w:numPr>
-          <w:ilvl w:val="0"/>
-          <w:numId w:val="1004"/>
-        </w:numPr>
-      </w:pPr>
-      <w:r>
-        <w:t xml:space="preserve">☐ ping</w:t>
-      </w:r>
-      <w:r>
-        <w:t xml:space="preserve"> </w:t>
-      </w:r>
-      <w:r>
-        <w:rPr>
-          <w:rStyle w:val="VerbatimChar"/>
-        </w:rPr>
-        <w:t xml:space="preserve">127.0.0.1</w:t>
-      </w:r>
-    </w:p>
-    <w:p>
-      <w:pPr>
-        <w:pStyle w:val="Compact"/>
-        <w:numPr>
-          <w:ilvl w:val="0"/>
-          <w:numId w:val="1004"/>
-        </w:numPr>
-      </w:pPr>
-      <w:r>
-        <w:t xml:space="preserve">☐ ping</w:t>
-      </w:r>
-      <w:r>
-        <w:t xml:space="preserve"> </w:t>
-      </w:r>
-      <w:r>
-        <w:rPr>
-          <w:rStyle w:val="VerbatimChar"/>
-        </w:rPr>
-        <w:t xml:space="preserve">8.8.8.8</w:t>
-      </w:r>
-    </w:p>
-    <w:bookmarkEnd w:id="26"/>
-    <w:bookmarkStart w:id="27" w:name="resolviendo-averías-con-el-sonar"/>
-    <w:p>
-      <w:pPr>
-        <w:pStyle w:val="Heading2"/>
-      </w:pPr>
-      <w:r>
-        <w:t xml:space="preserve">7. Resolviendo averías con el</w:t>
-      </w:r>
-      <w:r>
-        <w:t xml:space="preserve"> </w:t>
-      </w:r>
-      <w:r>
-        <w:t xml:space="preserve">“</w:t>
-      </w:r>
-      <w:r>
-        <w:t xml:space="preserve">Sonar</w:t>
-      </w:r>
-      <w:r>
-        <w:t xml:space="preserve">”</w:t>
-      </w:r>
-    </w:p>
-    <w:p>
-      <w:pPr>
-        <w:pStyle w:val="FirstParagraph"/>
-      </w:pPr>
-      <w:r>
-        <w:t xml:space="preserve">Aplicas la escalera del ejercicio anterior y ocurre lo siguiente:</w:t>
       </w:r>
     </w:p>
     <w:p>
@@ -908,7 +730,40 @@
         </w:numPr>
       </w:pPr>
       <w:r>
-        <w:t xml:space="preserve">El ping</w:t>
+        <w:t xml:space="preserve">ping</w:t>
+      </w:r>
+      <w:r>
+        <w:t xml:space="preserve"> </w:t>
+      </w:r>
+      <w:r>
+        <w:rPr>
+          <w:rStyle w:val="VerbatimChar"/>
+        </w:rPr>
+        <w:t xml:space="preserve">&lt;IP del router&gt;</w:t>
+      </w:r>
+    </w:p>
+    <w:p>
+      <w:pPr>
+        <w:pStyle w:val="Compact"/>
+        <w:numPr>
+          <w:ilvl w:val="0"/>
+          <w:numId w:val="1006"/>
+        </w:numPr>
+      </w:pPr>
+      <w:r>
+        <w:t xml:space="preserve">Mirar si la lucecita de la tarjeta de red y el switch están encendidas</w:t>
+      </w:r>
+    </w:p>
+    <w:p>
+      <w:pPr>
+        <w:pStyle w:val="Compact"/>
+        <w:numPr>
+          <w:ilvl w:val="0"/>
+          <w:numId w:val="1007"/>
+        </w:numPr>
+      </w:pPr>
+      <w:r>
+        <w:t xml:space="preserve">ping</w:t>
       </w:r>
       <w:r>
         <w:t xml:space="preserve"> </w:t>
@@ -919,35 +774,17 @@
         </w:rPr>
         <w:t xml:space="preserve">127.0.0.1</w:t>
       </w:r>
-      <w:r>
-        <w:t xml:space="preserve"> </w:t>
-      </w:r>
-      <w:r>
-        <w:t xml:space="preserve">responde bien.</w:t>
-      </w:r>
     </w:p>
     <w:p>
       <w:pPr>
         <w:pStyle w:val="Compact"/>
         <w:numPr>
           <w:ilvl w:val="0"/>
-          <w:numId w:val="1005"/>
+          <w:numId w:val="1008"/>
         </w:numPr>
       </w:pPr>
       <w:r>
-        <w:t xml:space="preserve">El ping al router responde bien.</w:t>
-      </w:r>
-    </w:p>
-    <w:p>
-      <w:pPr>
-        <w:pStyle w:val="Compact"/>
-        <w:numPr>
-          <w:ilvl w:val="0"/>
-          <w:numId w:val="1005"/>
-        </w:numPr>
-      </w:pPr>
-      <w:r>
-        <w:t xml:space="preserve">El ping</w:t>
+        <w:t xml:space="preserve">ping</w:t>
       </w:r>
       <w:r>
         <w:t xml:space="preserve"> </w:t>
@@ -958,11 +795,29 @@
         </w:rPr>
         <w:t xml:space="preserve">8.8.8.8</w:t>
       </w:r>
+    </w:p>
+    <w:bookmarkEnd w:id="15"/>
+    <w:bookmarkStart w:id="16" w:name="resolviendo-averías-con-el-sonar"/>
+    <w:p>
+      <w:pPr>
+        <w:pStyle w:val="Heading2"/>
+      </w:pPr>
+      <w:r>
+        <w:t xml:space="preserve">7. Resolviendo averías con el</w:t>
+      </w:r>
       <w:r>
         <w:t xml:space="preserve"> </w:t>
       </w:r>
       <w:r>
-        <w:t xml:space="preserve">responde bien.</w:t>
+        <w:t xml:space="preserve">“Sonar”</w:t>
+      </w:r>
+    </w:p>
+    <w:p>
+      <w:pPr>
+        <w:pStyle w:val="FirstParagraph"/>
+      </w:pPr>
+      <w:r>
+        <w:t xml:space="preserve">Aplicas la escalera del ejercicio anterior y ocurre lo siguiente:</w:t>
       </w:r>
     </w:p>
     <w:p>
@@ -970,7 +825,73 @@
         <w:pStyle w:val="Compact"/>
         <w:numPr>
           <w:ilvl w:val="0"/>
-          <w:numId w:val="1005"/>
+          <w:numId w:val="1009"/>
+        </w:numPr>
+      </w:pPr>
+      <w:r>
+        <w:t xml:space="preserve">El ping</w:t>
+      </w:r>
+      <w:r>
+        <w:t xml:space="preserve"> </w:t>
+      </w:r>
+      <w:r>
+        <w:rPr>
+          <w:rStyle w:val="VerbatimChar"/>
+        </w:rPr>
+        <w:t xml:space="preserve">127.0.0.1</w:t>
+      </w:r>
+      <w:r>
+        <w:t xml:space="preserve"> </w:t>
+      </w:r>
+      <w:r>
+        <w:t xml:space="preserve">responde bien.</w:t>
+      </w:r>
+    </w:p>
+    <w:p>
+      <w:pPr>
+        <w:pStyle w:val="Compact"/>
+        <w:numPr>
+          <w:ilvl w:val="0"/>
+          <w:numId w:val="1009"/>
+        </w:numPr>
+      </w:pPr>
+      <w:r>
+        <w:t xml:space="preserve">El ping al router responde bien.</w:t>
+      </w:r>
+    </w:p>
+    <w:p>
+      <w:pPr>
+        <w:pStyle w:val="Compact"/>
+        <w:numPr>
+          <w:ilvl w:val="0"/>
+          <w:numId w:val="1009"/>
+        </w:numPr>
+      </w:pPr>
+      <w:r>
+        <w:t xml:space="preserve">El ping</w:t>
+      </w:r>
+      <w:r>
+        <w:t xml:space="preserve"> </w:t>
+      </w:r>
+      <w:r>
+        <w:rPr>
+          <w:rStyle w:val="VerbatimChar"/>
+        </w:rPr>
+        <w:t xml:space="preserve">8.8.8.8</w:t>
+      </w:r>
+      <w:r>
+        <w:t xml:space="preserve"> </w:t>
+      </w:r>
+      <w:r>
+        <w:t xml:space="preserve">responde bien.</w:t>
+      </w:r>
+    </w:p>
+    <w:p>
+      <w:pPr>
+        <w:pStyle w:val="Compact"/>
+        <w:numPr>
+          <w:ilvl w:val="0"/>
+          <w:numId w:val="1009"/>
         </w:numPr>
       </w:pPr>
       <w:r>
@@ -1015,9 +936,13 @@
         <w:t xml:space="preserve">los cuatro primeros peldaños responden; el quinto usa un nombre, no un número.</w:t>
       </w:r>
     </w:p>
-    <w:bookmarkEnd w:id="27"/>
-    <w:bookmarkEnd w:id="28"/>
-    <w:sectPr/>
+    <w:bookmarkEnd w:id="16"/>
+    <w:bookmarkEnd w:id="17"/>
+    <w:sectPr>
+      <w:footnotePr>
+        <w:numRestart w:val="eachSect"/>
+      </w:footnotePr>
+    </w:sectPr>
   </w:body>
 </w:document>
 </file>
@@ -1055,7 +980,7 @@
       <w:lvlText w:val=" "/>
       <w:lvlJc w:val="left"/>
       <w:pPr>
-        <w:ind w:left="720" w:hanging="480"/>
+        <w:ind w:left="720" w:hanging="360"/>
       </w:pPr>
     </w:lvl>
     <w:lvl w:ilvl="1">
@@ -1063,7 +988,7 @@
       <w:lvlText w:val=" "/>
       <w:lvlJc w:val="left"/>
       <w:pPr>
-        <w:ind w:left="1440" w:hanging="480"/>
+        <w:ind w:left="1440" w:hanging="360"/>
       </w:pPr>
     </w:lvl>
     <w:lvl w:ilvl="2">
@@ -1071,7 +996,7 @@
       <w:lvlText w:val=" "/>
       <w:lvlJc w:val="left"/>
       <w:pPr>
-        <w:ind w:left="2160" w:hanging="480"/>
+        <w:ind w:left="2160" w:hanging="360"/>
       </w:pPr>
     </w:lvl>
     <w:lvl w:ilvl="3">
@@ -1079,7 +1004,7 @@
       <w:lvlText w:val=" "/>
       <w:lvlJc w:val="left"/>
       <w:pPr>
-        <w:ind w:left="2880" w:hanging="480"/>
+        <w:ind w:left="2880" w:hanging="360"/>
       </w:pPr>
     </w:lvl>
     <w:lvl w:ilvl="4">
@@ -1087,7 +1012,7 @@
       <w:lvlText w:val=" "/>
       <w:lvlJc w:val="left"/>
       <w:pPr>
-        <w:ind w:left="3600" w:hanging="480"/>
+        <w:ind w:left="3600" w:hanging="360"/>
       </w:pPr>
     </w:lvl>
     <w:lvl w:ilvl="5">
@@ -1095,7 +1020,7 @@
       <w:lvlText w:val=" "/>
       <w:lvlJc w:val="left"/>
       <w:pPr>
-        <w:ind w:left="4320" w:hanging="480"/>
+        <w:ind w:left="4320" w:hanging="360"/>
       </w:pPr>
     </w:lvl>
     <w:lvl w:ilvl="6">
@@ -1103,7 +1028,7 @@
       <w:lvlText w:val=" "/>
       <w:lvlJc w:val="left"/>
       <w:pPr>
-        <w:ind w:left="5040" w:hanging="480"/>
+        <w:ind w:left="5040" w:hanging="360"/>
       </w:pPr>
     </w:lvl>
     <w:lvl w:ilvl="7">
@@ -1111,7 +1036,7 @@
       <w:lvlText w:val=" "/>
       <w:lvlJc w:val="left"/>
       <w:pPr>
-        <w:ind w:left="5760" w:hanging="480"/>
+        <w:ind w:left="5760" w:hanging="360"/>
       </w:pPr>
     </w:lvl>
     <w:lvl w:ilvl="8">
@@ -1119,7 +1044,7 @@
       <w:lvlText w:val=" "/>
       <w:lvlJc w:val="left"/>
       <w:pPr>
-        <w:ind w:left="6480" w:hanging="480"/>
+        <w:ind w:left="6480" w:hanging="360"/>
       </w:pPr>
     </w:lvl>
   </w:abstractNum>
@@ -1132,7 +1057,7 @@
       <w:lvlText w:val="%1)"/>
       <w:lvlJc w:val="left"/>
       <w:pPr>
-        <w:ind w:left="720" w:hanging="480"/>
+        <w:ind w:left="720" w:hanging="360"/>
       </w:pPr>
     </w:lvl>
     <w:lvl w:ilvl="1">
@@ -1141,7 +1066,7 @@
       <w:lvlText w:val="%2)"/>
       <w:lvlJc w:val="left"/>
       <w:pPr>
-        <w:ind w:left="1440" w:hanging="480"/>
+        <w:ind w:left="1440" w:hanging="360"/>
       </w:pPr>
     </w:lvl>
     <w:lvl w:ilvl="2">
@@ -1150,7 +1075,7 @@
       <w:lvlText w:val="%3)"/>
       <w:lvlJc w:val="left"/>
       <w:pPr>
-        <w:ind w:left="2160" w:hanging="480"/>
+        <w:ind w:left="2160" w:hanging="360"/>
       </w:pPr>
     </w:lvl>
     <w:lvl w:ilvl="3">
@@ -1159,7 +1084,7 @@
       <w:lvlText w:val="%4)"/>
       <w:lvlJc w:val="left"/>
       <w:pPr>
-        <w:ind w:left="2880" w:hanging="480"/>
+        <w:ind w:left="2880" w:hanging="360"/>
       </w:pPr>
     </w:lvl>
     <w:lvl w:ilvl="4">
@@ -1168,7 +1093,7 @@
       <w:lvlText w:val="%5)"/>
       <w:lvlJc w:val="left"/>
       <w:pPr>
-        <w:ind w:left="3600" w:hanging="480"/>
+        <w:ind w:left="3600" w:hanging="360"/>
       </w:pPr>
     </w:lvl>
     <w:lvl w:ilvl="5">
@@ -1177,7 +1102,7 @@
       <w:lvlText w:val="%6)"/>
       <w:lvlJc w:val="left"/>
       <w:pPr>
-        <w:ind w:left="4320" w:hanging="480"/>
+        <w:ind w:left="4320" w:hanging="360"/>
       </w:pPr>
     </w:lvl>
     <w:lvl w:ilvl="6">
@@ -1186,7 +1111,7 @@
       <w:lvlText w:val="%7)"/>
       <w:lvlJc w:val="left"/>
       <w:pPr>
-        <w:ind w:left="5040" w:hanging="480"/>
+        <w:ind w:left="5040" w:hanging="360"/>
       </w:pPr>
     </w:lvl>
     <w:lvl w:ilvl="7">
@@ -1195,7 +1120,7 @@
       <w:lvlText w:val="%8)"/>
       <w:lvlJc w:val="left"/>
       <w:pPr>
-        <w:ind w:left="5760" w:hanging="480"/>
+        <w:ind w:left="5760" w:hanging="360"/>
       </w:pPr>
     </w:lvl>
     <w:lvl w:ilvl="8">
@@ -1204,7 +1129,83 @@
       <w:lvlText w:val="%9)"/>
       <w:lvlJc w:val="left"/>
       <w:pPr>
-        <w:ind w:left="6480" w:hanging="480"/>
+        <w:ind w:left="6480" w:hanging="360"/>
+      </w:pPr>
+    </w:lvl>
+  </w:abstractNum>
+  <w:abstractNum w:abstractNumId="992">
+    <w:nsid w:val="0000A992"/>
+    <w:multiLevelType w:val="multilevel"/>
+    <w:lvl w:ilvl="0">
+      <w:numFmt w:val="bullet"/>
+      <w:lvlText w:val="☐"/>
+      <w:lvlJc w:val="left"/>
+      <w:pPr>
+        <w:ind w:left="720" w:hanging="360"/>
+      </w:pPr>
+    </w:lvl>
+    <w:lvl w:ilvl="1">
+      <w:numFmt w:val="bullet"/>
+      <w:lvlText w:val="☐"/>
+      <w:lvlJc w:val="left"/>
+      <w:pPr>
+        <w:ind w:left="1440" w:hanging="360"/>
+      </w:pPr>
+    </w:lvl>
+    <w:lvl w:ilvl="2">
+      <w:numFmt w:val="bullet"/>
+      <w:lvlText w:val="☐"/>
+      <w:lvlJc w:val="left"/>
+      <w:pPr>
+        <w:ind w:left="2160" w:hanging="360"/>
+      </w:pPr>
+    </w:lvl>
+    <w:lvl w:ilvl="3">
+      <w:numFmt w:val="bullet"/>
+      <w:lvlText w:val="☐"/>
+      <w:lvlJc w:val="left"/>
+      <w:pPr>
+        <w:ind w:left="2880" w:hanging="360"/>
+      </w:pPr>
+    </w:lvl>
+    <w:lvl w:ilvl="4">
+      <w:numFmt w:val="bullet"/>
+      <w:lvlText w:val="☐"/>
+      <w:lvlJc w:val="left"/>
+      <w:pPr>
+        <w:ind w:left="3600" w:hanging="360"/>
+      </w:pPr>
+    </w:lvl>
+    <w:lvl w:ilvl="5">
+      <w:numFmt w:val="bullet"/>
+      <w:lvlText w:val="☐"/>
+      <w:lvlJc w:val="left"/>
+      <w:pPr>
+        <w:ind w:left="4320" w:hanging="360"/>
+      </w:pPr>
+    </w:lvl>
+    <w:lvl w:ilvl="6">
+      <w:numFmt w:val="bullet"/>
+      <w:lvlText w:val="☐"/>
+      <w:lvlJc w:val="left"/>
+      <w:pPr>
+        <w:ind w:left="5040" w:hanging="360"/>
+      </w:pPr>
+    </w:lvl>
+    <w:lvl w:ilvl="7">
+      <w:numFmt w:val="bullet"/>
+      <w:lvlText w:val="☐"/>
+      <w:lvlJc w:val="left"/>
+      <w:pPr>
+        <w:ind w:left="5760" w:hanging="360"/>
+      </w:pPr>
+    </w:lvl>
+    <w:lvl w:ilvl="8">
+      <w:numFmt w:val="bullet"/>
+      <w:lvlText w:val="☐"/>
+      <w:lvlJc w:val="left"/>
+      <w:pPr>
+        <w:ind w:left="6480" w:hanging="360"/>
       </w:pPr>
     </w:lvl>
   </w:abstractNum>
@@ -1213,75 +1214,102 @@
     <w:multiLevelType w:val="multilevel"/>
     <w:lvl w:ilvl="0">
       <w:numFmt w:val="bullet"/>
-      <w:lvlText w:val="•"/>
-      <w:lvlJc w:val="left"/>
-      <w:pPr>
-        <w:ind w:left="720" w:hanging="480"/>
-      </w:pPr>
+      <w:lvlText w:val=""/>
+      <w:lvlJc w:val="left"/>
+      <w:pPr>
+        <w:ind w:left="720" w:hanging="360"/>
+      </w:pPr>
+      <w:rPr>
+        <w:rFonts w:ascii="Symbol" w:hAnsi="Symbol" w:cs="Symbol" w:hint="default"/>
+      </w:rPr>
     </w:lvl>
     <w:lvl w:ilvl="1">
       <w:numFmt w:val="bullet"/>
-      <w:lvlText w:val="–"/>
-      <w:lvlJc w:val="left"/>
-      <w:pPr>
-        <w:ind w:left="1440" w:hanging="480"/>
-      </w:pPr>
+      <w:lvlText w:val="o"/>
+      <w:lvlJc w:val="left"/>
+      <w:pPr>
+        <w:ind w:left="1440" w:hanging="360"/>
+      </w:pPr>
+      <w:rPr>
+        <w:rFonts w:ascii="Courier New" w:hAnsi="Courier New" w:cs="Courier New" w:hint="default"/>
+      </w:rPr>
     </w:lvl>
     <w:lvl w:ilvl="2">
       <w:numFmt w:val="bullet"/>
-      <w:lvlText w:val="•"/>
-      <w:lvlJc w:val="left"/>
-      <w:pPr>
-        <w:ind w:left="2160" w:hanging="480"/>
-      </w:pPr>
+      <w:lvlText w:val=""/>
+      <w:lvlJc w:val="left"/>
+      <w:pPr>
+        <w:ind w:left="2160" w:hanging="360"/>
+      </w:pPr>
+      <w:rPr>
+        <w:rFonts w:ascii="Wingdings" w:hAnsi="Wingdings" w:cs="Wingdings" w:hint="default"/>
+      </w:rPr>
     </w:lvl>
     <w:lvl w:ilvl="3">
       <w:numFmt w:val="bullet"/>
-      <w:lvlText w:val="–"/>
-      <w:lvlJc w:val="left"/>
-      <w:pPr>
-        <w:ind w:left="2880" w:hanging="480"/>
-      </w:pPr>
+      <w:lvlText w:val=""/>
+      <w:lvlJc w:val="left"/>
+      <w:pPr>
+        <w:ind w:left="2880" w:hanging="360"/>
+      </w:pPr>
+      <w:rPr>
+        <w:rFonts w:ascii="Symbol" w:hAnsi="Symbol" w:cs="Symbol" w:hint="default"/>
+      </w:rPr>
     </w:lvl>
     <w:lvl w:ilvl="4">
       <w:numFmt w:val="bullet"/>
-      <w:lvlText w:val="•"/>
-      <w:lvlJc w:val="left"/>
-      <w:pPr>
-        <w:ind w:left="3600" w:hanging="480"/>
-      </w:pPr>
+      <w:lvlText w:val="o"/>
+      <w:lvlJc w:val="left"/>
+      <w:pPr>
+        <w:ind w:left="3600" w:hanging="360"/>
+      </w:pPr>
+      <w:rPr>
+        <w:rFonts w:ascii="Courier New" w:hAnsi="Courier New" w:cs="Courier New" w:hint="default"/>
+      </w:rPr>
     </w:lvl>
     <w:lvl w:ilvl="5">
       <w:numFmt w:val="bullet"/>
-      <w:lvlText w:val="–"/>
-      <w:lvlJc w:val="left"/>
-      <w:pPr>
-        <w:ind w:left="4320" w:hanging="480"/>
-      </w:pPr>
+      <w:lvlText w:val=""/>
+      <w:lvlJc w:val="left"/>
+      <w:pPr>
+        <w:ind w:left="4320" w:hanging="360"/>
+      </w:pPr>
+      <w:rPr>
+        <w:rFonts w:ascii="Wingdings" w:hAnsi="Wingdings" w:cs="Wingdings" w:hint="default"/>
+      </w:rPr>
     </w:lvl>
     <w:lvl w:ilvl="6">
       <w:numFmt w:val="bullet"/>
-      <w:lvlText w:val="•"/>
-      <w:lvlJc w:val="left"/>
-      <w:pPr>
-        <w:ind w:left="5040" w:hanging="480"/>
-      </w:pPr>
+      <w:lvlText w:val=""/>
+      <w:lvlJc w:val="left"/>
+      <w:pPr>
+        <w:ind w:left="5040" w:hanging="360"/>
+      </w:pPr>
+      <w:rPr>
+        <w:rFonts w:ascii="Symbol" w:hAnsi="Symbol" w:cs="Symbol" w:hint="default"/>
+      </w:rPr>
     </w:lvl>
     <w:lvl w:ilvl="7">
       <w:numFmt w:val="bullet"/>
-      <w:lvlText w:val="–"/>
-      <w:lvlJc w:val="left"/>
-      <w:pPr>
-        <w:ind w:left="5760" w:hanging="480"/>
-      </w:pPr>
+      <w:lvlText w:val="o"/>
+      <w:lvlJc w:val="left"/>
+      <w:pPr>
+        <w:ind w:left="5760" w:hanging="360"/>
+      </w:pPr>
+      <w:rPr>
+        <w:rFonts w:ascii="Courier New" w:hAnsi="Courier New" w:cs="Courier New" w:hint="default"/>
+      </w:rPr>
     </w:lvl>
     <w:lvl w:ilvl="8">
       <w:numFmt w:val="bullet"/>
-      <w:lvlText w:val="•"/>
-      <w:lvlJc w:val="left"/>
-      <w:pPr>
-        <w:ind w:left="6480" w:hanging="480"/>
-      </w:pPr>
+      <w:lvlText w:val=""/>
+      <w:lvlJc w:val="left"/>
+      <w:pPr>
+        <w:ind w:left="6480" w:hanging="360"/>
+      </w:pPr>
+      <w:rPr>
+        <w:rFonts w:ascii="Wingdings" w:hAnsi="Wingdings" w:cs="Wingdings" w:hint="default"/>
+      </w:rPr>
     </w:lvl>
   </w:abstractNum>
   <w:num w:numId="1000">
@@ -1378,9 +1406,21 @@
     </w:lvlOverride>
   </w:num>
   <w:num w:numId="1004">
-    <w:abstractNumId w:val="991"/>
+    <w:abstractNumId w:val="992"/>
   </w:num>
   <w:num w:numId="1005">
+    <w:abstractNumId w:val="992"/>
+  </w:num>
+  <w:num w:numId="1006">
+    <w:abstractNumId w:val="992"/>
+  </w:num>
+  <w:num w:numId="1007">
+    <w:abstractNumId w:val="992"/>
+  </w:num>
+  <w:num w:numId="1008">
+    <w:abstractNumId w:val="992"/>
+  </w:num>
+  <w:num w:numId="1009">
     <w:abstractNumId w:val="991"/>
   </w:num>
 </w:numbering>
@@ -1391,10 +1431,10 @@
   <w:docDefaults>
     <w:rPrDefault>
       <w:rPr>
-        <w:rFonts w:asciiTheme="minorHAnsi" w:cstheme="minorBidi" w:eastAsiaTheme="minorHAnsi" w:hAnsiTheme="minorHAnsi"/>
+        <w:rFonts w:asciiTheme="minorHAnsi" w:cstheme="minorBidi" w:eastAsiaTheme="minorEastAsia" w:hAnsiTheme="minorHAnsi"/>
         <w:sz w:val="24"/>
         <w:szCs w:val="24"/>
-        <w:lang w:bidi="ar-SA" w:eastAsia="en-US" w:val="es-ES"/>
+        <w:lang w:bidi="ar-SA" w:eastAsia="zh-CN" w:val="es-ES"/>
       </w:rPr>
     </w:rPrDefault>
     <w:pPrDefault>
@@ -1435,57 +1475,94 @@
     <w:name w:val="Title"/>
     <w:basedOn w:val="Normal"/>
     <w:next w:val="BodyText"/>
+    <w:link w:val="TitleChar"/>
+    <w:uiPriority w:val="10"/>
     <w:qFormat/>
+    <w:rsid w:val="00A10FD9"/>
     <w:pPr>
-      <w:keepNext/>
-      <w:keepLines/>
-      <w:spacing w:after="240" w:before="480"/>
+      <w:spacing w:after="80" w:line="240" w:lineRule="auto"/>
+      <w:contextualSpacing/>
       <w:jc w:val="center"/>
     </w:pPr>
     <w:rPr>
       <w:rFonts w:asciiTheme="majorHAnsi" w:cstheme="majorBidi" w:eastAsiaTheme="majorEastAsia" w:hAnsiTheme="majorHAnsi"/>
-      <w:b/>
-      <w:bCs/>
-      <w:color w:themeColor="accent1" w:themeShade="B5" w:val="345A8A"/>
-      <w:sz w:val="36"/>
-      <w:szCs w:val="36"/>
+      <w:sz w:val="56"/>
+      <w:szCs w:val="56"/>
+    </w:rPr>
+  </w:style>
+  <w:style w:customStyle="1" w:styleId="TitleChar" w:type="character">
+    <w:name w:val="Title Char"/>
+    <w:basedOn w:val="DefaultParagraphFont"/>
+    <w:link w:val="Title"/>
+    <w:uiPriority w:val="10"/>
+    <w:rsid w:val="00A10FD9"/>
+    <w:rPr>
+      <w:rFonts w:asciiTheme="majorHAnsi" w:cstheme="majorBidi" w:eastAsiaTheme="majorEastAsia" w:hAnsiTheme="majorHAnsi"/>
+      <w:sz w:val="56"/>
+      <w:szCs w:val="56"/>
     </w:rPr>
   </w:style>
   <w:style w:styleId="Subtitle" w:type="paragraph">
     <w:name w:val="Subtitle"/>
+    <w:basedOn w:val="Title"/>
+    <w:next w:val="BodyText"/>
+    <w:link w:val="SubtitleChar"/>
+    <w:uiPriority w:val="11"/>
+    <w:qFormat/>
+    <w:rsid w:val="00A10FD9"/>
+    <w:pPr>
+      <w:numPr>
+        <w:ilvl w:val="1"/>
+      </w:numPr>
+    </w:pPr>
+    <w:rPr>
+      <w:rFonts w:cstheme="majorBidi" w:eastAsiaTheme="majorEastAsia"/>
+      <w:spacing w:val="15"/>
+      <w:sz w:val="28"/>
+      <w:szCs w:val="28"/>
+    </w:rPr>
+  </w:style>
+  <w:style w:customStyle="1" w:styleId="SubtitleChar" w:type="character">
+    <w:name w:val="Subtitle Char"/>
+    <w:basedOn w:val="DefaultParagraphFont"/>
+    <w:link w:val="Subtitle"/>
+    <w:uiPriority w:val="11"/>
+    <w:rsid w:val="00A10FD9"/>
+    <w:rPr>
+      <w:rFonts w:cstheme="majorBidi" w:eastAsiaTheme="majorEastAsia"/>
+      <w:color w:themeColor="text1" w:themeTint="A6" w:val="595959"/>
+      <w:spacing w:val="15"/>
+      <w:sz w:val="28"/>
+      <w:szCs w:val="28"/>
+    </w:rPr>
+  </w:style>
+  <w:style w:customStyle="1" w:styleId="Author" w:type="paragraph">
+    <w:name w:val="Author"/>
     <w:basedOn w:val="Title"/>
     <w:next w:val="BodyText"/>
     <w:qFormat/>
     <w:pPr>
       <w:keepNext/>
       <w:keepLines/>
-      <w:spacing w:after="240" w:before="240"/>
-      <w:jc w:val="center"/>
     </w:pPr>
     <w:rPr>
-      <w:sz w:val="30"/>
-      <w:szCs w:val="30"/>
-    </w:rPr>
-  </w:style>
-  <w:style w:customStyle="1" w:styleId="Author" w:type="paragraph">
-    <w:name w:val="Author"/>
+      <w:sz w:val="24"/>
+      <w:szCs w:val="24"/>
+    </w:rPr>
+  </w:style>
+  <w:style w:styleId="Date" w:type="paragraph">
+    <w:name w:val="Date"/>
+    <w:basedOn w:val="Title"/>
     <w:next w:val="BodyText"/>
     <w:qFormat/>
     <w:pPr>
       <w:keepNext/>
       <w:keepLines/>
-      <w:jc w:val="center"/>
     </w:pPr>
-  </w:style>
-  <w:style w:styleId="Date" w:type="paragraph">
-    <w:name w:val="Date"/>
-    <w:next w:val="BodyText"/>
-    <w:qFormat/>
-    <w:pPr>
-      <w:keepNext/>
-      <w:keepLines/>
-      <w:jc w:val="center"/>
-    </w:pPr>
+    <w:rPr>
+      <w:sz w:val="24"/>
+      <w:szCs w:val="24"/>
+    </w:rPr>
   </w:style>
   <w:style w:customStyle="1" w:styleId="AbstractTitle" w:type="paragraph">
     <w:name w:val="Abstract Title"/>
@@ -1500,7 +1577,6 @@
     </w:pPr>
     <w:rPr>
       <w:b/>
-      <w:color w:val="345A8A"/>
       <w:sz w:val="20"/>
       <w:szCs w:val="20"/>
     </w:rPr>
@@ -1529,191 +1605,321 @@
     <w:rPr/>
   </w:style>
   <w:style w:styleId="Heading1" w:type="paragraph">
-    <w:name w:val="Heading 1"/>
+    <w:name w:val="heading 1"/>
     <w:basedOn w:val="Normal"/>
     <w:next w:val="BodyText"/>
+    <w:link w:val="Heading1Char"/>
     <w:uiPriority w:val="9"/>
     <w:qFormat/>
+    <w:rsid w:val="00A10FD9"/>
     <w:pPr>
       <w:keepNext/>
       <w:keepLines/>
-      <w:spacing w:after="0" w:before="480"/>
+      <w:spacing w:after="80" w:before="360"/>
       <w:outlineLvl w:val="0"/>
     </w:pPr>
     <w:rPr>
       <w:rFonts w:asciiTheme="majorHAnsi" w:cstheme="majorBidi" w:eastAsiaTheme="majorEastAsia" w:hAnsiTheme="majorHAnsi"/>
-      <w:b/>
-      <w:bCs/>
-      <w:color w:themeColor="accent1" w:val="4F81BD"/>
-      <w:sz w:val="32"/>
-      <w:szCs w:val="32"/>
+      <w:color w:themeColor="accent1" w:themeShade="BF" w:val="0F4761"/>
+      <w:sz w:val="40"/>
+      <w:szCs w:val="40"/>
     </w:rPr>
   </w:style>
   <w:style w:styleId="Heading2" w:type="paragraph">
-    <w:name w:val="Heading 2"/>
+    <w:name w:val="heading 2"/>
     <w:basedOn w:val="Normal"/>
     <w:next w:val="BodyText"/>
+    <w:link w:val="Heading2Char"/>
     <w:uiPriority w:val="9"/>
+    <w:semiHidden/>
     <w:unhideWhenUsed/>
     <w:qFormat/>
+    <w:rsid w:val="00A10FD9"/>
     <w:pPr>
       <w:keepNext/>
       <w:keepLines/>
-      <w:spacing w:after="0" w:before="200"/>
+      <w:spacing w:after="80" w:before="160"/>
       <w:outlineLvl w:val="1"/>
     </w:pPr>
     <w:rPr>
       <w:rFonts w:asciiTheme="majorHAnsi" w:cstheme="majorBidi" w:eastAsiaTheme="majorEastAsia" w:hAnsiTheme="majorHAnsi"/>
-      <w:b/>
-      <w:bCs/>
-      <w:color w:themeColor="accent1" w:val="4F81BD"/>
-      <w:sz w:val="28"/>
-      <w:szCs w:val="28"/>
+      <w:color w:themeColor="accent1" w:themeShade="BF" w:val="0F4761"/>
+      <w:sz w:val="32"/>
+      <w:szCs w:val="32"/>
     </w:rPr>
   </w:style>
   <w:style w:styleId="Heading3" w:type="paragraph">
-    <w:name w:val="Heading 3"/>
+    <w:name w:val="heading 3"/>
     <w:basedOn w:val="Normal"/>
     <w:next w:val="BodyText"/>
+    <w:link w:val="Heading3Char"/>
     <w:uiPriority w:val="9"/>
+    <w:semiHidden/>
     <w:unhideWhenUsed/>
     <w:qFormat/>
+    <w:rsid w:val="00A10FD9"/>
     <w:pPr>
       <w:keepNext/>
       <w:keepLines/>
-      <w:spacing w:after="0" w:before="200"/>
+      <w:spacing w:after="80" w:before="160"/>
       <w:outlineLvl w:val="2"/>
     </w:pPr>
     <w:rPr>
-      <w:rFonts w:asciiTheme="majorHAnsi" w:cstheme="majorBidi" w:eastAsiaTheme="majorEastAsia" w:hAnsiTheme="majorHAnsi"/>
-      <w:b/>
-      <w:bCs/>
-      <w:color w:themeColor="accent1" w:val="4F81BD"/>
-      <w:sz w:val="24"/>
-      <w:szCs w:val="24"/>
+      <w:rFonts w:cstheme="majorBidi" w:eastAsiaTheme="majorEastAsia"/>
+      <w:color w:themeColor="accent1" w:themeShade="BF" w:val="0F4761"/>
+      <w:sz w:val="28"/>
+      <w:szCs w:val="28"/>
     </w:rPr>
   </w:style>
   <w:style w:styleId="Heading4" w:type="paragraph">
-    <w:name w:val="Heading 4"/>
+    <w:name w:val="heading 4"/>
     <w:basedOn w:val="Normal"/>
     <w:next w:val="BodyText"/>
+    <w:link w:val="Heading4Char"/>
     <w:uiPriority w:val="9"/>
+    <w:semiHidden/>
     <w:unhideWhenUsed/>
     <w:qFormat/>
+    <w:rsid w:val="00A10FD9"/>
     <w:pPr>
       <w:keepNext/>
       <w:keepLines/>
-      <w:spacing w:after="0" w:before="200"/>
+      <w:spacing w:after="40" w:before="80"/>
       <w:outlineLvl w:val="3"/>
     </w:pPr>
     <w:rPr>
-      <w:rFonts w:asciiTheme="majorHAnsi" w:cstheme="majorBidi" w:eastAsiaTheme="majorEastAsia" w:hAnsiTheme="majorHAnsi"/>
-      <w:bCs/>
+      <w:rFonts w:cstheme="majorBidi" w:eastAsiaTheme="majorEastAsia"/>
       <w:i/>
-      <w:color w:themeColor="accent1" w:val="4F81BD"/>
-      <w:sz w:val="24"/>
-      <w:szCs w:val="24"/>
+      <w:iCs/>
+      <w:color w:themeColor="accent1" w:themeShade="BF" w:val="0F4761"/>
     </w:rPr>
   </w:style>
   <w:style w:styleId="Heading5" w:type="paragraph">
-    <w:name w:val="Heading 5"/>
+    <w:name w:val="heading 5"/>
     <w:basedOn w:val="Normal"/>
     <w:next w:val="BodyText"/>
+    <w:link w:val="Heading5Char"/>
     <w:uiPriority w:val="9"/>
+    <w:semiHidden/>
     <w:unhideWhenUsed/>
     <w:qFormat/>
+    <w:rsid w:val="00A10FD9"/>
     <w:pPr>
       <w:keepNext/>
       <w:keepLines/>
-      <w:spacing w:after="0" w:before="200"/>
+      <w:spacing w:after="40" w:before="80"/>
       <w:outlineLvl w:val="4"/>
     </w:pPr>
     <w:rPr>
-      <w:rFonts w:asciiTheme="majorHAnsi" w:cstheme="majorBidi" w:eastAsiaTheme="majorEastAsia" w:hAnsiTheme="majorHAnsi"/>
-      <w:iCs/>
-      <w:color w:themeColor="accent1" w:val="4F81BD"/>
-      <w:sz w:val="24"/>
-      <w:szCs w:val="24"/>
+      <w:rFonts w:cstheme="majorBidi" w:eastAsiaTheme="majorEastAsia"/>
+      <w:color w:themeColor="accent1" w:themeShade="BF" w:val="0F4761"/>
     </w:rPr>
   </w:style>
   <w:style w:styleId="Heading6" w:type="paragraph">
-    <w:name w:val="Heading 6"/>
+    <w:name w:val="heading 6"/>
     <w:basedOn w:val="Normal"/>
     <w:next w:val="BodyText"/>
+    <w:link w:val="Heading6Char"/>
     <w:uiPriority w:val="9"/>
+    <w:semiHidden/>
     <w:unhideWhenUsed/>
     <w:qFormat/>
+    <w:rsid w:val="00A10FD9"/>
     <w:pPr>
       <w:keepNext/>
       <w:keepLines/>
-      <w:spacing w:after="0" w:before="200"/>
+      <w:spacing w:after="0" w:before="40"/>
       <w:outlineLvl w:val="5"/>
     </w:pPr>
     <w:rPr>
-      <w:rFonts w:asciiTheme="majorHAnsi" w:cstheme="majorBidi" w:eastAsiaTheme="majorEastAsia" w:hAnsiTheme="majorHAnsi"/>
-      <w:color w:themeColor="accent1" w:val="4F81BD"/>
-      <w:sz w:val="24"/>
-      <w:szCs w:val="24"/>
+      <w:rFonts w:cstheme="majorBidi" w:eastAsiaTheme="majorEastAsia"/>
+      <w:i/>
+      <w:iCs/>
+      <w:color w:themeColor="text1" w:themeTint="A6" w:val="595959"/>
     </w:rPr>
   </w:style>
   <w:style w:styleId="Heading7" w:type="paragraph">
-    <w:name w:val="Heading 7"/>
+    <w:name w:val="heading 7"/>
     <w:basedOn w:val="Normal"/>
     <w:next w:val="BodyText"/>
+    <w:link w:val="Heading7Char"/>
     <w:uiPriority w:val="9"/>
+    <w:semiHidden/>
     <w:unhideWhenUsed/>
     <w:qFormat/>
+    <w:rsid w:val="00A10FD9"/>
     <w:pPr>
       <w:keepNext/>
       <w:keepLines/>
-      <w:spacing w:after="0" w:before="200"/>
+      <w:spacing w:after="0" w:before="40"/>
       <w:outlineLvl w:val="6"/>
     </w:pPr>
     <w:rPr>
-      <w:rFonts w:asciiTheme="majorHAnsi" w:cstheme="majorBidi" w:eastAsiaTheme="majorEastAsia" w:hAnsiTheme="majorHAnsi"/>
-      <w:color w:themeColor="accent1" w:val="4F81BD"/>
-      <w:sz w:val="24"/>
-      <w:szCs w:val="24"/>
+      <w:rFonts w:cstheme="majorBidi" w:eastAsiaTheme="majorEastAsia"/>
+      <w:color w:themeColor="text1" w:themeTint="A6" w:val="595959"/>
     </w:rPr>
   </w:style>
   <w:style w:styleId="Heading8" w:type="paragraph">
-    <w:name w:val="Heading 8"/>
+    <w:name w:val="heading 8"/>
     <w:basedOn w:val="Normal"/>
     <w:next w:val="BodyText"/>
+    <w:link w:val="Heading8Char"/>
     <w:uiPriority w:val="9"/>
+    <w:semiHidden/>
     <w:unhideWhenUsed/>
     <w:qFormat/>
+    <w:rsid w:val="00A10FD9"/>
     <w:pPr>
       <w:keepNext/>
       <w:keepLines/>
-      <w:spacing w:after="0" w:before="200"/>
+      <w:spacing w:after="0"/>
       <w:outlineLvl w:val="7"/>
     </w:pPr>
     <w:rPr>
-      <w:rFonts w:asciiTheme="majorHAnsi" w:cstheme="majorBidi" w:eastAsiaTheme="majorEastAsia" w:hAnsiTheme="majorHAnsi"/>
-      <w:color w:themeColor="accent1" w:val="4F81BD"/>
-      <w:sz w:val="24"/>
-      <w:szCs w:val="24"/>
+      <w:rFonts w:cstheme="majorBidi" w:eastAsiaTheme="majorEastAsia"/>
+      <w:i/>
+      <w:iCs/>
+      <w:color w:themeColor="text1" w:themeTint="D8" w:val="272727"/>
     </w:rPr>
   </w:style>
   <w:style w:styleId="Heading9" w:type="paragraph">
-    <w:name w:val="Heading 9"/>
+    <w:name w:val="heading 9"/>
     <w:basedOn w:val="Normal"/>
     <w:next w:val="BodyText"/>
+    <w:link w:val="Heading9Char"/>
     <w:uiPriority w:val="9"/>
+    <w:semiHidden/>
     <w:unhideWhenUsed/>
     <w:qFormat/>
+    <w:rsid w:val="00A10FD9"/>
     <w:pPr>
       <w:keepNext/>
       <w:keepLines/>
-      <w:spacing w:after="0" w:before="200"/>
+      <w:spacing w:after="0"/>
       <w:outlineLvl w:val="8"/>
     </w:pPr>
     <w:rPr>
+      <w:rFonts w:cstheme="majorBidi" w:eastAsiaTheme="majorEastAsia"/>
+      <w:color w:themeColor="text1" w:themeTint="D8" w:val="272727"/>
+    </w:rPr>
+  </w:style>
+  <w:style w:customStyle="1" w:styleId="Heading1Char" w:type="character">
+    <w:name w:val="Heading 1 Char"/>
+    <w:basedOn w:val="DefaultParagraphFont"/>
+    <w:link w:val="Heading1"/>
+    <w:uiPriority w:val="9"/>
+    <w:rsid w:val="00A10FD9"/>
+    <w:rPr>
       <w:rFonts w:asciiTheme="majorHAnsi" w:cstheme="majorBidi" w:eastAsiaTheme="majorEastAsia" w:hAnsiTheme="majorHAnsi"/>
-      <w:color w:themeColor="accent1" w:val="4F81BD"/>
-      <w:sz w:val="24"/>
-      <w:szCs w:val="24"/>
+      <w:color w:themeColor="accent1" w:themeShade="BF" w:val="0F4761"/>
+      <w:sz w:val="40"/>
+      <w:szCs w:val="40"/>
+    </w:rPr>
+  </w:style>
+  <w:style w:customStyle="1" w:styleId="Heading2Char" w:type="character">
+    <w:name w:val="Heading 2 Char"/>
+    <w:basedOn w:val="DefaultParagraphFont"/>
+    <w:link w:val="Heading2"/>
+    <w:uiPriority w:val="9"/>
+    <w:semiHidden/>
+    <w:rsid w:val="00A10FD9"/>
+    <w:rPr>
+      <w:rFonts w:asciiTheme="majorHAnsi" w:cstheme="majorBidi" w:eastAsiaTheme="majorEastAsia" w:hAnsiTheme="majorHAnsi"/>
+      <w:color w:themeColor="accent1" w:themeShade="BF" w:val="0F4761"/>
+      <w:sz w:val="32"/>
+      <w:szCs w:val="32"/>
+    </w:rPr>
+  </w:style>
+  <w:style w:customStyle="1" w:styleId="Heading3Char" w:type="character">
+    <w:name w:val="Heading 3 Char"/>
+    <w:basedOn w:val="DefaultParagraphFont"/>
+    <w:link w:val="Heading3"/>
+    <w:uiPriority w:val="9"/>
+    <w:semiHidden/>
+    <w:rsid w:val="00A10FD9"/>
+    <w:rPr>
+      <w:rFonts w:cstheme="majorBidi" w:eastAsiaTheme="majorEastAsia"/>
+      <w:color w:themeColor="accent1" w:themeShade="BF" w:val="0F4761"/>
+      <w:sz w:val="28"/>
+      <w:szCs w:val="28"/>
+    </w:rPr>
+  </w:style>
+  <w:style w:customStyle="1" w:styleId="Heading4Char" w:type="character">
+    <w:name w:val="Heading 4 Char"/>
+    <w:basedOn w:val="DefaultParagraphFont"/>
+    <w:link w:val="Heading4"/>
+    <w:uiPriority w:val="9"/>
+    <w:semiHidden/>
+    <w:rsid w:val="00A10FD9"/>
+    <w:rPr>
+      <w:rFonts w:cstheme="majorBidi" w:eastAsiaTheme="majorEastAsia"/>
+      <w:i/>
+      <w:iCs/>
+      <w:color w:themeColor="accent1" w:themeShade="BF" w:val="0F4761"/>
+    </w:rPr>
+  </w:style>
+  <w:style w:customStyle="1" w:styleId="Heading5Char" w:type="character">
+    <w:name w:val="Heading 5 Char"/>
+    <w:basedOn w:val="DefaultParagraphFont"/>
+    <w:link w:val="Heading5"/>
+    <w:uiPriority w:val="9"/>
+    <w:semiHidden/>
+    <w:rsid w:val="00A10FD9"/>
+    <w:rPr>
+      <w:rFonts w:cstheme="majorBidi" w:eastAsiaTheme="majorEastAsia"/>
+      <w:color w:themeColor="accent1" w:themeShade="BF" w:val="0F4761"/>
+    </w:rPr>
+  </w:style>
+  <w:style w:customStyle="1" w:styleId="Heading6Char" w:type="character">
+    <w:name w:val="Heading 6 Char"/>
+    <w:basedOn w:val="DefaultParagraphFont"/>
+    <w:link w:val="Heading6"/>
+    <w:uiPriority w:val="9"/>
+    <w:semiHidden/>
+    <w:rsid w:val="00A10FD9"/>
+    <w:rPr>
+      <w:rFonts w:cstheme="majorBidi" w:eastAsiaTheme="majorEastAsia"/>
+      <w:i/>
+      <w:iCs/>
+      <w:color w:themeColor="text1" w:themeTint="A6" w:val="595959"/>
+    </w:rPr>
+  </w:style>
+  <w:style w:customStyle="1" w:styleId="Heading7Char" w:type="character">
+    <w:name w:val="Heading 7 Char"/>
+    <w:basedOn w:val="DefaultParagraphFont"/>
+    <w:link w:val="Heading7"/>
+    <w:uiPriority w:val="9"/>
+    <w:semiHidden/>
+    <w:rsid w:val="00A10FD9"/>
+    <w:rPr>
+      <w:rFonts w:cstheme="majorBidi" w:eastAsiaTheme="majorEastAsia"/>
+      <w:color w:themeColor="text1" w:themeTint="A6" w:val="595959"/>
+    </w:rPr>
+  </w:style>
+  <w:style w:customStyle="1" w:styleId="Heading8Char" w:type="character">
+    <w:name w:val="Heading 8 Char"/>
+    <w:basedOn w:val="DefaultParagraphFont"/>
+    <w:link w:val="Heading8"/>
+    <w:uiPriority w:val="9"/>
+    <w:semiHidden/>
+    <w:rsid w:val="00A10FD9"/>
+    <w:rPr>
+      <w:rFonts w:cstheme="majorBidi" w:eastAsiaTheme="majorEastAsia"/>
+      <w:i/>
+      <w:iCs/>
+      <w:color w:themeColor="text1" w:themeTint="D8" w:val="272727"/>
+    </w:rPr>
+  </w:style>
+  <w:style w:customStyle="1" w:styleId="Heading9Char" w:type="character">
+    <w:name w:val="Heading 9 Char"/>
+    <w:basedOn w:val="DefaultParagraphFont"/>
+    <w:link w:val="Heading9"/>
+    <w:uiPriority w:val="9"/>
+    <w:semiHidden/>
+    <w:rsid w:val="00A10FD9"/>
+    <w:rPr>
+      <w:rFonts w:cstheme="majorBidi" w:eastAsiaTheme="majorEastAsia"/>
+      <w:color w:themeColor="text1" w:themeTint="D8" w:val="272727"/>
     </w:rPr>
   </w:style>
   <w:style w:styleId="BlockText" w:type="paragraph">
@@ -1738,8 +1944,8 @@
   </w:style>
   <w:style w:styleId="FootnoteBlockText" w:type="paragraph">
     <w:name w:val="Footnote Block Text"/>
-    <w:basedOn w:val="Footnote Text"/>
-    <w:next w:val="Footnote Text"/>
+    <w:basedOn w:val="FootnoteText"/>
+    <w:next w:val="FootnoteText"/>
     <w:uiPriority w:val="9"/>
     <w:unhideWhenUsed/>
     <w:qFormat/>
@@ -1769,13 +1975,6 @@
       </w:tblCellMar>
     </w:tblPr>
     <w:tblStylePr w:type="firstRow">
-      <w:tblPr>
-        <w:jc w:val="left"/>
-        <w:tblInd w:type="dxa" w:w="0"/>
-      </w:tblPr>
-      <w:trPr>
-        <w:jc w:val="left"/>
-      </w:trPr>
       <w:tcPr>
         <w:tcBorders>
           <w:bottom w:val="single"/>
@@ -2131,44 +2330,44 @@
         <a:sysClr val="window" lastClr="FFFFFF"/>
       </a:lt1>
       <a:dk2>
-        <a:srgbClr val="1F497D"/>
+        <a:srgbClr val="0E2841"/>
       </a:dk2>
       <a:lt2>
-        <a:srgbClr val="EEECE1"/>
+        <a:srgbClr val="E8E8E8"/>
       </a:lt2>
       <a:accent1>
-        <a:srgbClr val="4F81BD"/>
+        <a:srgbClr val="156082"/>
       </a:accent1>
       <a:accent2>
-        <a:srgbClr val="C0504D"/>
+        <a:srgbClr val="E97132"/>
       </a:accent2>
       <a:accent3>
-        <a:srgbClr val="9BBB59"/>
+        <a:srgbClr val="196B24"/>
       </a:accent3>
       <a:accent4>
-        <a:srgbClr val="8064A2"/>
+        <a:srgbClr val="0F9ED5"/>
       </a:accent4>
       <a:accent5>
-        <a:srgbClr val="4BACC6"/>
+        <a:srgbClr val="A02B93"/>
       </a:accent5>
       <a:accent6>
-        <a:srgbClr val="F79646"/>
+        <a:srgbClr val="4EA72E"/>
       </a:accent6>
       <a:hlink>
-        <a:srgbClr val="0000FF"/>
+        <a:srgbClr val="467886"/>
       </a:hlink>
       <a:folHlink>
-        <a:srgbClr val="800080"/>
+        <a:srgbClr val="96607D"/>
       </a:folHlink>
     </a:clrScheme>
     <a:fontScheme name="Office">
       <a:majorFont>
-        <a:latin typeface="Calibri"/>
+        <a:latin typeface="Aptos Display" panose="02110004020202020204"/>
         <a:ea typeface=""/>
         <a:cs typeface=""/>
-        <a:font script="Jpan" typeface="ＭＳ ゴシック"/>
+        <a:font script="Jpan" typeface="游ゴシック Light"/>
         <a:font script="Hang" typeface="맑은 고딕"/>
-        <a:font script="Hans" typeface="宋体"/>
+        <a:font script="Hans" typeface="等线 Light"/>
         <a:font script="Hant" typeface="新細明體"/>
         <a:font script="Arab" typeface="Times New Roman"/>
         <a:font script="Hebr" typeface="Times New Roman"/>
@@ -2195,14 +2394,32 @@
         <a:font script="Mong" typeface="Mongolian Baiti"/>
         <a:font script="Viet" typeface="Times New Roman"/>
         <a:font script="Uigh" typeface="Microsoft Uighur"/>
+        <a:font script="Geor" typeface="Sylfaen"/>
+        <a:font script="Armn" typeface="Arial"/>
+        <a:font script="Bugi" typeface="Leelawadee UI"/>
+        <a:font script="Bopo" typeface="Microsoft JhengHei"/>
+        <a:font script="Java" typeface="Javanese Text"/>
+        <a:font script="Lisu" typeface="Segoe UI"/>
+        <a:font script="Mymr" typeface="Myanmar Text"/>
+        <a:font script="Nkoo" typeface="Ebrima"/>
+        <a:font script="Olck" typeface="Nirmala UI"/>
+        <a:font script="Osma" typeface="Ebrima"/>
+        <a:font script="Phag" typeface="Phagspa"/>
+        <a:font script="Syrn" typeface="Estrangelo Edessa"/>
+        <a:font script="Syrj" typeface="Estrangelo Edessa"/>
+        <a:font script="Syre" typeface="Estrangelo Edessa"/>
+        <a:font script="Sora" typeface="Nirmala UI"/>
+        <a:font script="Tale" typeface="Microsoft Tai Le"/>
+        <a:font script="Talu" typeface="Microsoft New Tai Lue"/>
+        <a:font script="Tfng" typeface="Ebrima"/>
       </a:majorFont>
       <a:minorFont>
-        <a:latin typeface="Cambria"/>
+        <a:latin typeface="Aptos" panose="02110004020202020204"/>
         <a:ea typeface=""/>
         <a:cs typeface=""/>
-        <a:font script="Jpan" typeface="ＭＳ 明朝"/>
+        <a:font script="Jpan" typeface="游明朝"/>
         <a:font script="Hang" typeface="맑은 고딕"/>
-        <a:font script="Hans" typeface="宋体"/>
+        <a:font script="Hans" typeface="等线"/>
         <a:font script="Hant" typeface="新細明體"/>
         <a:font script="Arab" typeface="Arial"/>
         <a:font script="Hebr" typeface="Arial"/>
@@ -2229,6 +2446,24 @@
         <a:font script="Mong" typeface="Mongolian Baiti"/>
         <a:font script="Viet" typeface="Arial"/>
         <a:font script="Uigh" typeface="Microsoft Uighur"/>
+        <a:font script="Geor" typeface="Sylfaen"/>
+        <a:font script="Armn" typeface="Arial"/>
+        <a:font script="Bugi" typeface="Leelawadee UI"/>
+        <a:font script="Bopo" typeface="Microsoft JhengHei"/>
+        <a:font script="Java" typeface="Javanese Text"/>
+        <a:font script="Lisu" typeface="Segoe UI"/>
+        <a:font script="Mymr" typeface="Myanmar Text"/>
+        <a:font script="Nkoo" typeface="Ebrima"/>
+        <a:font script="Olck" typeface="Nirmala UI"/>
+        <a:font script="Osma" typeface="Ebrima"/>
+        <a:font script="Phag" typeface="Phagspa"/>
+        <a:font script="Syrn" typeface="Estrangelo Edessa"/>
+        <a:font script="Syrj" typeface="Estrangelo Edessa"/>
+        <a:font script="Syre" typeface="Estrangelo Edessa"/>
+        <a:font script="Sora" typeface="Nirmala UI"/>
+        <a:font script="Tale" typeface="Microsoft Tai Le"/>
+        <a:font script="Talu" typeface="Microsoft New Tai Lue"/>
+        <a:font script="Tfng" typeface="Ebrima"/>
       </a:minorFont>
     </a:fontScheme>
     <a:fmtScheme name="Office">
@@ -2240,200 +2475,141 @@
           <a:gsLst>
             <a:gs pos="0">
               <a:schemeClr val="phClr">
-                <a:tint val="50000"/>
-                <a:satMod val="300000"/>
+                <a:lumMod val="110000"/>
+                <a:satMod val="105000"/>
+                <a:tint val="67000"/>
               </a:schemeClr>
             </a:gs>
-            <a:gs pos="35000">
+            <a:gs pos="50000">
               <a:schemeClr val="phClr">
-                <a:tint val="37000"/>
-                <a:satMod val="300000"/>
+                <a:lumMod val="105000"/>
+                <a:satMod val="103000"/>
+                <a:tint val="73000"/>
               </a:schemeClr>
             </a:gs>
             <a:gs pos="100000">
               <a:schemeClr val="phClr">
-                <a:tint val="15000"/>
-                <a:satMod val="350000"/>
+                <a:lumMod val="105000"/>
+                <a:satMod val="109000"/>
+                <a:tint val="81000"/>
               </a:schemeClr>
             </a:gs>
           </a:gsLst>
-          <a:lin ang="16200000" scaled="1"/>
+          <a:lin ang="5400000" scaled="0"/>
         </a:gradFill>
         <a:gradFill rotWithShape="1">
           <a:gsLst>
             <a:gs pos="0">
               <a:schemeClr val="phClr">
-                <a:tint val="100000"/>
+                <a:satMod val="103000"/>
+                <a:lumMod val="102000"/>
+                <a:tint val="94000"/>
+              </a:schemeClr>
+            </a:gs>
+            <a:gs pos="50000">
+              <a:schemeClr val="phClr">
+                <a:satMod val="110000"/>
+                <a:lumMod val="100000"/>
                 <a:shade val="100000"/>
-                <a:satMod val="130000"/>
               </a:schemeClr>
             </a:gs>
             <a:gs pos="100000">
               <a:schemeClr val="phClr">
-                <a:tint val="50000"/>
-                <a:shade val="100000"/>
-                <a:satMod val="350000"/>
+                <a:lumMod val="99000"/>
+                <a:satMod val="120000"/>
+                <a:shade val="78000"/>
               </a:schemeClr>
             </a:gs>
           </a:gsLst>
-          <a:lin ang="16200000" scaled="0"/>
+          <a:lin ang="5400000" scaled="0"/>
         </a:gradFill>
       </a:fillStyleLst>
       <a:lnStyleLst>
-        <a:ln w="9525" cap="flat" cmpd="sng" algn="ctr">
-          <a:solidFill>
-            <a:schemeClr val="phClr">
-              <a:shade val="95000"/>
-              <a:satMod val="105000"/>
-            </a:schemeClr>
-          </a:solidFill>
-          <a:prstDash val="solid"/>
-        </a:ln>
-        <a:ln w="25400" cap="flat" cmpd="sng" algn="ctr">
+        <a:ln w="6350" cap="flat" cmpd="sng" algn="ctr">
           <a:solidFill>
             <a:schemeClr val="phClr"/>
           </a:solidFill>
           <a:prstDash val="solid"/>
+          <a:miter lim="800000"/>
         </a:ln>
-        <a:ln w="38100" cap="flat" cmpd="sng" algn="ctr">
+        <a:ln w="12700" cap="flat" cmpd="sng" algn="ctr">
           <a:solidFill>
             <a:schemeClr val="phClr"/>
           </a:solidFill>
           <a:prstDash val="solid"/>
+          <a:miter lim="800000"/>
+        </a:ln>
+        <a:ln w="19050" cap="flat" cmpd="sng" algn="ctr">
+          <a:solidFill>
+            <a:schemeClr val="phClr"/>
+          </a:solidFill>
+          <a:prstDash val="solid"/>
+          <a:miter lim="800000"/>
         </a:ln>
       </a:lnStyleLst>
       <a:effectStyleLst>
         <a:effectStyle>
+          <a:effectLst/>
+        </a:effectStyle>
+        <a:effectStyle>
+          <a:effectLst/>
+        </a:effectStyle>
+        <a:effectStyle>
           <a:effectLst>
-            <a:outerShdw blurRad="40000" dist="20000" dir="5400000" rotWithShape="0">
+            <a:outerShdw blurRad="57150" dist="19050" dir="5400000" algn="ctr" rotWithShape="0">
               <a:srgbClr val="000000">
-                <a:alpha val="38000"/>
+                <a:alpha val="63000"/>
               </a:srgbClr>
             </a:outerShdw>
           </a:effectLst>
-        </a:effectStyle>
-        <a:effectStyle>
-          <a:effectLst>
-            <a:outerShdw blurRad="40000" dist="23000" dir="5400000" rotWithShape="0">
-              <a:srgbClr val="000000">
-                <a:alpha val="35000"/>
-              </a:srgbClr>
-            </a:outerShdw>
-          </a:effectLst>
-        </a:effectStyle>
-        <a:effectStyle>
-          <a:effectLst>
-            <a:outerShdw blurRad="40000" dist="23000" dir="5400000" rotWithShape="0">
-              <a:srgbClr val="000000">
-                <a:alpha val="35000"/>
-              </a:srgbClr>
-            </a:outerShdw>
-          </a:effectLst>
-          <a:scene3d>
-            <a:camera prst="orthographicFront">
-              <a:rot lat="0" lon="0" rev="0"/>
-            </a:camera>
-            <a:lightRig rig="threePt" dir="t">
-              <a:rot lat="0" lon="0" rev="1200000"/>
-            </a:lightRig>
-          </a:scene3d>
-          <a:sp3d>
-            <a:bevelT w="63500" h="25400"/>
-          </a:sp3d>
         </a:effectStyle>
       </a:effectStyleLst>
       <a:bgFillStyleLst>
         <a:solidFill>
           <a:schemeClr val="phClr"/>
         </a:solidFill>
+        <a:solidFill>
+          <a:schemeClr val="phClr">
+            <a:tint val="95000"/>
+            <a:satMod val="170000"/>
+          </a:schemeClr>
+        </a:solidFill>
         <a:gradFill rotWithShape="1">
           <a:gsLst>
             <a:gs pos="0">
               <a:schemeClr val="phClr">
-                <a:tint val="40000"/>
-                <a:satMod val="350000"/>
+                <a:tint val="93000"/>
+                <a:satMod val="150000"/>
+                <a:shade val="98000"/>
+                <a:lumMod val="102000"/>
               </a:schemeClr>
             </a:gs>
-            <a:gs pos="40000">
+            <a:gs pos="50000">
               <a:schemeClr val="phClr">
-                <a:tint val="45000"/>
-                <a:shade val="99000"/>
-                <a:satMod val="350000"/>
+                <a:tint val="98000"/>
+                <a:satMod val="130000"/>
+                <a:shade val="90000"/>
+                <a:lumMod val="103000"/>
               </a:schemeClr>
             </a:gs>
             <a:gs pos="100000">
               <a:schemeClr val="phClr">
-                <a:shade val="20000"/>
-                <a:satMod val="255000"/>
+                <a:shade val="63000"/>
+                <a:satMod val="120000"/>
               </a:schemeClr>
             </a:gs>
           </a:gsLst>
-          <a:path path="circle">
-            <a:fillToRect l="50000" t="-80000" r="50000" b="180000"/>
-          </a:path>
-        </a:gradFill>
-        <a:gradFill rotWithShape="1">
-          <a:gsLst>
-            <a:gs pos="0">
-              <a:schemeClr val="phClr">
-                <a:tint val="80000"/>
-                <a:satMod val="300000"/>
-              </a:schemeClr>
-            </a:gs>
-            <a:gs pos="100000">
-              <a:schemeClr val="phClr">
-                <a:shade val="30000"/>
-                <a:satMod val="200000"/>
-              </a:schemeClr>
-            </a:gs>
-          </a:gsLst>
-          <a:path path="circle">
-            <a:fillToRect l="50000" t="50000" r="50000" b="50000"/>
-          </a:path>
+          <a:lin ang="5400000" scaled="0"/>
         </a:gradFill>
       </a:bgFillStyleLst>
     </a:fmtScheme>
   </a:themeElements>
-  <a:objectDefaults>
-    <a:spDef>
-      <a:spPr/>
-      <a:bodyPr/>
-      <a:lstStyle/>
-      <a:style>
-        <a:lnRef idx="1">
-          <a:schemeClr val="accent1"/>
-        </a:lnRef>
-        <a:fillRef idx="3">
-          <a:schemeClr val="accent1"/>
-        </a:fillRef>
-        <a:effectRef idx="2">
-          <a:schemeClr val="accent1"/>
-        </a:effectRef>
-        <a:fontRef idx="minor">
-          <a:schemeClr val="lt1"/>
-        </a:fontRef>
-      </a:style>
-    </a:spDef>
-    <a:lnDef>
-      <a:spPr/>
-      <a:bodyPr/>
-      <a:lstStyle/>
-      <a:style>
-        <a:lnRef idx="2">
-          <a:schemeClr val="accent1"/>
-        </a:lnRef>
-        <a:fillRef idx="0">
-          <a:schemeClr val="accent1"/>
-        </a:fillRef>
-        <a:effectRef idx="1">
-          <a:schemeClr val="accent1"/>
-        </a:effectRef>
-        <a:fontRef idx="minor">
-          <a:schemeClr val="tx1"/>
-        </a:fontRef>
-      </a:style>
-    </a:lnDef>
-  </a:objectDefaults>
+  <a:objectDefaults/>
   <a:extraClrSchemeLst/>
+  <a:extLst>
+    <a:ext uri="{05A4C25C-085E-4340-85A3-A5531E510DB2}">
+      <thm15:themeFamily xmlns:thm15="http://schemas.microsoft.com/office/thememl/2012/main" name="Office Theme" id="{2E142A2C-CD16-42D6-873A-C26D2A0506FA}" vid="{1BDDFF52-6CD6-40A5-AB3C-68EB2F1E4D0A}"/>
+    </a:ext>
+  </a:extLst>
 </a:theme>
 </file>